--- a/материалы/Metodicheskie_ukazania_po_oformleniyu_uchebnykh_rabot.docx
+++ b/материалы/Metodicheskie_ukazania_po_oformleniyu_uchebnykh_rabot.docx
@@ -1,6 +1,6 @@
 
 <file path=word/document.xml><?xml version="1.0" encoding="utf-8"?>
-<w:document xmlns:wpc="http://schemas.microsoft.com/office/word/2010/wordprocessingCanvas" xmlns:cx="http://schemas.microsoft.com/office/drawing/2014/chartex" xmlns:cx1="http://schemas.microsoft.com/office/drawing/2015/9/8/chartex" xmlns:cx2="http://schemas.microsoft.com/office/drawing/2015/10/21/chartex" xmlns:cx3="http://schemas.microsoft.com/office/drawing/2016/5/9/chartex" xmlns:cx4="http://schemas.microsoft.com/office/drawing/2016/5/10/chartex" xmlns:cx5="http://schemas.microsoft.com/office/drawing/2016/5/11/chartex" xmlns:cx6="http://schemas.microsoft.com/office/drawing/2016/5/12/chartex" xmlns:cx7="http://schemas.microsoft.com/office/drawing/2016/5/13/chartex" xmlns:cx8="http://schemas.microsoft.com/office/drawing/2016/5/14/chartex" xmlns:mc="http://schemas.openxmlformats.org/markup-compatibility/2006" xmlns:aink="http://schemas.microsoft.com/office/drawing/2016/ink" xmlns:am3d="http://schemas.microsoft.com/office/drawing/2017/model3d" xmlns:o="urn:schemas-microsoft-com:office:office" xmlns:r="http://schemas.openxmlformats.org/officeDocument/2006/relationships" xmlns:m="http://schemas.openxmlformats.org/officeDocument/2006/math" xmlns:v="urn:schemas-microsoft-com:vml" xmlns:wp14="http://schemas.microsoft.com/office/word/2010/wordprocessingDrawing" xmlns:wp="http://schemas.openxmlformats.org/drawingml/2006/wordprocessingDrawing" xmlns:w10="urn:schemas-microsoft-com:office:word" xmlns:w="http://schemas.openxmlformats.org/wordprocessingml/2006/main" xmlns:w14="http://schemas.microsoft.com/office/word/2010/wordml" xmlns:w15="http://schemas.microsoft.com/office/word/2012/wordml" xmlns:w16cex="http://schemas.microsoft.com/office/word/2018/wordml/cex" xmlns:w16cid="http://schemas.microsoft.com/office/word/2016/wordml/cid" xmlns:w16="http://schemas.microsoft.com/office/word/2018/wordml" xmlns:w16se="http://schemas.microsoft.com/office/word/2015/wordml/symex" xmlns:wpg="http://schemas.microsoft.com/office/word/2010/wordprocessingGroup" xmlns:wpi="http://schemas.microsoft.com/office/word/2010/wordprocessingInk" xmlns:wne="http://schemas.microsoft.com/office/word/2006/wordml" xmlns:wps="http://schemas.microsoft.com/office/word/2010/wordprocessingShape" mc:Ignorable="w14 w15 w16se w16cid w16 w16cex wp14">
+<w:document xmlns:wpc="http://schemas.microsoft.com/office/word/2010/wordprocessingCanvas" xmlns:cx="http://schemas.microsoft.com/office/drawing/2014/chartex" xmlns:mc="http://schemas.openxmlformats.org/markup-compatibility/2006" xmlns:o="urn:schemas-microsoft-com:office:office" xmlns:r="http://schemas.openxmlformats.org/officeDocument/2006/relationships" xmlns:m="http://schemas.openxmlformats.org/officeDocument/2006/math" xmlns:v="urn:schemas-microsoft-com:vml" xmlns:wp14="http://schemas.microsoft.com/office/word/2010/wordprocessingDrawing" xmlns:wp="http://schemas.openxmlformats.org/drawingml/2006/wordprocessingDrawing" xmlns:w10="urn:schemas-microsoft-com:office:word" xmlns:w="http://schemas.openxmlformats.org/wordprocessingml/2006/main" xmlns:w14="http://schemas.microsoft.com/office/word/2010/wordml" xmlns:w15="http://schemas.microsoft.com/office/word/2012/wordml" xmlns:w16se="http://schemas.microsoft.com/office/word/2015/wordml/symex" xmlns:wpg="http://schemas.microsoft.com/office/word/2010/wordprocessingGroup" xmlns:wpi="http://schemas.microsoft.com/office/word/2010/wordprocessingInk" xmlns:wne="http://schemas.microsoft.com/office/word/2006/wordml" xmlns:wps="http://schemas.microsoft.com/office/word/2010/wordprocessingShape" mc:Ignorable="w14 w15 w16se wp14">
   <w:body>
     <w:tbl>
       <w:tblPr>
@@ -177,13 +177,8 @@
         <w:pStyle w:val="FR2"/>
         <w:spacing w:before="0" w:line="360" w:lineRule="auto"/>
       </w:pPr>
-      <w:proofErr w:type="spellStart"/>
-      <w:r>
-        <w:t>Непомящий</w:t>
-      </w:r>
-      <w:proofErr w:type="spellEnd"/>
-      <w:r>
-        <w:t xml:space="preserve"> А.В. </w:t>
+      <w:r>
+        <w:t xml:space="preserve">Непомящий А.В. </w:t>
       </w:r>
     </w:p>
     <w:p>
@@ -4713,15 +4708,7 @@
         <w:t xml:space="preserve">– </w:t>
       </w:r>
       <w:r>
-        <w:t xml:space="preserve">12 пт. Для формул, примечаний, текста в таблицах может использоваться как шрифт размера 14 </w:t>
-      </w:r>
-      <w:proofErr w:type="spellStart"/>
-      <w:r>
-        <w:t>пт</w:t>
-      </w:r>
-      <w:proofErr w:type="spellEnd"/>
-      <w:r>
-        <w:t xml:space="preserve">, так и шрифт размера 12 пт. </w:t>
+        <w:t xml:space="preserve">12 пт. Для формул, примечаний, текста в таблицах может использоваться как шрифт размера 14 пт, так и шрифт размера 12 пт. </w:t>
       </w:r>
     </w:p>
     <w:p>
@@ -5078,89 +5065,73 @@
         <w:rPr>
           <w:highlight w:val="yellow"/>
         </w:rPr>
-        <w:t xml:space="preserve">14 </w:t>
-      </w:r>
-      <w:proofErr w:type="spellStart"/>
+        <w:t>14 пт</w:t>
+      </w:r>
       <w:r>
         <w:rPr>
           <w:highlight w:val="yellow"/>
         </w:rPr>
-        <w:t>пт</w:t>
-      </w:r>
-      <w:proofErr w:type="spellEnd"/>
+        <w:t>;</w:t>
+      </w:r>
       <w:r>
         <w:rPr>
           <w:highlight w:val="yellow"/>
         </w:rPr>
-        <w:t>;</w:t>
+        <w:t xml:space="preserve"> в</w:t>
       </w:r>
       <w:r>
         <w:rPr>
           <w:highlight w:val="yellow"/>
         </w:rPr>
-        <w:t xml:space="preserve"> в</w:t>
+        <w:t xml:space="preserve">ыравнивание текста – по центру, </w:t>
       </w:r>
       <w:r>
         <w:rPr>
           <w:highlight w:val="yellow"/>
         </w:rPr>
-        <w:t xml:space="preserve">ыравнивание текста – по центру, </w:t>
+        <w:t xml:space="preserve">дополнительных </w:t>
       </w:r>
       <w:r>
         <w:rPr>
           <w:highlight w:val="yellow"/>
         </w:rPr>
-        <w:t xml:space="preserve">дополнительных </w:t>
+        <w:t>отступо</w:t>
       </w:r>
       <w:r>
         <w:rPr>
           <w:highlight w:val="yellow"/>
         </w:rPr>
-        <w:t>отступо</w:t>
+        <w:t xml:space="preserve">в текста справа и слева нет; </w:t>
       </w:r>
       <w:r>
         <w:rPr>
           <w:highlight w:val="yellow"/>
         </w:rPr>
-        <w:t xml:space="preserve">в текста справа и слева нет; </w:t>
+        <w:t xml:space="preserve">межстрочный интервал – 1,5; отступа первой строки нет, </w:t>
       </w:r>
       <w:r>
         <w:rPr>
           <w:highlight w:val="yellow"/>
         </w:rPr>
-        <w:t xml:space="preserve">межстрочный интервал – 1,5; отступа первой строки нет, </w:t>
+        <w:t>интервал</w:t>
       </w:r>
       <w:r>
         <w:rPr>
           <w:highlight w:val="yellow"/>
         </w:rPr>
-        <w:t>интервал</w:t>
+        <w:t xml:space="preserve"> перед абзацем – 10</w:t>
       </w:r>
       <w:r>
         <w:rPr>
           <w:highlight w:val="yellow"/>
         </w:rPr>
-        <w:t xml:space="preserve"> перед абзацем – 10</w:t>
+        <w:t xml:space="preserve"> </w:t>
       </w:r>
       <w:r>
         <w:rPr>
           <w:highlight w:val="yellow"/>
         </w:rPr>
-        <w:t xml:space="preserve"> </w:t>
-      </w:r>
-      <w:proofErr w:type="spellStart"/>
-      <w:r>
-        <w:rPr>
-          <w:highlight w:val="yellow"/>
-        </w:rPr>
-        <w:t>пт</w:t>
-      </w:r>
-      <w:proofErr w:type="spellEnd"/>
-      <w:r>
-        <w:rPr>
-          <w:highlight w:val="yellow"/>
-        </w:rPr>
-        <w:t xml:space="preserve">, </w:t>
+        <w:t xml:space="preserve">пт, </w:t>
       </w:r>
       <w:r>
         <w:rPr>
@@ -5352,7 +5323,7 @@
               </wp:anchor>
             </w:drawing>
           </mc:Choice>
-          <mc:Fallback>
+          <mc:Fallback xmlns:w16="http://schemas.microsoft.com/office/word/2018/wordml" xmlns:w16cid="http://schemas.microsoft.com/office/word/2016/wordml/cid" xmlns:w16cex="http://schemas.microsoft.com/office/word/2018/wordml/cex" xmlns:am3d="http://schemas.microsoft.com/office/drawing/2017/model3d" xmlns:aink="http://schemas.microsoft.com/office/drawing/2016/ink" xmlns:cx8="http://schemas.microsoft.com/office/drawing/2016/5/14/chartex" xmlns:cx7="http://schemas.microsoft.com/office/drawing/2016/5/13/chartex" xmlns:cx6="http://schemas.microsoft.com/office/drawing/2016/5/12/chartex" xmlns:cx5="http://schemas.microsoft.com/office/drawing/2016/5/11/chartex" xmlns:cx4="http://schemas.microsoft.com/office/drawing/2016/5/10/chartex" xmlns:cx3="http://schemas.microsoft.com/office/drawing/2016/5/9/chartex" xmlns:cx2="http://schemas.microsoft.com/office/drawing/2015/10/21/chartex" xmlns:cx1="http://schemas.microsoft.com/office/drawing/2015/9/8/chartex">
             <w:pict>
               <v:rect w14:anchorId="1235C8B4" id="Rectangle 19" o:spid="_x0000_s1026" style="position:absolute;margin-left:-7.05pt;margin-top:14.25pt;width:481.5pt;height:112.5pt;z-index:251678720;visibility:visible;mso-wrap-style:square;mso-width-percent:0;mso-height-percent:0;mso-wrap-distance-left:9pt;mso-wrap-distance-top:0;mso-wrap-distance-right:9pt;mso-wrap-distance-bottom:0;mso-position-horizontal:absolute;mso-position-horizontal-relative:text;mso-position-vertical:absolute;mso-position-vertical-relative:text;mso-width-percent:0;mso-height-percent:0;mso-width-relative:margin;mso-height-relative:margin;v-text-anchor:middle" o:gfxdata="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" filled="f" strokeweight="1pt">
                 <v:stroke dashstyle="dash"/>
@@ -5382,15 +5353,7 @@
         <w:br/>
       </w:r>
       <w:r>
-        <w:t xml:space="preserve">на </w:t>
-      </w:r>
-      <w:proofErr w:type="spellStart"/>
-      <w:r>
-        <w:t>высокововлеченных</w:t>
-      </w:r>
-      <w:proofErr w:type="spellEnd"/>
-      <w:r>
-        <w:t xml:space="preserve"> рынках</w:t>
+        <w:t>на высокововлеченных рынках</w:t>
       </w:r>
       <w:bookmarkEnd w:id="16"/>
       <w:bookmarkEnd w:id="17"/>
@@ -5408,142 +5371,8 @@
         <w:rPr>
           <w:lang w:val="en-US"/>
         </w:rPr>
-        <w:t xml:space="preserve">Lorem ipsum dolor sit </w:t>
-      </w:r>
-      <w:proofErr w:type="spellStart"/>
-      <w:r>
-        <w:rPr>
-          <w:lang w:val="en-US"/>
-        </w:rPr>
-        <w:t>amet</w:t>
-      </w:r>
-      <w:proofErr w:type="spellEnd"/>
-      <w:r>
-        <w:rPr>
-          <w:lang w:val="en-US"/>
-        </w:rPr>
-        <w:t xml:space="preserve">, </w:t>
-      </w:r>
-      <w:proofErr w:type="spellStart"/>
-      <w:r>
-        <w:rPr>
-          <w:lang w:val="en-US"/>
-        </w:rPr>
-        <w:t>consectetur</w:t>
-      </w:r>
-      <w:proofErr w:type="spellEnd"/>
-      <w:r>
-        <w:rPr>
-          <w:lang w:val="en-US"/>
-        </w:rPr>
-        <w:t xml:space="preserve"> </w:t>
-      </w:r>
-      <w:proofErr w:type="spellStart"/>
-      <w:r>
-        <w:rPr>
-          <w:lang w:val="en-US"/>
-        </w:rPr>
-        <w:t>adipiscing</w:t>
-      </w:r>
-      <w:proofErr w:type="spellEnd"/>
-      <w:r>
-        <w:rPr>
-          <w:lang w:val="en-US"/>
-        </w:rPr>
-        <w:t xml:space="preserve"> </w:t>
-      </w:r>
-      <w:proofErr w:type="spellStart"/>
-      <w:r>
-        <w:rPr>
-          <w:lang w:val="en-US"/>
-        </w:rPr>
-        <w:t>elit</w:t>
-      </w:r>
-      <w:proofErr w:type="spellEnd"/>
-      <w:r>
-        <w:rPr>
-          <w:lang w:val="en-US"/>
-        </w:rPr>
-        <w:t xml:space="preserve">, sed do </w:t>
-      </w:r>
-      <w:proofErr w:type="spellStart"/>
-      <w:r>
-        <w:rPr>
-          <w:lang w:val="en-US"/>
-        </w:rPr>
-        <w:t>eiusmod</w:t>
-      </w:r>
-      <w:proofErr w:type="spellEnd"/>
-      <w:r>
-        <w:rPr>
-          <w:lang w:val="en-US"/>
-        </w:rPr>
-        <w:t xml:space="preserve"> </w:t>
-      </w:r>
-      <w:proofErr w:type="spellStart"/>
-      <w:r>
-        <w:rPr>
-          <w:lang w:val="en-US"/>
-        </w:rPr>
-        <w:t>tempor</w:t>
-      </w:r>
-      <w:proofErr w:type="spellEnd"/>
-      <w:r>
-        <w:rPr>
-          <w:lang w:val="en-US"/>
-        </w:rPr>
-        <w:t xml:space="preserve"> </w:t>
-      </w:r>
-      <w:proofErr w:type="spellStart"/>
-      <w:r>
-        <w:rPr>
-          <w:lang w:val="en-US"/>
-        </w:rPr>
-        <w:t>incididunt</w:t>
-      </w:r>
-      <w:proofErr w:type="spellEnd"/>
-      <w:r>
-        <w:rPr>
-          <w:lang w:val="en-US"/>
-        </w:rPr>
-        <w:t xml:space="preserve"> </w:t>
-      </w:r>
-      <w:proofErr w:type="spellStart"/>
-      <w:r>
-        <w:rPr>
-          <w:lang w:val="en-US"/>
-        </w:rPr>
-        <w:t>ut</w:t>
-      </w:r>
-      <w:proofErr w:type="spellEnd"/>
-      <w:r>
-        <w:rPr>
-          <w:lang w:val="en-US"/>
-        </w:rPr>
-        <w:t xml:space="preserve"> </w:t>
-      </w:r>
-      <w:proofErr w:type="spellStart"/>
-      <w:r>
-        <w:rPr>
-          <w:lang w:val="en-US"/>
-        </w:rPr>
-        <w:t>labore</w:t>
-      </w:r>
-      <w:proofErr w:type="spellEnd"/>
-      <w:r>
-        <w:rPr>
-          <w:lang w:val="en-US"/>
-        </w:rPr>
-        <w:t xml:space="preserve"> et dolore magna </w:t>
-      </w:r>
-      <w:proofErr w:type="spellStart"/>
-      <w:r>
-        <w:rPr>
-          <w:lang w:val="en-US"/>
-        </w:rPr>
-        <w:t>aliqua</w:t>
-      </w:r>
-      <w:proofErr w:type="spellEnd"/>
+        <w:t>Lorem ipsum dolor sit amet, consectetur adipiscing elit, sed do eiusmod tempor incididunt ut labore et dolore magna aliqua</w:t>
+      </w:r>
       <w:r>
         <w:rPr>
           <w:lang w:val="en-US"/>
@@ -5641,47 +5470,19 @@
         <w:rPr>
           <w:highlight w:val="yellow"/>
         </w:rPr>
-        <w:t xml:space="preserve">14 </w:t>
-      </w:r>
-      <w:proofErr w:type="spellStart"/>
+        <w:t xml:space="preserve">14 пт, выравнивание текста – по центру. </w:t>
+      </w:r>
       <w:r>
         <w:rPr>
           <w:highlight w:val="yellow"/>
         </w:rPr>
-        <w:t>пт</w:t>
-      </w:r>
-      <w:proofErr w:type="spellEnd"/>
+        <w:t>Отступов текста справа и слева – нет; межстрочный интервал – 1,5; отступа первой строки нет, интервал перед абзацем</w:t>
+      </w:r>
       <w:r>
         <w:rPr>
           <w:highlight w:val="yellow"/>
         </w:rPr>
-        <w:t xml:space="preserve">, выравнивание текста – по центру. </w:t>
-      </w:r>
-      <w:r>
-        <w:rPr>
-          <w:highlight w:val="yellow"/>
-        </w:rPr>
-        <w:t>Отступов текста справа и слева – нет; межстрочный интервал – 1,5; отступа первой строки нет, интервал перед абзацем</w:t>
-      </w:r>
-      <w:r>
-        <w:rPr>
-          <w:highlight w:val="yellow"/>
-        </w:rPr>
-        <w:t xml:space="preserve"> – 10 </w:t>
-      </w:r>
-      <w:proofErr w:type="spellStart"/>
-      <w:r>
-        <w:rPr>
-          <w:highlight w:val="yellow"/>
-        </w:rPr>
-        <w:t>пт</w:t>
-      </w:r>
-      <w:proofErr w:type="spellEnd"/>
-      <w:r>
-        <w:rPr>
-          <w:highlight w:val="yellow"/>
-        </w:rPr>
-        <w:t>,</w:t>
+        <w:t xml:space="preserve"> – 10 пт,</w:t>
       </w:r>
       <w:r>
         <w:rPr>
@@ -5858,7 +5659,7 @@
               </wp:anchor>
             </w:drawing>
           </mc:Choice>
-          <mc:Fallback>
+          <mc:Fallback xmlns:w16="http://schemas.microsoft.com/office/word/2018/wordml" xmlns:w16cid="http://schemas.microsoft.com/office/word/2016/wordml/cid" xmlns:w16cex="http://schemas.microsoft.com/office/word/2018/wordml/cex" xmlns:am3d="http://schemas.microsoft.com/office/drawing/2017/model3d" xmlns:aink="http://schemas.microsoft.com/office/drawing/2016/ink" xmlns:cx8="http://schemas.microsoft.com/office/drawing/2016/5/14/chartex" xmlns:cx7="http://schemas.microsoft.com/office/drawing/2016/5/13/chartex" xmlns:cx6="http://schemas.microsoft.com/office/drawing/2016/5/12/chartex" xmlns:cx5="http://schemas.microsoft.com/office/drawing/2016/5/11/chartex" xmlns:cx4="http://schemas.microsoft.com/office/drawing/2016/5/10/chartex" xmlns:cx3="http://schemas.microsoft.com/office/drawing/2016/5/9/chartex" xmlns:cx2="http://schemas.microsoft.com/office/drawing/2015/10/21/chartex" xmlns:cx1="http://schemas.microsoft.com/office/drawing/2015/9/8/chartex">
             <w:pict>
               <v:rect w14:anchorId="1B445EC3" id="Прямоугольник 1" o:spid="_x0000_s1026" style="position:absolute;margin-left:-7.8pt;margin-top:16.9pt;width:481.5pt;height:111pt;z-index:251659264;visibility:visible;mso-wrap-style:square;mso-width-percent:0;mso-height-percent:0;mso-wrap-distance-left:9pt;mso-wrap-distance-top:0;mso-wrap-distance-right:9pt;mso-wrap-distance-bottom:0;mso-position-horizontal:absolute;mso-position-horizontal-relative:text;mso-position-vertical:absolute;mso-position-vertical-relative:text;mso-width-percent:0;mso-height-percent:0;mso-width-relative:margin;mso-height-relative:page;v-text-anchor:middle" o:gfxdata="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" filled="f" strokecolor="black [3213]" strokeweight="1pt">
                 <v:stroke dashstyle="dash"/>
@@ -5885,13 +5686,8 @@
       <w:r>
         <w:t xml:space="preserve"> </w:t>
       </w:r>
-      <w:proofErr w:type="spellStart"/>
-      <w:r>
-        <w:t>Высокововлеченные</w:t>
-      </w:r>
-      <w:proofErr w:type="spellEnd"/>
-      <w:r>
-        <w:t xml:space="preserve"> рынки.</w:t>
+      <w:r>
+        <w:t>Высокововлеченные рынки.</w:t>
       </w:r>
       <w:r>
         <w:br/>
@@ -5941,47 +5737,39 @@
       <w:r>
         <w:t xml:space="preserve"> </w:t>
       </w:r>
-      <w:proofErr w:type="spellStart"/>
       <w:r>
         <w:rPr>
           <w:lang w:val="en-US"/>
         </w:rPr>
         <w:t>amet</w:t>
       </w:r>
-      <w:proofErr w:type="spellEnd"/>
       <w:r>
         <w:t xml:space="preserve">, </w:t>
       </w:r>
-      <w:proofErr w:type="spellStart"/>
       <w:r>
         <w:rPr>
           <w:lang w:val="en-US"/>
         </w:rPr>
         <w:t>consectetur</w:t>
       </w:r>
-      <w:proofErr w:type="spellEnd"/>
       <w:r>
         <w:t xml:space="preserve"> </w:t>
       </w:r>
-      <w:proofErr w:type="spellStart"/>
       <w:r>
         <w:rPr>
           <w:lang w:val="en-US"/>
         </w:rPr>
         <w:t>adipiscing</w:t>
       </w:r>
-      <w:proofErr w:type="spellEnd"/>
       <w:r>
         <w:t xml:space="preserve"> </w:t>
       </w:r>
-      <w:proofErr w:type="spellStart"/>
       <w:r>
         <w:rPr>
           <w:lang w:val="en-US"/>
         </w:rPr>
         <w:t>elit</w:t>
       </w:r>
-      <w:proofErr w:type="spellEnd"/>
       <w:r>
         <w:t xml:space="preserve">, </w:t>
       </w:r>
@@ -6003,58 +5791,48 @@
       <w:r>
         <w:t xml:space="preserve"> </w:t>
       </w:r>
-      <w:proofErr w:type="spellStart"/>
       <w:r>
         <w:rPr>
           <w:lang w:val="en-US"/>
         </w:rPr>
         <w:t>eiusmod</w:t>
       </w:r>
-      <w:proofErr w:type="spellEnd"/>
       <w:r>
         <w:t xml:space="preserve"> </w:t>
       </w:r>
-      <w:proofErr w:type="spellStart"/>
       <w:r>
         <w:rPr>
           <w:lang w:val="en-US"/>
         </w:rPr>
         <w:t>tempor</w:t>
       </w:r>
-      <w:proofErr w:type="spellEnd"/>
       <w:r>
         <w:t xml:space="preserve"> </w:t>
       </w:r>
-      <w:proofErr w:type="spellStart"/>
       <w:r>
         <w:rPr>
           <w:lang w:val="en-US"/>
         </w:rPr>
         <w:t>incididunt</w:t>
       </w:r>
-      <w:proofErr w:type="spellEnd"/>
       <w:r>
         <w:t xml:space="preserve"> </w:t>
       </w:r>
-      <w:proofErr w:type="spellStart"/>
       <w:r>
         <w:rPr>
           <w:lang w:val="en-US"/>
         </w:rPr>
         <w:t>ut</w:t>
       </w:r>
-      <w:proofErr w:type="spellEnd"/>
       <w:r>
         <w:t xml:space="preserve"> </w:t>
       </w:r>
-      <w:proofErr w:type="spellStart"/>
       <w:r>
         <w:rPr>
           <w:lang w:val="en-US"/>
         </w:rPr>
         <w:t>labore</w:t>
       </w:r>
-      <w:proofErr w:type="spellEnd"/>
       <w:r>
         <w:t xml:space="preserve"> </w:t>
       </w:r>
@@ -6085,14 +5863,12 @@
       <w:r>
         <w:t xml:space="preserve"> </w:t>
       </w:r>
-      <w:proofErr w:type="spellStart"/>
       <w:r>
         <w:rPr>
           <w:lang w:val="en-US"/>
         </w:rPr>
         <w:t>aliqua</w:t>
       </w:r>
-      <w:proofErr w:type="spellEnd"/>
       <w:r>
         <w:t xml:space="preserve">… </w:t>
       </w:r>
@@ -6165,15 +5941,7 @@
         <w:t xml:space="preserve">– </w:t>
       </w:r>
       <w:r>
-        <w:t xml:space="preserve">14 </w:t>
-      </w:r>
-      <w:proofErr w:type="spellStart"/>
-      <w:r>
-        <w:t>пт</w:t>
-      </w:r>
-      <w:proofErr w:type="spellEnd"/>
-      <w:r>
-        <w:t>,</w:t>
+        <w:t>14 пт,</w:t>
       </w:r>
       <w:r>
         <w:t xml:space="preserve"> выравнивание текста – по ширине</w:t>
@@ -6191,15 +5959,7 @@
         <w:t xml:space="preserve">абзацем </w:t>
       </w:r>
       <w:r>
-        <w:t xml:space="preserve">– 6 </w:t>
-      </w:r>
-      <w:proofErr w:type="spellStart"/>
-      <w:r>
-        <w:t>пт</w:t>
-      </w:r>
-      <w:proofErr w:type="spellEnd"/>
-      <w:r>
-        <w:t xml:space="preserve">, интервала </w:t>
+        <w:t xml:space="preserve">– 6 пт, интервала </w:t>
       </w:r>
       <w:r>
         <w:t xml:space="preserve">после </w:t>
@@ -6375,7 +6135,7 @@
               </wp:anchor>
             </w:drawing>
           </mc:Choice>
-          <mc:Fallback>
+          <mc:Fallback xmlns:w16="http://schemas.microsoft.com/office/word/2018/wordml" xmlns:w16cid="http://schemas.microsoft.com/office/word/2016/wordml/cid" xmlns:w16cex="http://schemas.microsoft.com/office/word/2018/wordml/cex" xmlns:am3d="http://schemas.microsoft.com/office/drawing/2017/model3d" xmlns:aink="http://schemas.microsoft.com/office/drawing/2016/ink" xmlns:cx8="http://schemas.microsoft.com/office/drawing/2016/5/14/chartex" xmlns:cx7="http://schemas.microsoft.com/office/drawing/2016/5/13/chartex" xmlns:cx6="http://schemas.microsoft.com/office/drawing/2016/5/12/chartex" xmlns:cx5="http://schemas.microsoft.com/office/drawing/2016/5/11/chartex" xmlns:cx4="http://schemas.microsoft.com/office/drawing/2016/5/10/chartex" xmlns:cx3="http://schemas.microsoft.com/office/drawing/2016/5/9/chartex" xmlns:cx2="http://schemas.microsoft.com/office/drawing/2015/10/21/chartex" xmlns:cx1="http://schemas.microsoft.com/office/drawing/2015/9/8/chartex">
             <w:pict>
               <v:rect w14:anchorId="752EB99A" id="Прямоугольник 3" o:spid="_x0000_s1026" style="position:absolute;margin-left:-7.8pt;margin-top:.8pt;width:481.5pt;height:78.15pt;z-index:251663360;visibility:visible;mso-wrap-style:square;mso-width-percent:0;mso-height-percent:0;mso-wrap-distance-left:9pt;mso-wrap-distance-top:0;mso-wrap-distance-right:9pt;mso-wrap-distance-bottom:0;mso-position-horizontal:absolute;mso-position-horizontal-relative:text;mso-position-vertical:absolute;mso-position-vertical-relative:text;mso-width-percent:0;mso-height-percent:0;mso-width-relative:margin;mso-height-relative:margin;v-text-anchor:middle" o:gfxdata="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" filled="f" strokeweight="1pt">
                 <v:stroke dashstyle="dash"/>
@@ -6438,167 +6198,7 @@
           <w:highlight w:val="yellow"/>
           <w:lang w:val="en-US"/>
         </w:rPr>
-        <w:t xml:space="preserve">Lorem ipsum dolor sit </w:t>
-      </w:r>
-      <w:proofErr w:type="spellStart"/>
-      <w:r>
-        <w:rPr>
-          <w:highlight w:val="yellow"/>
-          <w:lang w:val="en-US"/>
-        </w:rPr>
-        <w:t>amet</w:t>
-      </w:r>
-      <w:proofErr w:type="spellEnd"/>
-      <w:r>
-        <w:rPr>
-          <w:highlight w:val="yellow"/>
-          <w:lang w:val="en-US"/>
-        </w:rPr>
-        <w:t xml:space="preserve">, </w:t>
-      </w:r>
-      <w:proofErr w:type="spellStart"/>
-      <w:r>
-        <w:rPr>
-          <w:highlight w:val="yellow"/>
-          <w:lang w:val="en-US"/>
-        </w:rPr>
-        <w:t>consectetur</w:t>
-      </w:r>
-      <w:proofErr w:type="spellEnd"/>
-      <w:r>
-        <w:rPr>
-          <w:highlight w:val="yellow"/>
-          <w:lang w:val="en-US"/>
-        </w:rPr>
-        <w:t xml:space="preserve"> </w:t>
-      </w:r>
-      <w:proofErr w:type="spellStart"/>
-      <w:r>
-        <w:rPr>
-          <w:highlight w:val="yellow"/>
-          <w:lang w:val="en-US"/>
-        </w:rPr>
-        <w:t>adipiscing</w:t>
-      </w:r>
-      <w:proofErr w:type="spellEnd"/>
-      <w:r>
-        <w:rPr>
-          <w:highlight w:val="yellow"/>
-          <w:lang w:val="en-US"/>
-        </w:rPr>
-        <w:t xml:space="preserve"> </w:t>
-      </w:r>
-      <w:proofErr w:type="spellStart"/>
-      <w:r>
-        <w:rPr>
-          <w:highlight w:val="yellow"/>
-          <w:lang w:val="en-US"/>
-        </w:rPr>
-        <w:t>elit</w:t>
-      </w:r>
-      <w:proofErr w:type="spellEnd"/>
-      <w:r>
-        <w:rPr>
-          <w:highlight w:val="yellow"/>
-          <w:lang w:val="en-US"/>
-        </w:rPr>
-        <w:t xml:space="preserve">, sed do </w:t>
-      </w:r>
-      <w:proofErr w:type="spellStart"/>
-      <w:r>
-        <w:rPr>
-          <w:highlight w:val="yellow"/>
-          <w:lang w:val="en-US"/>
-        </w:rPr>
-        <w:t>eiusmod</w:t>
-      </w:r>
-      <w:proofErr w:type="spellEnd"/>
-      <w:r>
-        <w:rPr>
-          <w:highlight w:val="yellow"/>
-          <w:lang w:val="en-US"/>
-        </w:rPr>
-        <w:t xml:space="preserve"> </w:t>
-      </w:r>
-      <w:proofErr w:type="spellStart"/>
-      <w:r>
-        <w:rPr>
-          <w:highlight w:val="yellow"/>
-          <w:lang w:val="en-US"/>
-        </w:rPr>
-        <w:t>tempor</w:t>
-      </w:r>
-      <w:proofErr w:type="spellEnd"/>
-      <w:r>
-        <w:rPr>
-          <w:highlight w:val="yellow"/>
-          <w:lang w:val="en-US"/>
-        </w:rPr>
-        <w:t xml:space="preserve"> </w:t>
-      </w:r>
-      <w:proofErr w:type="spellStart"/>
-      <w:r>
-        <w:rPr>
-          <w:highlight w:val="yellow"/>
-          <w:lang w:val="en-US"/>
-        </w:rPr>
-        <w:t>incididunt</w:t>
-      </w:r>
-      <w:proofErr w:type="spellEnd"/>
-      <w:r>
-        <w:rPr>
-          <w:highlight w:val="yellow"/>
-          <w:lang w:val="en-US"/>
-        </w:rPr>
-        <w:t xml:space="preserve"> </w:t>
-      </w:r>
-      <w:proofErr w:type="spellStart"/>
-      <w:r>
-        <w:rPr>
-          <w:highlight w:val="yellow"/>
-          <w:lang w:val="en-US"/>
-        </w:rPr>
-        <w:t>ut</w:t>
-      </w:r>
-      <w:proofErr w:type="spellEnd"/>
-      <w:r>
-        <w:rPr>
-          <w:highlight w:val="yellow"/>
-          <w:lang w:val="en-US"/>
-        </w:rPr>
-        <w:t xml:space="preserve"> </w:t>
-      </w:r>
-      <w:proofErr w:type="spellStart"/>
-      <w:r>
-        <w:rPr>
-          <w:highlight w:val="yellow"/>
-          <w:lang w:val="en-US"/>
-        </w:rPr>
-        <w:t>labore</w:t>
-      </w:r>
-      <w:proofErr w:type="spellEnd"/>
-      <w:r>
-        <w:rPr>
-          <w:highlight w:val="yellow"/>
-          <w:lang w:val="en-US"/>
-        </w:rPr>
-        <w:t xml:space="preserve"> et dolore magna </w:t>
-      </w:r>
-      <w:proofErr w:type="spellStart"/>
-      <w:r>
-        <w:rPr>
-          <w:highlight w:val="yellow"/>
-          <w:lang w:val="en-US"/>
-        </w:rPr>
-        <w:t>aliqua</w:t>
-      </w:r>
-      <w:proofErr w:type="spellEnd"/>
-      <w:r>
-        <w:rPr>
-          <w:highlight w:val="yellow"/>
-          <w:lang w:val="en-US"/>
-        </w:rPr>
-        <w:t xml:space="preserve">… </w:t>
+        <w:t xml:space="preserve">Lorem ipsum dolor sit amet, consectetur adipiscing elit, sed do eiusmod tempor incididunt ut labore et dolore magna aliqua… </w:t>
       </w:r>
     </w:p>
     <w:p>
@@ -6741,7 +6341,7 @@
               </wp:anchor>
             </w:drawing>
           </mc:Choice>
-          <mc:Fallback>
+          <mc:Fallback xmlns:w16="http://schemas.microsoft.com/office/word/2018/wordml" xmlns:w16cid="http://schemas.microsoft.com/office/word/2016/wordml/cid" xmlns:w16cex="http://schemas.microsoft.com/office/word/2018/wordml/cex" xmlns:am3d="http://schemas.microsoft.com/office/drawing/2017/model3d" xmlns:aink="http://schemas.microsoft.com/office/drawing/2016/ink" xmlns:cx8="http://schemas.microsoft.com/office/drawing/2016/5/14/chartex" xmlns:cx7="http://schemas.microsoft.com/office/drawing/2016/5/13/chartex" xmlns:cx6="http://schemas.microsoft.com/office/drawing/2016/5/12/chartex" xmlns:cx5="http://schemas.microsoft.com/office/drawing/2016/5/11/chartex" xmlns:cx4="http://schemas.microsoft.com/office/drawing/2016/5/10/chartex" xmlns:cx3="http://schemas.microsoft.com/office/drawing/2016/5/9/chartex" xmlns:cx2="http://schemas.microsoft.com/office/drawing/2015/10/21/chartex" xmlns:cx1="http://schemas.microsoft.com/office/drawing/2015/9/8/chartex">
             <w:pict>
               <v:rect w14:anchorId="78B3062E" id="Rectangle 8" o:spid="_x0000_s1026" style="position:absolute;margin-left:-7.8pt;margin-top:-.1pt;width:481.5pt;height:102pt;z-index:251669504;visibility:visible;mso-wrap-style:square;mso-width-percent:0;mso-height-percent:0;mso-wrap-distance-left:9pt;mso-wrap-distance-top:0;mso-wrap-distance-right:9pt;mso-wrap-distance-bottom:0;mso-position-horizontal:absolute;mso-position-horizontal-relative:text;mso-position-vertical:absolute;mso-position-vertical-relative:text;mso-width-percent:0;mso-height-percent:0;mso-width-relative:margin;mso-height-relative:margin;v-text-anchor:middle" o:gfxdata="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" filled="f" strokeweight="1pt">
                 <v:stroke dashstyle="dash"/>
@@ -6772,147 +6372,7 @@
         <w:rPr>
           <w:lang w:val="en-US"/>
         </w:rPr>
-        <w:t xml:space="preserve">Lorem ipsum dolor sit </w:t>
-      </w:r>
-      <w:proofErr w:type="spellStart"/>
-      <w:r>
-        <w:rPr>
-          <w:lang w:val="en-US"/>
-        </w:rPr>
-        <w:t>amet</w:t>
-      </w:r>
-      <w:proofErr w:type="spellEnd"/>
-      <w:r>
-        <w:rPr>
-          <w:lang w:val="en-US"/>
-        </w:rPr>
-        <w:t xml:space="preserve">, </w:t>
-      </w:r>
-      <w:proofErr w:type="spellStart"/>
-      <w:r>
-        <w:rPr>
-          <w:lang w:val="en-US"/>
-        </w:rPr>
-        <w:t>consectetur</w:t>
-      </w:r>
-      <w:proofErr w:type="spellEnd"/>
-      <w:r>
-        <w:rPr>
-          <w:lang w:val="en-US"/>
-        </w:rPr>
-        <w:t xml:space="preserve"> </w:t>
-      </w:r>
-      <w:proofErr w:type="spellStart"/>
-      <w:r>
-        <w:rPr>
-          <w:lang w:val="en-US"/>
-        </w:rPr>
-        <w:t>adipiscing</w:t>
-      </w:r>
-      <w:proofErr w:type="spellEnd"/>
-      <w:r>
-        <w:rPr>
-          <w:lang w:val="en-US"/>
-        </w:rPr>
-        <w:t xml:space="preserve"> </w:t>
-      </w:r>
-      <w:proofErr w:type="spellStart"/>
-      <w:r>
-        <w:rPr>
-          <w:lang w:val="en-US"/>
-        </w:rPr>
-        <w:t>elit</w:t>
-      </w:r>
-      <w:proofErr w:type="spellEnd"/>
-      <w:r>
-        <w:rPr>
-          <w:lang w:val="en-US"/>
-        </w:rPr>
-        <w:t xml:space="preserve">, sed do </w:t>
-      </w:r>
-      <w:proofErr w:type="spellStart"/>
-      <w:r>
-        <w:rPr>
-          <w:lang w:val="en-US"/>
-        </w:rPr>
-        <w:t>eiusmod</w:t>
-      </w:r>
-      <w:proofErr w:type="spellEnd"/>
-      <w:r>
-        <w:rPr>
-          <w:lang w:val="en-US"/>
-        </w:rPr>
-        <w:t xml:space="preserve"> </w:t>
-      </w:r>
-      <w:proofErr w:type="spellStart"/>
-      <w:r>
-        <w:rPr>
-          <w:lang w:val="en-US"/>
-        </w:rPr>
-        <w:t>tempor</w:t>
-      </w:r>
-      <w:proofErr w:type="spellEnd"/>
-      <w:r>
-        <w:rPr>
-          <w:lang w:val="en-US"/>
-        </w:rPr>
-        <w:t xml:space="preserve"> </w:t>
-      </w:r>
-      <w:proofErr w:type="spellStart"/>
-      <w:r>
-        <w:rPr>
-          <w:lang w:val="en-US"/>
-        </w:rPr>
-        <w:t>incididunt</w:t>
-      </w:r>
-      <w:proofErr w:type="spellEnd"/>
-      <w:r>
-        <w:rPr>
-          <w:lang w:val="en-US"/>
-        </w:rPr>
-        <w:t xml:space="preserve"> </w:t>
-      </w:r>
-      <w:proofErr w:type="spellStart"/>
-      <w:r>
-        <w:rPr>
-          <w:lang w:val="en-US"/>
-        </w:rPr>
-        <w:t>ut</w:t>
-      </w:r>
-      <w:proofErr w:type="spellEnd"/>
-      <w:r>
-        <w:rPr>
-          <w:lang w:val="en-US"/>
-        </w:rPr>
-        <w:t xml:space="preserve"> </w:t>
-      </w:r>
-      <w:proofErr w:type="spellStart"/>
-      <w:r>
-        <w:rPr>
-          <w:lang w:val="en-US"/>
-        </w:rPr>
-        <w:t>labore</w:t>
-      </w:r>
-      <w:proofErr w:type="spellEnd"/>
-      <w:r>
-        <w:rPr>
-          <w:lang w:val="en-US"/>
-        </w:rPr>
-        <w:t xml:space="preserve"> et dolore magna </w:t>
-      </w:r>
-      <w:proofErr w:type="spellStart"/>
-      <w:r>
-        <w:rPr>
-          <w:lang w:val="en-US"/>
-        </w:rPr>
-        <w:t>aliqua</w:t>
-      </w:r>
-      <w:proofErr w:type="spellEnd"/>
-      <w:r>
-        <w:rPr>
-          <w:lang w:val="en-US"/>
-        </w:rPr>
-        <w:t xml:space="preserve">… </w:t>
+        <w:t xml:space="preserve">Lorem ipsum dolor sit amet, consectetur adipiscing elit, sed do eiusmod tempor incididunt ut labore et dolore magna aliqua… </w:t>
       </w:r>
     </w:p>
     <w:p>
@@ -6934,10 +6394,11 @@
     </w:p>
     <w:p>
       <w:pPr>
-        <w:pStyle w:val="-4"/>
+        <w:pStyle w:val="-5"/>
       </w:pPr>
       <w:bookmarkStart w:id="41" w:name="_Toc438214510"/>
       <w:bookmarkStart w:id="42" w:name="_Toc482187121"/>
+      <w:bookmarkStart w:id="43" w:name="_GoBack"/>
       <w:r>
         <w:t>1.</w:t>
       </w:r>
@@ -6959,6 +6420,7 @@
       <w:bookmarkEnd w:id="41"/>
       <w:bookmarkEnd w:id="42"/>
     </w:p>
+    <w:bookmarkEnd w:id="43"/>
     <w:p>
       <w:pPr>
         <w:pStyle w:val="-0"/>
@@ -7025,15 +6487,7 @@
         <w:t>Roman</w:t>
       </w:r>
       <w:r>
-        <w:t xml:space="preserve">, 14 </w:t>
-      </w:r>
-      <w:proofErr w:type="spellStart"/>
-      <w:r>
-        <w:t>пт</w:t>
-      </w:r>
-      <w:proofErr w:type="spellEnd"/>
-      <w:r>
-        <w:t>, полужирный, выравнивание по центру, отступ первой строки отсутствует, отступы текста справа и слева отсутствуют, отступ перед абзацем отсутствует, отступ после абзаца –</w:t>
+        <w:t>, 14 пт, полужирный, выравнивание по центру, отступ первой строки отсутствует, отступы текста справа и слева отсутствуют, отступ перед абзацем отсутствует, отступ после абзаца –</w:t>
       </w:r>
       <w:r>
         <w:t xml:space="preserve"> 6</w:t>
@@ -7182,16 +6636,16 @@
       <w:pPr>
         <w:pStyle w:val="-4"/>
       </w:pPr>
-      <w:bookmarkStart w:id="43" w:name="_Toc438214511"/>
-      <w:bookmarkStart w:id="44" w:name="_Toc482187122"/>
+      <w:bookmarkStart w:id="44" w:name="_Toc438214511"/>
+      <w:bookmarkStart w:id="45" w:name="_Toc482187122"/>
       <w:r>
         <w:t>1.5. Н</w:t>
       </w:r>
       <w:r>
         <w:t>умерация страниц работы</w:t>
       </w:r>
-      <w:bookmarkEnd w:id="43"/>
       <w:bookmarkEnd w:id="44"/>
+      <w:bookmarkEnd w:id="45"/>
     </w:p>
     <w:p>
       <w:pPr>
@@ -7330,7 +6784,7 @@
       <w:pPr>
         <w:pStyle w:val="-4"/>
       </w:pPr>
-      <w:bookmarkStart w:id="45" w:name="_Toc482187123"/>
+      <w:bookmarkStart w:id="46" w:name="_Toc482187123"/>
       <w:r>
         <w:lastRenderedPageBreak/>
         <w:t>1.6. Общие требования к оформлению вставок в текст</w:t>
@@ -7345,7 +6799,7 @@
         <w:br/>
         <w:t>рисунков, таблиц, формул</w:t>
       </w:r>
-      <w:bookmarkEnd w:id="45"/>
+      <w:bookmarkEnd w:id="46"/>
     </w:p>
     <w:p>
       <w:pPr>
@@ -7444,8 +6898,8 @@
       <w:pPr>
         <w:pStyle w:val="-4"/>
       </w:pPr>
-      <w:bookmarkStart w:id="46" w:name="_Toc438214512"/>
-      <w:bookmarkStart w:id="47" w:name="_Toc482187124"/>
+      <w:bookmarkStart w:id="47" w:name="_Toc438214512"/>
+      <w:bookmarkStart w:id="48" w:name="_Toc482187124"/>
       <w:r>
         <w:t>1.</w:t>
       </w:r>
@@ -7455,15 +6909,15 @@
       <w:r>
         <w:t>. Оформление таблиц</w:t>
       </w:r>
-      <w:bookmarkEnd w:id="46"/>
       <w:bookmarkEnd w:id="47"/>
+      <w:bookmarkEnd w:id="48"/>
     </w:p>
     <w:p>
       <w:pPr>
         <w:pStyle w:val="-5"/>
       </w:pPr>
-      <w:bookmarkStart w:id="48" w:name="_Toc438214513"/>
-      <w:bookmarkStart w:id="49" w:name="_Toc482187125"/>
+      <w:bookmarkStart w:id="49" w:name="_Toc438214513"/>
+      <w:bookmarkStart w:id="50" w:name="_Toc482187125"/>
       <w:r>
         <w:t>1.</w:t>
       </w:r>
@@ -7473,8 +6927,8 @@
       <w:r>
         <w:t>.1. Размещение таблицы в тексте</w:t>
       </w:r>
-      <w:bookmarkEnd w:id="48"/>
       <w:bookmarkEnd w:id="49"/>
+      <w:bookmarkEnd w:id="50"/>
     </w:p>
     <w:p>
       <w:pPr>
@@ -7661,8 +7115,8 @@
       <w:pPr>
         <w:pStyle w:val="-5"/>
       </w:pPr>
-      <w:bookmarkStart w:id="50" w:name="_Toc438214514"/>
-      <w:bookmarkStart w:id="51" w:name="_Toc482187126"/>
+      <w:bookmarkStart w:id="51" w:name="_Toc438214514"/>
+      <w:bookmarkStart w:id="52" w:name="_Toc482187126"/>
       <w:r>
         <w:t>1.7</w:t>
       </w:r>
@@ -7675,8 +7129,8 @@
       <w:r>
         <w:t>. Оформление заголовков таблиц</w:t>
       </w:r>
-      <w:bookmarkEnd w:id="50"/>
       <w:bookmarkEnd w:id="51"/>
+      <w:bookmarkEnd w:id="52"/>
     </w:p>
     <w:p>
       <w:pPr>
@@ -7877,8 +7331,8 @@
       <w:pPr>
         <w:pStyle w:val="-5"/>
       </w:pPr>
-      <w:bookmarkStart w:id="52" w:name="_Toc438214515"/>
-      <w:bookmarkStart w:id="53" w:name="_Toc482187127"/>
+      <w:bookmarkStart w:id="53" w:name="_Toc438214515"/>
+      <w:bookmarkStart w:id="54" w:name="_Toc482187127"/>
       <w:r>
         <w:t>1.7</w:t>
       </w:r>
@@ -7891,8 +7345,8 @@
       <w:r>
         <w:t xml:space="preserve"> Оформление текста таблиц</w:t>
       </w:r>
-      <w:bookmarkEnd w:id="52"/>
       <w:bookmarkEnd w:id="53"/>
+      <w:bookmarkEnd w:id="54"/>
     </w:p>
     <w:p>
       <w:pPr>
@@ -8039,16 +7493,16 @@
       <w:pPr>
         <w:pStyle w:val="-5"/>
       </w:pPr>
-      <w:bookmarkStart w:id="54" w:name="_Toc438214516"/>
-      <w:bookmarkStart w:id="55" w:name="_Toc482187128"/>
+      <w:bookmarkStart w:id="55" w:name="_Toc438214516"/>
+      <w:bookmarkStart w:id="56" w:name="_Toc482187128"/>
       <w:r>
         <w:t>1.7</w:t>
       </w:r>
       <w:r>
         <w:t>.4. Расположение таблицы на нескольких страницах</w:t>
       </w:r>
-      <w:bookmarkEnd w:id="54"/>
       <w:bookmarkEnd w:id="55"/>
+      <w:bookmarkEnd w:id="56"/>
     </w:p>
     <w:p>
       <w:pPr>
@@ -8135,8 +7589,8 @@
       <w:pPr>
         <w:pStyle w:val="-4"/>
       </w:pPr>
-      <w:bookmarkStart w:id="56" w:name="_Toc438214517"/>
-      <w:bookmarkStart w:id="57" w:name="_Toc482187129"/>
+      <w:bookmarkStart w:id="57" w:name="_Toc438214517"/>
+      <w:bookmarkStart w:id="58" w:name="_Toc482187129"/>
       <w:r>
         <w:t>1.</w:t>
       </w:r>
@@ -8146,8 +7600,8 @@
       <w:r>
         <w:t>. Оформление рисунков</w:t>
       </w:r>
-      <w:bookmarkEnd w:id="56"/>
       <w:bookmarkEnd w:id="57"/>
+      <w:bookmarkEnd w:id="58"/>
     </w:p>
     <w:p>
       <w:pPr>
@@ -8175,15 +7629,7 @@
         <w:t xml:space="preserve">Рисунки и диаграммы размещаются в тексте работы, выравнивание – по центру. </w:t>
       </w:r>
       <w:r>
-        <w:t xml:space="preserve">Отступа первой строки абзаца нет. Интервал перед абзацем – 10 </w:t>
-      </w:r>
-      <w:proofErr w:type="spellStart"/>
-      <w:r>
-        <w:t>пт</w:t>
-      </w:r>
-      <w:proofErr w:type="spellEnd"/>
-      <w:r>
-        <w:t>, после абзаца – 6 пт.</w:t>
+        <w:t>Отступа первой строки абзаца нет. Интервал перед абзацем – 10 пт, после абзаца – 6 пт.</w:t>
       </w:r>
     </w:p>
     <w:p>
@@ -8275,48 +7721,26 @@
         <w:rPr>
           <w:highlight w:val="yellow"/>
         </w:rPr>
-        <w:t xml:space="preserve">. Размер шрифта – 12 или 14 </w:t>
-      </w:r>
-      <w:proofErr w:type="spellStart"/>
+        <w:t>. Размер шрифта – 12 или 14 пт</w:t>
+      </w:r>
       <w:r>
         <w:rPr>
           <w:highlight w:val="yellow"/>
         </w:rPr>
-        <w:t>пт</w:t>
-      </w:r>
-      <w:proofErr w:type="spellEnd"/>
+        <w:t xml:space="preserve"> (одинакового размера во всем тексте)</w:t>
+      </w:r>
       <w:r>
         <w:rPr>
           <w:highlight w:val="yellow"/>
         </w:rPr>
-        <w:t xml:space="preserve"> (одинакового размера во всем тексте)</w:t>
+        <w:t xml:space="preserve">. Отступов </w:t>
       </w:r>
       <w:r>
         <w:rPr>
           <w:highlight w:val="yellow"/>
         </w:rPr>
-        <w:t xml:space="preserve">. Отступов </w:t>
-      </w:r>
-      <w:r>
-        <w:rPr>
-          <w:highlight w:val="yellow"/>
-        </w:rPr>
         <w:lastRenderedPageBreak/>
-        <w:t xml:space="preserve">текста справа и слева – нет; межстрочный интервал – 1,5; отступа первой строки нет, интервал перед абзацем – 6 </w:t>
-      </w:r>
-      <w:proofErr w:type="spellStart"/>
-      <w:r>
-        <w:rPr>
-          <w:highlight w:val="yellow"/>
-        </w:rPr>
-        <w:t>пт</w:t>
-      </w:r>
-      <w:proofErr w:type="spellEnd"/>
-      <w:r>
-        <w:rPr>
-          <w:highlight w:val="yellow"/>
-        </w:rPr>
-        <w:t>, после абзаца – 10 пт.</w:t>
+        <w:t>текста справа и слева – нет; межстрочный интервал – 1,5; отступа первой строки нет, интервал перед абзацем – 6 пт, после абзаца – 10 пт.</w:t>
       </w:r>
     </w:p>
     <w:p>
@@ -8556,7 +7980,7 @@
               </wp:anchor>
             </w:drawing>
           </mc:Choice>
-          <mc:Fallback>
+          <mc:Fallback xmlns:w16="http://schemas.microsoft.com/office/word/2018/wordml" xmlns:w16cid="http://schemas.microsoft.com/office/word/2016/wordml/cid" xmlns:w16cex="http://schemas.microsoft.com/office/word/2018/wordml/cex" xmlns:am3d="http://schemas.microsoft.com/office/drawing/2017/model3d" xmlns:aink="http://schemas.microsoft.com/office/drawing/2016/ink" xmlns:cx8="http://schemas.microsoft.com/office/drawing/2016/5/14/chartex" xmlns:cx7="http://schemas.microsoft.com/office/drawing/2016/5/13/chartex" xmlns:cx6="http://schemas.microsoft.com/office/drawing/2016/5/12/chartex" xmlns:cx5="http://schemas.microsoft.com/office/drawing/2016/5/11/chartex" xmlns:cx4="http://schemas.microsoft.com/office/drawing/2016/5/10/chartex" xmlns:cx3="http://schemas.microsoft.com/office/drawing/2016/5/9/chartex" xmlns:cx2="http://schemas.microsoft.com/office/drawing/2015/10/21/chartex" xmlns:cx1="http://schemas.microsoft.com/office/drawing/2015/9/8/chartex">
             <w:pict>
               <v:rect w14:anchorId="0BD69449" id="Rectangle 10" o:spid="_x0000_s1026" style="position:absolute;margin-left:-7.8pt;margin-top:10.2pt;width:480.75pt;height:523.5pt;z-index:251670528;visibility:visible;mso-wrap-style:square;mso-width-percent:0;mso-height-percent:0;mso-wrap-distance-left:9pt;mso-wrap-distance-top:0;mso-wrap-distance-right:9pt;mso-wrap-distance-bottom:0;mso-position-horizontal:absolute;mso-position-horizontal-relative:text;mso-position-vertical:absolute;mso-position-vertical-relative:text;mso-width-percent:0;mso-height-percent:0;mso-width-relative:margin;mso-height-relative:margin;v-text-anchor:middle" o:gfxdata="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" filled="f" strokeweight="1pt">
                 <v:stroke dashstyle="dash"/>
@@ -8742,13 +8166,13 @@
       <w:pPr>
         <w:pStyle w:val="-4"/>
       </w:pPr>
-      <w:bookmarkStart w:id="58" w:name="_Toc438214519"/>
-      <w:bookmarkStart w:id="59" w:name="_Toc482187130"/>
+      <w:bookmarkStart w:id="59" w:name="_Toc438214519"/>
+      <w:bookmarkStart w:id="60" w:name="_Toc482187130"/>
       <w:r>
         <w:t>1.9. Оформление формул</w:t>
       </w:r>
-      <w:bookmarkEnd w:id="58"/>
       <w:bookmarkEnd w:id="59"/>
+      <w:bookmarkEnd w:id="60"/>
     </w:p>
     <w:p>
       <w:pPr>
@@ -8916,7 +8340,7 @@
               </wp:anchor>
             </w:drawing>
           </mc:Choice>
-          <mc:Fallback>
+          <mc:Fallback xmlns:w16="http://schemas.microsoft.com/office/word/2018/wordml" xmlns:w16cid="http://schemas.microsoft.com/office/word/2016/wordml/cid" xmlns:w16cex="http://schemas.microsoft.com/office/word/2018/wordml/cex" xmlns:am3d="http://schemas.microsoft.com/office/drawing/2017/model3d" xmlns:aink="http://schemas.microsoft.com/office/drawing/2016/ink" xmlns:cx8="http://schemas.microsoft.com/office/drawing/2016/5/14/chartex" xmlns:cx7="http://schemas.microsoft.com/office/drawing/2016/5/13/chartex" xmlns:cx6="http://schemas.microsoft.com/office/drawing/2016/5/12/chartex" xmlns:cx5="http://schemas.microsoft.com/office/drawing/2016/5/11/chartex" xmlns:cx4="http://schemas.microsoft.com/office/drawing/2016/5/10/chartex" xmlns:cx3="http://schemas.microsoft.com/office/drawing/2016/5/9/chartex" xmlns:cx2="http://schemas.microsoft.com/office/drawing/2015/10/21/chartex" xmlns:cx1="http://schemas.microsoft.com/office/drawing/2015/9/8/chartex">
             <w:pict>
               <v:rect w14:anchorId="6D427252" id="Rectangle 37" o:spid="_x0000_s1026" style="position:absolute;margin-left:-12.5pt;margin-top:.3pt;width:490.7pt;height:66.75pt;z-index:251692032;visibility:visible;mso-wrap-style:square;mso-width-percent:0;mso-height-percent:0;mso-wrap-distance-left:9pt;mso-wrap-distance-top:0;mso-wrap-distance-right:9pt;mso-wrap-distance-bottom:0;mso-position-horizontal:absolute;mso-position-horizontal-relative:text;mso-position-vertical:absolute;mso-position-vertical-relative:text;mso-width-percent:0;mso-height-percent:0;mso-width-relative:margin;mso-height-relative:margin;v-text-anchor:middle" o:gfxdata="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" filled="f" strokeweight="1pt">
                 <v:stroke dashstyle="dash"/>
@@ -9027,7 +8451,7 @@
                 <v:stroke joinstyle="miter"/>
                 <v:path gradientshapeok="t" o:connecttype="rect"/>
               </v:shapetype>
-              <v:shape id="Text Box 36" o:spid="_x0000_s1026" type="#_x0000_t202" style="position:absolute;left:0;text-align:left;margin-left:430pt;margin-top:7.85pt;width:45.35pt;height:23.3pt;z-index:251691008;visibility:visible;mso-wrap-style:square;mso-width-percent:0;mso-height-percent:200;mso-wrap-distance-left:9pt;mso-wrap-distance-top:0;mso-wrap-distance-right:9pt;mso-wrap-distance-bottom:0;mso-position-horizontal:absolute;mso-position-horizontal-relative:margin;mso-position-vertical:absolute;mso-position-vertical-relative:text;mso-width-percent:0;mso-height-percent:200;mso-width-relative:margin;mso-height-relative:margin;v-text-anchor:top" o:gfxdata="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" filled="f" stroked="f">
+              <v:shape id="Text Box 36" o:spid="_x0000_s1026" type="#_x0000_t202" style="position:absolute;left:0;text-align:left;margin-left:430pt;margin-top:7.85pt;width:45.35pt;height:23.3pt;z-index:251691008;visibility:visible;mso-wrap-style:square;mso-width-percent:0;mso-height-percent:200;mso-wrap-distance-left:9pt;mso-wrap-distance-top:0;mso-wrap-distance-right:9pt;mso-wrap-distance-bottom:0;mso-position-horizontal:absolute;mso-position-horizontal-relative:margin;mso-position-vertical:absolute;mso-position-vertical-relative:text;mso-width-percent:0;mso-height-percent:200;mso-width-relative:margin;mso-height-relative:margin;v-text-anchor:top" o:gfxdata="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" filled="f" stroked="f">
                 <v:textbox style="mso-fit-shape-to-text:t">
                   <w:txbxContent>
                     <w:p>
@@ -9137,16 +8561,16 @@
       <w:pPr>
         <w:pStyle w:val="-4"/>
       </w:pPr>
-      <w:bookmarkStart w:id="60" w:name="_Toc438214518"/>
-      <w:bookmarkStart w:id="61" w:name="_Toc482187131"/>
+      <w:bookmarkStart w:id="61" w:name="_Toc438214518"/>
+      <w:bookmarkStart w:id="62" w:name="_Toc482187131"/>
       <w:r>
         <w:t>1.8. О</w:t>
       </w:r>
       <w:r>
         <w:t>формление списков</w:t>
       </w:r>
-      <w:bookmarkEnd w:id="60"/>
       <w:bookmarkEnd w:id="61"/>
+      <w:bookmarkEnd w:id="62"/>
     </w:p>
     <w:p>
       <w:pPr>
@@ -9355,7 +8779,7 @@
               </wp:anchor>
             </w:drawing>
           </mc:Choice>
-          <mc:Fallback>
+          <mc:Fallback xmlns:w16="http://schemas.microsoft.com/office/word/2018/wordml" xmlns:w16cid="http://schemas.microsoft.com/office/word/2016/wordml/cid" xmlns:w16cex="http://schemas.microsoft.com/office/word/2018/wordml/cex" xmlns:am3d="http://schemas.microsoft.com/office/drawing/2017/model3d" xmlns:aink="http://schemas.microsoft.com/office/drawing/2016/ink" xmlns:cx8="http://schemas.microsoft.com/office/drawing/2016/5/14/chartex" xmlns:cx7="http://schemas.microsoft.com/office/drawing/2016/5/13/chartex" xmlns:cx6="http://schemas.microsoft.com/office/drawing/2016/5/12/chartex" xmlns:cx5="http://schemas.microsoft.com/office/drawing/2016/5/11/chartex" xmlns:cx4="http://schemas.microsoft.com/office/drawing/2016/5/10/chartex" xmlns:cx3="http://schemas.microsoft.com/office/drawing/2016/5/9/chartex" xmlns:cx2="http://schemas.microsoft.com/office/drawing/2015/10/21/chartex" xmlns:cx1="http://schemas.microsoft.com/office/drawing/2015/9/8/chartex">
             <w:pict>
               <v:rect w14:anchorId="40064E7F" id="Rectangle 20" o:spid="_x0000_s1026" style="position:absolute;margin-left:-5pt;margin-top:10.1pt;width:477.2pt;height:127.8pt;z-index:251679744;visibility:visible;mso-wrap-style:square;mso-width-percent:0;mso-height-percent:0;mso-wrap-distance-left:9pt;mso-wrap-distance-top:0;mso-wrap-distance-right:9pt;mso-wrap-distance-bottom:0;mso-position-horizontal:absolute;mso-position-horizontal-relative:text;mso-position-vertical:absolute;mso-position-vertical-relative:text;mso-width-percent:0;mso-height-percent:0;mso-width-relative:margin;mso-height-relative:margin;v-text-anchor:middle" o:gfxdata="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" filled="f" strokeweight="1pt">
                 <v:stroke dashstyle="dash"/>
@@ -9405,21 +8829,7 @@
         <w:rPr>
           <w:lang w:val="en-US"/>
         </w:rPr>
-        <w:t xml:space="preserve">dolor sit </w:t>
-      </w:r>
-      <w:proofErr w:type="spellStart"/>
-      <w:r>
-        <w:rPr>
-          <w:lang w:val="en-US"/>
-        </w:rPr>
-        <w:t>amet</w:t>
-      </w:r>
-      <w:proofErr w:type="spellEnd"/>
-      <w:r>
-        <w:rPr>
-          <w:lang w:val="en-US"/>
-        </w:rPr>
-        <w:t xml:space="preserve">, </w:t>
+        <w:t xml:space="preserve">dolor sit amet, </w:t>
       </w:r>
     </w:p>
     <w:p>
@@ -9430,47 +8840,11 @@
           <w:numId w:val="3"/>
         </w:numPr>
       </w:pPr>
-      <w:proofErr w:type="spellStart"/>
       <w:r>
         <w:rPr>
           <w:lang w:val="en-US"/>
         </w:rPr>
-        <w:t>consectetur</w:t>
-      </w:r>
-      <w:proofErr w:type="spellEnd"/>
-      <w:r>
-        <w:rPr>
-          <w:lang w:val="en-US"/>
-        </w:rPr>
-        <w:t xml:space="preserve"> </w:t>
-      </w:r>
-      <w:proofErr w:type="spellStart"/>
-      <w:r>
-        <w:rPr>
-          <w:lang w:val="en-US"/>
-        </w:rPr>
-        <w:t>adipiscing</w:t>
-      </w:r>
-      <w:proofErr w:type="spellEnd"/>
-      <w:r>
-        <w:rPr>
-          <w:lang w:val="en-US"/>
-        </w:rPr>
-        <w:t xml:space="preserve"> </w:t>
-      </w:r>
-      <w:proofErr w:type="spellStart"/>
-      <w:r>
-        <w:rPr>
-          <w:lang w:val="en-US"/>
-        </w:rPr>
-        <w:t>elit</w:t>
-      </w:r>
-      <w:proofErr w:type="spellEnd"/>
-      <w:r>
-        <w:rPr>
-          <w:lang w:val="en-US"/>
-        </w:rPr>
-        <w:t xml:space="preserve">, </w:t>
+        <w:t xml:space="preserve">consectetur adipiscing elit, </w:t>
       </w:r>
     </w:p>
     <w:p>
@@ -9488,44 +8862,8 @@
         <w:rPr>
           <w:lang w:val="en-US"/>
         </w:rPr>
-        <w:t xml:space="preserve">sed do </w:t>
-      </w:r>
-      <w:proofErr w:type="spellStart"/>
-      <w:r>
-        <w:rPr>
-          <w:lang w:val="en-US"/>
-        </w:rPr>
-        <w:t>eiusmod</w:t>
-      </w:r>
-      <w:proofErr w:type="spellEnd"/>
-      <w:r>
-        <w:rPr>
-          <w:lang w:val="en-US"/>
-        </w:rPr>
-        <w:t xml:space="preserve"> </w:t>
-      </w:r>
-      <w:proofErr w:type="spellStart"/>
-      <w:r>
-        <w:rPr>
-          <w:lang w:val="en-US"/>
-        </w:rPr>
-        <w:t>tempor</w:t>
-      </w:r>
-      <w:proofErr w:type="spellEnd"/>
-      <w:r>
-        <w:rPr>
-          <w:lang w:val="en-US"/>
-        </w:rPr>
-        <w:t xml:space="preserve"> </w:t>
-      </w:r>
-      <w:proofErr w:type="spellStart"/>
-      <w:r>
-        <w:rPr>
-          <w:lang w:val="en-US"/>
-        </w:rPr>
-        <w:t>incididunt</w:t>
-      </w:r>
-      <w:proofErr w:type="spellEnd"/>
+        <w:t>sed do eiusmod tempor incididunt</w:t>
+      </w:r>
       <w:r>
         <w:rPr>
           <w:lang w:val="en-US"/>
@@ -9550,42 +8888,12 @@
           <w:lang w:val="en-US"/>
         </w:rPr>
       </w:pPr>
-      <w:proofErr w:type="spellStart"/>
       <w:r>
         <w:rPr>
           <w:lang w:val="en-US"/>
         </w:rPr>
-        <w:t>ut</w:t>
-      </w:r>
-      <w:proofErr w:type="spellEnd"/>
-      <w:r>
-        <w:rPr>
-          <w:lang w:val="en-US"/>
-        </w:rPr>
-        <w:t xml:space="preserve"> </w:t>
-      </w:r>
-      <w:proofErr w:type="spellStart"/>
-      <w:r>
-        <w:rPr>
-          <w:lang w:val="en-US"/>
-        </w:rPr>
-        <w:t>labore</w:t>
-      </w:r>
-      <w:proofErr w:type="spellEnd"/>
-      <w:r>
-        <w:rPr>
-          <w:lang w:val="en-US"/>
-        </w:rPr>
-        <w:t xml:space="preserve"> et dolore magna </w:t>
-      </w:r>
-      <w:proofErr w:type="spellStart"/>
-      <w:r>
-        <w:rPr>
-          <w:lang w:val="en-US"/>
-        </w:rPr>
-        <w:t>aliqua</w:t>
-      </w:r>
-      <w:proofErr w:type="spellEnd"/>
+        <w:t>ut labore et dolore magna aliqua</w:t>
+      </w:r>
       <w:r>
         <w:rPr>
           <w:lang w:val="en-US"/>
@@ -9725,7 +9033,7 @@
               </wp:anchor>
             </w:drawing>
           </mc:Choice>
-          <mc:Fallback>
+          <mc:Fallback xmlns:w16="http://schemas.microsoft.com/office/word/2018/wordml" xmlns:w16cid="http://schemas.microsoft.com/office/word/2016/wordml/cid" xmlns:w16cex="http://schemas.microsoft.com/office/word/2018/wordml/cex" xmlns:am3d="http://schemas.microsoft.com/office/drawing/2017/model3d" xmlns:aink="http://schemas.microsoft.com/office/drawing/2016/ink" xmlns:cx8="http://schemas.microsoft.com/office/drawing/2016/5/14/chartex" xmlns:cx7="http://schemas.microsoft.com/office/drawing/2016/5/13/chartex" xmlns:cx6="http://schemas.microsoft.com/office/drawing/2016/5/12/chartex" xmlns:cx5="http://schemas.microsoft.com/office/drawing/2016/5/11/chartex" xmlns:cx4="http://schemas.microsoft.com/office/drawing/2016/5/10/chartex" xmlns:cx3="http://schemas.microsoft.com/office/drawing/2016/5/9/chartex" xmlns:cx2="http://schemas.microsoft.com/office/drawing/2015/10/21/chartex" xmlns:cx1="http://schemas.microsoft.com/office/drawing/2015/9/8/chartex">
             <w:pict>
               <v:rect w14:anchorId="787F56A5" id="Rectangle 21" o:spid="_x0000_s1026" style="position:absolute;margin-left:-3.5pt;margin-top:6.75pt;width:490.7pt;height:125.25pt;z-index:251680768;visibility:visible;mso-wrap-style:square;mso-width-percent:0;mso-height-percent:0;mso-wrap-distance-left:9pt;mso-wrap-distance-top:0;mso-wrap-distance-right:9pt;mso-wrap-distance-bottom:0;mso-position-horizontal:absolute;mso-position-horizontal-relative:text;mso-position-vertical:absolute;mso-position-vertical-relative:text;mso-width-percent:0;mso-height-percent:0;mso-width-relative:margin;mso-height-relative:margin;v-text-anchor:middle" o:gfxdata="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" filled="f" strokeweight="1pt">
                 <v:stroke dashstyle="dash"/>
@@ -9765,21 +9073,7 @@
         <w:rPr>
           <w:lang w:val="en-US"/>
         </w:rPr>
-        <w:t xml:space="preserve">Dolor sit </w:t>
-      </w:r>
-      <w:proofErr w:type="spellStart"/>
-      <w:r>
-        <w:rPr>
-          <w:lang w:val="en-US"/>
-        </w:rPr>
-        <w:t>amet</w:t>
-      </w:r>
-      <w:proofErr w:type="spellEnd"/>
-      <w:r>
-        <w:rPr>
-          <w:lang w:val="en-US"/>
-        </w:rPr>
-        <w:t>.</w:t>
+        <w:t>Dolor sit amet.</w:t>
       </w:r>
     </w:p>
     <w:p>
@@ -9790,47 +9084,11 @@
           <w:numId w:val="5"/>
         </w:numPr>
       </w:pPr>
-      <w:proofErr w:type="spellStart"/>
       <w:r>
         <w:rPr>
           <w:lang w:val="en-US"/>
         </w:rPr>
-        <w:t>Consectetur</w:t>
-      </w:r>
-      <w:proofErr w:type="spellEnd"/>
-      <w:r>
-        <w:rPr>
-          <w:lang w:val="en-US"/>
-        </w:rPr>
-        <w:t xml:space="preserve"> </w:t>
-      </w:r>
-      <w:proofErr w:type="spellStart"/>
-      <w:r>
-        <w:rPr>
-          <w:lang w:val="en-US"/>
-        </w:rPr>
-        <w:t>adipiscing</w:t>
-      </w:r>
-      <w:proofErr w:type="spellEnd"/>
-      <w:r>
-        <w:rPr>
-          <w:lang w:val="en-US"/>
-        </w:rPr>
-        <w:t xml:space="preserve"> </w:t>
-      </w:r>
-      <w:proofErr w:type="spellStart"/>
-      <w:r>
-        <w:rPr>
-          <w:lang w:val="en-US"/>
-        </w:rPr>
-        <w:t>elit</w:t>
-      </w:r>
-      <w:proofErr w:type="spellEnd"/>
-      <w:r>
-        <w:rPr>
-          <w:lang w:val="en-US"/>
-        </w:rPr>
-        <w:t>.</w:t>
+        <w:t>Consectetur adipiscing elit.</w:t>
       </w:r>
     </w:p>
     <w:p>
@@ -9854,44 +9112,8 @@
         <w:rPr>
           <w:lang w:val="en-US"/>
         </w:rPr>
-        <w:t xml:space="preserve">ed do </w:t>
-      </w:r>
-      <w:proofErr w:type="spellStart"/>
-      <w:r>
-        <w:rPr>
-          <w:lang w:val="en-US"/>
-        </w:rPr>
-        <w:t>eiusmod</w:t>
-      </w:r>
-      <w:proofErr w:type="spellEnd"/>
-      <w:r>
-        <w:rPr>
-          <w:lang w:val="en-US"/>
-        </w:rPr>
-        <w:t xml:space="preserve"> </w:t>
-      </w:r>
-      <w:proofErr w:type="spellStart"/>
-      <w:r>
-        <w:rPr>
-          <w:lang w:val="en-US"/>
-        </w:rPr>
-        <w:t>tempor</w:t>
-      </w:r>
-      <w:proofErr w:type="spellEnd"/>
-      <w:r>
-        <w:rPr>
-          <w:lang w:val="en-US"/>
-        </w:rPr>
-        <w:t xml:space="preserve"> </w:t>
-      </w:r>
-      <w:proofErr w:type="spellStart"/>
-      <w:r>
-        <w:rPr>
-          <w:lang w:val="en-US"/>
-        </w:rPr>
-        <w:t>incididunt</w:t>
-      </w:r>
-      <w:proofErr w:type="spellEnd"/>
+        <w:t>ed do eiusmod tempor incididunt</w:t>
+      </w:r>
       <w:r>
         <w:rPr>
           <w:lang w:val="en-US"/>
@@ -9920,34 +9142,12 @@
         <w:rPr>
           <w:lang w:val="en-US"/>
         </w:rPr>
-        <w:t xml:space="preserve">t </w:t>
-      </w:r>
-      <w:proofErr w:type="spellStart"/>
+        <w:t>t labore et dolore magna aliqua</w:t>
+      </w:r>
       <w:r>
         <w:rPr>
           <w:lang w:val="en-US"/>
         </w:rPr>
-        <w:t>labore</w:t>
-      </w:r>
-      <w:proofErr w:type="spellEnd"/>
-      <w:r>
-        <w:rPr>
-          <w:lang w:val="en-US"/>
-        </w:rPr>
-        <w:t xml:space="preserve"> et dolore magna </w:t>
-      </w:r>
-      <w:proofErr w:type="spellStart"/>
-      <w:r>
-        <w:rPr>
-          <w:lang w:val="en-US"/>
-        </w:rPr>
-        <w:t>aliqua</w:t>
-      </w:r>
-      <w:proofErr w:type="spellEnd"/>
-      <w:r>
-        <w:rPr>
-          <w:lang w:val="en-US"/>
-        </w:rPr>
         <w:t>.</w:t>
       </w:r>
     </w:p>
@@ -9966,8 +9166,8 @@
       <w:pPr>
         <w:pStyle w:val="-4"/>
       </w:pPr>
-      <w:bookmarkStart w:id="62" w:name="_Toc438214520"/>
-      <w:bookmarkStart w:id="63" w:name="_Toc482187132"/>
+      <w:bookmarkStart w:id="63" w:name="_Toc438214520"/>
+      <w:bookmarkStart w:id="64" w:name="_Toc482187132"/>
       <w:r>
         <w:lastRenderedPageBreak/>
         <w:t>1.10. О</w:t>
@@ -9975,8 +9175,8 @@
       <w:r>
         <w:t>формление цитат</w:t>
       </w:r>
-      <w:bookmarkEnd w:id="62"/>
       <w:bookmarkEnd w:id="63"/>
+      <w:bookmarkEnd w:id="64"/>
     </w:p>
     <w:p>
       <w:pPr>
@@ -10025,22 +9225,22 @@
       <w:pPr>
         <w:pStyle w:val="-4"/>
       </w:pPr>
-      <w:bookmarkStart w:id="64" w:name="_Toc438214521"/>
-      <w:bookmarkStart w:id="65" w:name="_Toc482187133"/>
+      <w:bookmarkStart w:id="65" w:name="_Toc438214521"/>
+      <w:bookmarkStart w:id="66" w:name="_Toc482187133"/>
       <w:r>
         <w:t xml:space="preserve">1.11. </w:t>
       </w:r>
       <w:r>
         <w:t>Библиографические ссылки</w:t>
       </w:r>
-      <w:bookmarkEnd w:id="64"/>
       <w:bookmarkEnd w:id="65"/>
+      <w:bookmarkEnd w:id="66"/>
     </w:p>
     <w:p>
       <w:pPr>
         <w:pStyle w:val="-5"/>
       </w:pPr>
-      <w:bookmarkStart w:id="66" w:name="_Toc482187134"/>
+      <w:bookmarkStart w:id="67" w:name="_Toc482187134"/>
       <w:r>
         <w:t>1.11.</w:t>
       </w:r>
@@ -10050,7 +9250,7 @@
       <w:r>
         <w:t>. Библиографические ссылки в тексте работы</w:t>
       </w:r>
-      <w:bookmarkEnd w:id="66"/>
+      <w:bookmarkEnd w:id="67"/>
     </w:p>
     <w:p>
       <w:pPr>
@@ -10077,29 +9277,21 @@
         <w:pStyle w:val="-0"/>
       </w:pPr>
       <w:r>
-        <w:t xml:space="preserve">В тексте работы допускаются только подстрочные библиографические ссылки (сноски). </w:t>
-      </w:r>
-      <w:proofErr w:type="spellStart"/>
-      <w:r>
-        <w:t>Внутритекстовые</w:t>
-      </w:r>
-      <w:proofErr w:type="spellEnd"/>
-      <w:r>
-        <w:t xml:space="preserve"> библиографические ссылки не используются.</w:t>
+        <w:t>В тексте работы допускаются только подстрочные библиографические ссылки (сноски). Внутритекстовые библиографические ссылки не используются.</w:t>
       </w:r>
     </w:p>
     <w:p>
       <w:pPr>
         <w:pStyle w:val="-5"/>
       </w:pPr>
-      <w:bookmarkStart w:id="67" w:name="_Toc482187135"/>
+      <w:bookmarkStart w:id="68" w:name="_Toc482187135"/>
       <w:r>
         <w:t>1.11.2</w:t>
       </w:r>
       <w:r>
         <w:t>. Оформление библиографических ссылок</w:t>
       </w:r>
-      <w:bookmarkEnd w:id="67"/>
+      <w:bookmarkEnd w:id="68"/>
     </w:p>
     <w:p>
       <w:pPr>
@@ -10309,29 +9501,13 @@
         <w:t>- «Изд-во» (без кавычек)</w:t>
       </w:r>
       <w:r>
-        <w:t xml:space="preserve"> и названием издательства в кавычках, например, «Изд-во «</w:t>
-      </w:r>
-      <w:proofErr w:type="spellStart"/>
-      <w:r>
-        <w:t>Эксмо</w:t>
-      </w:r>
-      <w:proofErr w:type="spellEnd"/>
-      <w:r>
-        <w:t>»</w:t>
+        <w:t xml:space="preserve"> и названием издательства в кавычках, например, «Изд-во «Эксмо»</w:t>
       </w:r>
       <w:r>
         <w:t xml:space="preserve"> или без </w:t>
       </w:r>
       <w:r>
-        <w:t>данного слова, например, «</w:t>
-      </w:r>
-      <w:proofErr w:type="spellStart"/>
-      <w:r>
-        <w:t>Эксмо</w:t>
-      </w:r>
-      <w:proofErr w:type="spellEnd"/>
-      <w:r>
-        <w:t>» (в библиографической ссылке – без кавычек)</w:t>
+        <w:t>данного слова, например, «Эксмо» (в библиографической ссылке – без кавычек)</w:t>
       </w:r>
       <w:r>
         <w:t>)</w:t>
@@ -10784,7 +9960,7 @@
               </wp:anchor>
             </w:drawing>
           </mc:Choice>
-          <mc:Fallback>
+          <mc:Fallback xmlns:w16="http://schemas.microsoft.com/office/word/2018/wordml" xmlns:w16cid="http://schemas.microsoft.com/office/word/2016/wordml/cid" xmlns:w16cex="http://schemas.microsoft.com/office/word/2018/wordml/cex" xmlns:am3d="http://schemas.microsoft.com/office/drawing/2017/model3d" xmlns:aink="http://schemas.microsoft.com/office/drawing/2016/ink" xmlns:cx8="http://schemas.microsoft.com/office/drawing/2016/5/14/chartex" xmlns:cx7="http://schemas.microsoft.com/office/drawing/2016/5/13/chartex" xmlns:cx6="http://schemas.microsoft.com/office/drawing/2016/5/12/chartex" xmlns:cx5="http://schemas.microsoft.com/office/drawing/2016/5/11/chartex" xmlns:cx4="http://schemas.microsoft.com/office/drawing/2016/5/10/chartex" xmlns:cx3="http://schemas.microsoft.com/office/drawing/2016/5/9/chartex" xmlns:cx2="http://schemas.microsoft.com/office/drawing/2015/10/21/chartex" xmlns:cx1="http://schemas.microsoft.com/office/drawing/2015/9/8/chartex">
             <w:pict>
               <v:rect w14:anchorId="63F7F787" id="Rectangle 23" o:spid="_x0000_s1026" style="position:absolute;margin-left:-12.5pt;margin-top:6.15pt;width:490.7pt;height:53.25pt;z-index:251681792;visibility:visible;mso-wrap-style:square;mso-width-percent:0;mso-height-percent:0;mso-wrap-distance-left:9pt;mso-wrap-distance-top:0;mso-wrap-distance-right:9pt;mso-wrap-distance-bottom:0;mso-position-horizontal:absolute;mso-position-horizontal-relative:text;mso-position-vertical:absolute;mso-position-vertical-relative:text;mso-width-percent:0;mso-height-percent:0;mso-width-relative:margin;mso-height-relative:margin;v-text-anchor:middle" o:gfxdata="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" filled="f" strokeweight="1pt">
                 <v:stroke dashstyle="dash"/>
@@ -10814,11 +9990,9 @@
       <w:r>
         <w:t xml:space="preserve">Иванов В.П., Петров-Водкин С.Ю. Купание красного коня: учебник для вузов. – М.: </w:t>
       </w:r>
-      <w:proofErr w:type="spellStart"/>
       <w:r>
         <w:t>Эксмо</w:t>
       </w:r>
-      <w:proofErr w:type="spellEnd"/>
       <w:r>
         <w:t xml:space="preserve">. 1999. </w:t>
       </w:r>
@@ -10922,7 +10096,7 @@
               </wp:anchor>
             </w:drawing>
           </mc:Choice>
-          <mc:Fallback>
+          <mc:Fallback xmlns:w16="http://schemas.microsoft.com/office/word/2018/wordml" xmlns:w16cid="http://schemas.microsoft.com/office/word/2016/wordml/cid" xmlns:w16cex="http://schemas.microsoft.com/office/word/2018/wordml/cex" xmlns:am3d="http://schemas.microsoft.com/office/drawing/2017/model3d" xmlns:aink="http://schemas.microsoft.com/office/drawing/2016/ink" xmlns:cx8="http://schemas.microsoft.com/office/drawing/2016/5/14/chartex" xmlns:cx7="http://schemas.microsoft.com/office/drawing/2016/5/13/chartex" xmlns:cx6="http://schemas.microsoft.com/office/drawing/2016/5/12/chartex" xmlns:cx5="http://schemas.microsoft.com/office/drawing/2016/5/11/chartex" xmlns:cx4="http://schemas.microsoft.com/office/drawing/2016/5/10/chartex" xmlns:cx3="http://schemas.microsoft.com/office/drawing/2016/5/9/chartex" xmlns:cx2="http://schemas.microsoft.com/office/drawing/2015/10/21/chartex" xmlns:cx1="http://schemas.microsoft.com/office/drawing/2015/9/8/chartex">
             <w:pict>
               <v:rect w14:anchorId="172AC704" id="Rectangle 24" o:spid="_x0000_s1026" style="position:absolute;margin-left:-11pt;margin-top:6.75pt;width:484.7pt;height:53.25pt;z-index:251682816;visibility:visible;mso-wrap-style:square;mso-width-percent:0;mso-height-percent:0;mso-wrap-distance-left:9pt;mso-wrap-distance-top:0;mso-wrap-distance-right:9pt;mso-wrap-distance-bottom:0;mso-position-horizontal:absolute;mso-position-horizontal-relative:text;mso-position-vertical:absolute;mso-position-vertical-relative:text;mso-width-percent:0;mso-height-percent:0;mso-width-relative:margin;mso-height-relative:margin;v-text-anchor:middle" o:gfxdata="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" filled="f" strokeweight="1pt">
                 <v:stroke dashstyle="dash"/>
@@ -11042,7 +10216,7 @@
               </wp:anchor>
             </w:drawing>
           </mc:Choice>
-          <mc:Fallback>
+          <mc:Fallback xmlns:w16="http://schemas.microsoft.com/office/word/2018/wordml" xmlns:w16cid="http://schemas.microsoft.com/office/word/2016/wordml/cid" xmlns:w16cex="http://schemas.microsoft.com/office/word/2018/wordml/cex" xmlns:am3d="http://schemas.microsoft.com/office/drawing/2017/model3d" xmlns:aink="http://schemas.microsoft.com/office/drawing/2016/ink" xmlns:cx8="http://schemas.microsoft.com/office/drawing/2016/5/14/chartex" xmlns:cx7="http://schemas.microsoft.com/office/drawing/2016/5/13/chartex" xmlns:cx6="http://schemas.microsoft.com/office/drawing/2016/5/12/chartex" xmlns:cx5="http://schemas.microsoft.com/office/drawing/2016/5/11/chartex" xmlns:cx4="http://schemas.microsoft.com/office/drawing/2016/5/10/chartex" xmlns:cx3="http://schemas.microsoft.com/office/drawing/2016/5/9/chartex" xmlns:cx2="http://schemas.microsoft.com/office/drawing/2015/10/21/chartex" xmlns:cx1="http://schemas.microsoft.com/office/drawing/2015/9/8/chartex">
             <w:pict>
               <v:rect w14:anchorId="4BBC2479" id="Rectangle 25" o:spid="_x0000_s1026" style="position:absolute;margin-left:-11pt;margin-top:7.8pt;width:490.7pt;height:98.7pt;z-index:251683840;visibility:visible;mso-wrap-style:square;mso-width-percent:0;mso-height-percent:0;mso-wrap-distance-left:9pt;mso-wrap-distance-top:0;mso-wrap-distance-right:9pt;mso-wrap-distance-bottom:0;mso-position-horizontal:absolute;mso-position-horizontal-relative:text;mso-position-vertical:absolute;mso-position-vertical-relative:text;mso-width-percent:0;mso-height-percent:0;mso-width-relative:margin;mso-height-relative:margin;v-text-anchor:middle" o:gfxdata="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" filled="f" strokeweight="1pt">
                 <v:stroke dashstyle="dash"/>
@@ -11084,23 +10258,7 @@
         <w:t>http</w:t>
       </w:r>
       <w:r>
-        <w:t>://</w:t>
-      </w:r>
-      <w:proofErr w:type="spellStart"/>
-      <w:r>
-        <w:t>коневодство.ру</w:t>
-      </w:r>
-      <w:proofErr w:type="spellEnd"/>
-      <w:r>
-        <w:t>/</w:t>
-      </w:r>
-      <w:proofErr w:type="spellStart"/>
-      <w:r>
-        <w:t>комплексный_анализ_процесса_купания</w:t>
-      </w:r>
-      <w:proofErr w:type="spellEnd"/>
-      <w:r>
-        <w:t>.</w:t>
+        <w:t>://коневодство.ру/комплексный_анализ_процесса_купания.</w:t>
       </w:r>
       <w:r>
         <w:rPr>
@@ -11135,7 +10293,7 @@
       <w:pPr>
         <w:pStyle w:val="-5"/>
       </w:pPr>
-      <w:bookmarkStart w:id="68" w:name="_Toc482187136"/>
+      <w:bookmarkStart w:id="69" w:name="_Toc482187136"/>
       <w:r>
         <w:t>1.11.</w:t>
       </w:r>
@@ -11145,7 +10303,7 @@
       <w:r>
         <w:t>. Сокращение длинных адресов интернет-страниц</w:t>
       </w:r>
-      <w:bookmarkEnd w:id="68"/>
+      <w:bookmarkEnd w:id="69"/>
     </w:p>
     <w:p>
       <w:pPr>
@@ -11164,24 +10322,14 @@
         <w:t>URL</w:t>
       </w:r>
       <w:r>
-        <w:t>) с помощью сайтов-</w:t>
-      </w:r>
-      <w:proofErr w:type="spellStart"/>
-      <w:r>
-        <w:t>шортенеров</w:t>
-      </w:r>
-      <w:proofErr w:type="spellEnd"/>
-      <w:r>
-        <w:t xml:space="preserve"> (англ. </w:t>
-      </w:r>
-      <w:proofErr w:type="spellStart"/>
+        <w:t xml:space="preserve">) с помощью сайтов-шортенеров (англ. </w:t>
+      </w:r>
       <w:r>
         <w:rPr>
           <w:lang w:val="en-US"/>
         </w:rPr>
         <w:t>shortener</w:t>
       </w:r>
-      <w:proofErr w:type="spellEnd"/>
       <w:r>
         <w:t>)</w:t>
       </w:r>
@@ -11197,14 +10345,12 @@
       <w:r>
         <w:t>.</w:t>
       </w:r>
-      <w:proofErr w:type="spellStart"/>
       <w:r>
         <w:rPr>
           <w:lang w:val="en-US"/>
         </w:rPr>
         <w:t>gl</w:t>
       </w:r>
-      <w:proofErr w:type="spellEnd"/>
       <w:r>
         <w:t xml:space="preserve"> (</w:t>
       </w:r>
@@ -11226,14 +10372,12 @@
       <w:r>
         <w:t xml:space="preserve"> </w:t>
       </w:r>
-      <w:proofErr w:type="spellStart"/>
       <w:r>
         <w:rPr>
           <w:lang w:val="en-US"/>
         </w:rPr>
         <w:t>Shortener</w:t>
       </w:r>
-      <w:proofErr w:type="spellEnd"/>
       <w:r>
         <w:t>)</w:t>
       </w:r>
@@ -11246,47 +10390,15 @@
         <w:pStyle w:val="-0"/>
       </w:pPr>
       <w:r>
-        <w:t xml:space="preserve">В случае использования </w:t>
-      </w:r>
-      <w:proofErr w:type="spellStart"/>
-      <w:r>
-        <w:t>шортенера</w:t>
-      </w:r>
-      <w:proofErr w:type="spellEnd"/>
-      <w:r>
-        <w:t xml:space="preserve"> наиболее длинные (или все) адреса интернет-страниц в библиографических ссылках (и вообще во всем тексте) могут быть заменены укороченными адресами, созданными </w:t>
-      </w:r>
-      <w:proofErr w:type="spellStart"/>
-      <w:r>
-        <w:t>шортенером</w:t>
-      </w:r>
-      <w:proofErr w:type="spellEnd"/>
-      <w:r>
-        <w:t>.</w:t>
-      </w:r>
-    </w:p>
-    <w:p>
-      <w:pPr>
-        <w:pStyle w:val="-0"/>
-      </w:pPr>
-      <w:r>
-        <w:t xml:space="preserve">Не разрешается использование в одной учебной работе нескольких </w:t>
-      </w:r>
-      <w:proofErr w:type="spellStart"/>
-      <w:r>
-        <w:t>шортенеров</w:t>
-      </w:r>
-      <w:proofErr w:type="spellEnd"/>
-      <w:r>
-        <w:t xml:space="preserve">. Все сокращенные ссылки должны быть созданы с помощью только одного </w:t>
-      </w:r>
-      <w:proofErr w:type="spellStart"/>
-      <w:r>
-        <w:t>шортенера</w:t>
-      </w:r>
-      <w:proofErr w:type="spellEnd"/>
-      <w:r>
-        <w:t>.</w:t>
+        <w:t>В случае использования шортенера наиболее длинные (или все) адреса интернет-страниц в библиографических ссылках (и вообще во всем тексте) могут быть заменены укороченными адресами, созданными шортенером.</w:t>
+      </w:r>
+    </w:p>
+    <w:p>
+      <w:pPr>
+        <w:pStyle w:val="-0"/>
+      </w:pPr>
+      <w:r>
+        <w:t>Не разрешается использование в одной учебной работе нескольких шортенеров. Все сокращенные ссылки должны быть созданы с помощью только одного шортенера.</w:t>
       </w:r>
       <w:r>
         <w:t xml:space="preserve"> </w:t>
@@ -11297,15 +10409,7 @@
         <w:pStyle w:val="-0"/>
       </w:pPr>
       <w:r>
-        <w:t xml:space="preserve">В случае использования </w:t>
-      </w:r>
-      <w:proofErr w:type="spellStart"/>
-      <w:r>
-        <w:t>шортенера</w:t>
-      </w:r>
-      <w:proofErr w:type="spellEnd"/>
-      <w:r>
-        <w:t xml:space="preserve"> </w:t>
+        <w:t xml:space="preserve">В случае использования шортенера </w:t>
       </w:r>
       <w:r>
         <w:t xml:space="preserve">автор учебной работы должен сделать об этом примечание (подстрочную сноску) при первом появлении в учебной работе укороченного </w:t>
@@ -11323,22 +10427,14 @@
         <w:t>с</w:t>
       </w:r>
       <w:r>
-        <w:t xml:space="preserve">ку) об использовании </w:t>
-      </w:r>
-      <w:proofErr w:type="spellStart"/>
-      <w:r>
-        <w:t>шортенера</w:t>
-      </w:r>
-      <w:proofErr w:type="spellEnd"/>
-      <w:r>
-        <w:t xml:space="preserve"> в списке использованных источников.</w:t>
+        <w:t>ку) об использовании шортенера в списке использованных источников.</w:t>
       </w:r>
     </w:p>
     <w:p>
       <w:pPr>
         <w:pStyle w:val="-5"/>
       </w:pPr>
-      <w:bookmarkStart w:id="69" w:name="_Toc482187137"/>
+      <w:bookmarkStart w:id="70" w:name="_Toc482187137"/>
       <w:r>
         <w:t>1.11.</w:t>
       </w:r>
@@ -11351,7 +10447,7 @@
       <w:r>
         <w:t>Сокращенные библиографические ссылки</w:t>
       </w:r>
-      <w:bookmarkEnd w:id="69"/>
+      <w:bookmarkEnd w:id="70"/>
     </w:p>
     <w:p>
       <w:pPr>
@@ -11439,7 +10535,7 @@
               </wp:anchor>
             </w:drawing>
           </mc:Choice>
-          <mc:Fallback>
+          <mc:Fallback xmlns:w16="http://schemas.microsoft.com/office/word/2018/wordml" xmlns:w16cid="http://schemas.microsoft.com/office/word/2016/wordml/cid" xmlns:w16cex="http://schemas.microsoft.com/office/word/2018/wordml/cex" xmlns:am3d="http://schemas.microsoft.com/office/drawing/2017/model3d" xmlns:aink="http://schemas.microsoft.com/office/drawing/2016/ink" xmlns:cx8="http://schemas.microsoft.com/office/drawing/2016/5/14/chartex" xmlns:cx7="http://schemas.microsoft.com/office/drawing/2016/5/13/chartex" xmlns:cx6="http://schemas.microsoft.com/office/drawing/2016/5/12/chartex" xmlns:cx5="http://schemas.microsoft.com/office/drawing/2016/5/11/chartex" xmlns:cx4="http://schemas.microsoft.com/office/drawing/2016/5/10/chartex" xmlns:cx3="http://schemas.microsoft.com/office/drawing/2016/5/9/chartex" xmlns:cx2="http://schemas.microsoft.com/office/drawing/2015/10/21/chartex" xmlns:cx1="http://schemas.microsoft.com/office/drawing/2015/9/8/chartex">
             <w:pict>
               <v:rect w14:anchorId="03E27B8A" id="Rectangle 26" o:spid="_x0000_s1026" style="position:absolute;margin-left:-12.5pt;margin-top:7.4pt;width:490.7pt;height:74.7pt;z-index:251684864;visibility:visible;mso-wrap-style:square;mso-width-percent:0;mso-height-percent:0;mso-wrap-distance-left:9pt;mso-wrap-distance-top:0;mso-wrap-distance-right:9pt;mso-wrap-distance-bottom:0;mso-position-horizontal:absolute;mso-position-horizontal-relative:text;mso-position-vertical:absolute;mso-position-vertical-relative:text;mso-width-percent:0;mso-height-percent:0;mso-width-relative:margin;mso-height-relative:margin;v-text-anchor:middle" o:gfxdata="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" filled="f" strokeweight="1pt">
                 <v:stroke dashstyle="dash"/>
@@ -11519,7 +10615,7 @@
       <w:pPr>
         <w:pStyle w:val="-4"/>
       </w:pPr>
-      <w:bookmarkStart w:id="70" w:name="_Toc482187138"/>
+      <w:bookmarkStart w:id="71" w:name="_Toc482187138"/>
       <w:r>
         <w:t>1.</w:t>
       </w:r>
@@ -11529,7 +10625,7 @@
       <w:r>
         <w:t>. Список использованных источников</w:t>
       </w:r>
-      <w:bookmarkEnd w:id="70"/>
+      <w:bookmarkEnd w:id="71"/>
     </w:p>
     <w:p>
       <w:pPr>
@@ -11624,7 +10720,7 @@
         <w:t>.</w:t>
       </w:r>
     </w:p>
-    <w:bookmarkStart w:id="71" w:name="_Toc442872262"/>
+    <w:bookmarkStart w:id="72" w:name="_Toc442872262"/>
     <w:p>
       <w:pPr>
         <w:pStyle w:val="-1"/>
@@ -11703,7 +10799,7 @@
               </wp:anchor>
             </w:drawing>
           </mc:Choice>
-          <mc:Fallback>
+          <mc:Fallback xmlns:w16="http://schemas.microsoft.com/office/word/2018/wordml" xmlns:w16cid="http://schemas.microsoft.com/office/word/2016/wordml/cid" xmlns:w16cex="http://schemas.microsoft.com/office/word/2018/wordml/cex" xmlns:am3d="http://schemas.microsoft.com/office/drawing/2017/model3d" xmlns:aink="http://schemas.microsoft.com/office/drawing/2016/ink" xmlns:cx8="http://schemas.microsoft.com/office/drawing/2016/5/14/chartex" xmlns:cx7="http://schemas.microsoft.com/office/drawing/2016/5/13/chartex" xmlns:cx6="http://schemas.microsoft.com/office/drawing/2016/5/12/chartex" xmlns:cx5="http://schemas.microsoft.com/office/drawing/2016/5/11/chartex" xmlns:cx4="http://schemas.microsoft.com/office/drawing/2016/5/10/chartex" xmlns:cx3="http://schemas.microsoft.com/office/drawing/2016/5/9/chartex" xmlns:cx2="http://schemas.microsoft.com/office/drawing/2015/10/21/chartex" xmlns:cx1="http://schemas.microsoft.com/office/drawing/2015/9/8/chartex">
             <w:pict>
               <v:rect w14:anchorId="5E99D84E" id="Rectangle 29" o:spid="_x0000_s1026" style="position:absolute;margin-left:-13.8pt;margin-top:2.45pt;width:490.7pt;height:230.25pt;z-index:251685888;visibility:visible;mso-wrap-style:square;mso-width-percent:0;mso-height-percent:0;mso-wrap-distance-left:9pt;mso-wrap-distance-top:0;mso-wrap-distance-right:9pt;mso-wrap-distance-bottom:0;mso-position-horizontal:absolute;mso-position-horizontal-relative:text;mso-position-vertical:absolute;mso-position-vertical-relative:text;mso-width-percent:0;mso-height-percent:0;mso-width-relative:margin;mso-height-relative:margin;v-text-anchor:middle" o:gfxdata="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" filled="f" strokeweight="1pt">
                 <v:stroke dashstyle="dash"/>
@@ -11715,7 +10811,7 @@
       <w:r>
         <w:t>Список использованных источников</w:t>
       </w:r>
-      <w:bookmarkEnd w:id="71"/>
+      <w:bookmarkEnd w:id="72"/>
     </w:p>
     <w:p>
       <w:pPr>
@@ -11730,15 +10826,7 @@
         <w:t>Иванов В.П., Петров-Водкин С.Ю. Купание красного коня: учебник д</w:t>
       </w:r>
       <w:r>
-        <w:t>ля вузов. – М.: Изд-во «</w:t>
-      </w:r>
-      <w:proofErr w:type="spellStart"/>
-      <w:r>
-        <w:t>Эксмо</w:t>
-      </w:r>
-      <w:proofErr w:type="spellEnd"/>
-      <w:r>
-        <w:t>»</w:t>
+        <w:t>ля вузов. – М.: Изд-во «Эксмо»</w:t>
       </w:r>
       <w:r>
         <w:t xml:space="preserve">. 1999. </w:t>
@@ -11785,23 +10873,7 @@
         <w:t>http</w:t>
       </w:r>
       <w:r>
-        <w:t>://</w:t>
-      </w:r>
-      <w:proofErr w:type="spellStart"/>
-      <w:r>
-        <w:t>коневодство.ру</w:t>
-      </w:r>
-      <w:proofErr w:type="spellEnd"/>
-      <w:r>
-        <w:t>/</w:t>
-      </w:r>
-      <w:proofErr w:type="spellStart"/>
-      <w:r>
-        <w:t>комплексный_анализ_процесса_купания</w:t>
-      </w:r>
-      <w:proofErr w:type="spellEnd"/>
-      <w:r>
-        <w:t>.</w:t>
+        <w:t>://коневодство.ру/комплексный_анализ_процесса_купания.</w:t>
       </w:r>
       <w:r>
         <w:rPr>
@@ -11834,8 +10906,8 @@
       <w:pPr>
         <w:pStyle w:val="-4"/>
       </w:pPr>
-      <w:bookmarkStart w:id="72" w:name="_Toc438214522"/>
-      <w:bookmarkStart w:id="73" w:name="_Toc482187139"/>
+      <w:bookmarkStart w:id="73" w:name="_Toc438214522"/>
+      <w:bookmarkStart w:id="74" w:name="_Toc482187139"/>
       <w:r>
         <w:t>1.1</w:t>
       </w:r>
@@ -11848,8 +10920,8 @@
       <w:r>
         <w:t>формление приложений</w:t>
       </w:r>
-      <w:bookmarkEnd w:id="72"/>
       <w:bookmarkEnd w:id="73"/>
+      <w:bookmarkEnd w:id="74"/>
     </w:p>
     <w:p>
       <w:pPr>
@@ -11995,7 +11067,7 @@
               </wp:anchor>
             </w:drawing>
           </mc:Choice>
-          <mc:Fallback>
+          <mc:Fallback xmlns:w16="http://schemas.microsoft.com/office/word/2018/wordml" xmlns:w16cid="http://schemas.microsoft.com/office/word/2016/wordml/cid" xmlns:w16cex="http://schemas.microsoft.com/office/word/2018/wordml/cex" xmlns:am3d="http://schemas.microsoft.com/office/drawing/2017/model3d" xmlns:aink="http://schemas.microsoft.com/office/drawing/2016/ink" xmlns:cx8="http://schemas.microsoft.com/office/drawing/2016/5/14/chartex" xmlns:cx7="http://schemas.microsoft.com/office/drawing/2016/5/13/chartex" xmlns:cx6="http://schemas.microsoft.com/office/drawing/2016/5/12/chartex" xmlns:cx5="http://schemas.microsoft.com/office/drawing/2016/5/11/chartex" xmlns:cx4="http://schemas.microsoft.com/office/drawing/2016/5/10/chartex" xmlns:cx3="http://schemas.microsoft.com/office/drawing/2016/5/9/chartex" xmlns:cx2="http://schemas.microsoft.com/office/drawing/2015/10/21/chartex" xmlns:cx1="http://schemas.microsoft.com/office/drawing/2015/9/8/chartex">
             <w:pict>
               <v:rect w14:anchorId="0C222CAA" id="Rectangle 31" o:spid="_x0000_s1026" style="position:absolute;margin-left:-11pt;margin-top:2.6pt;width:490.7pt;height:78.75pt;z-index:251686912;visibility:visible;mso-wrap-style:square;mso-width-percent:0;mso-height-percent:0;mso-wrap-distance-left:9pt;mso-wrap-distance-top:0;mso-wrap-distance-right:9pt;mso-wrap-distance-bottom:0;mso-position-horizontal:absolute;mso-position-horizontal-relative:text;mso-position-vertical:absolute;mso-position-vertical-relative:text;mso-width-percent:0;mso-height-percent:0;mso-width-relative:margin;mso-height-relative:margin;v-text-anchor:middle" o:gfxdata="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" filled="f" strokeweight="1pt">
                 <v:stroke dashstyle="dash"/>
@@ -12067,8 +11139,8 @@
       <w:pPr>
         <w:pStyle w:val="-4"/>
       </w:pPr>
-      <w:bookmarkStart w:id="74" w:name="_Toc438214523"/>
-      <w:bookmarkStart w:id="75" w:name="_Toc482187140"/>
+      <w:bookmarkStart w:id="75" w:name="_Toc438214523"/>
+      <w:bookmarkStart w:id="76" w:name="_Toc482187140"/>
       <w:r>
         <w:t>1.1</w:t>
       </w:r>
@@ -12084,8 +11156,8 @@
       <w:r>
         <w:t xml:space="preserve"> учебных работ</w:t>
       </w:r>
-      <w:bookmarkEnd w:id="74"/>
       <w:bookmarkEnd w:id="75"/>
+      <w:bookmarkEnd w:id="76"/>
     </w:p>
     <w:p>
       <w:pPr>
@@ -12134,11 +11206,11 @@
       <w:pPr>
         <w:pStyle w:val="-5"/>
       </w:pPr>
-      <w:bookmarkStart w:id="76" w:name="_Toc482187141"/>
+      <w:bookmarkStart w:id="77" w:name="_Toc482187141"/>
       <w:r>
         <w:t>1.14.1. Шапка титульного листа</w:t>
       </w:r>
-      <w:bookmarkEnd w:id="76"/>
+      <w:bookmarkEnd w:id="77"/>
       <w:r>
         <w:t xml:space="preserve"> </w:t>
       </w:r>
@@ -12331,29 +11403,19 @@
       <w:r>
         <w:t xml:space="preserve">12 </w:t>
       </w:r>
-      <w:proofErr w:type="spellStart"/>
-      <w:r>
-        <w:t>пт</w:t>
-      </w:r>
-      <w:proofErr w:type="spellEnd"/>
+      <w:r>
+        <w:t xml:space="preserve">пт, </w:t>
+      </w:r>
+      <w:r>
+        <w:t xml:space="preserve">разреженный на </w:t>
+      </w:r>
+      <w:r>
+        <w:t>2 пт</w:t>
+      </w:r>
       <w:r>
         <w:t xml:space="preserve">, </w:t>
       </w:r>
       <w:r>
-        <w:t xml:space="preserve">разреженный на </w:t>
-      </w:r>
-      <w:r>
-        <w:t>2 </w:t>
-      </w:r>
-      <w:proofErr w:type="spellStart"/>
-      <w:r>
-        <w:t>пт</w:t>
-      </w:r>
-      <w:proofErr w:type="spellEnd"/>
-      <w:r>
-        <w:t xml:space="preserve">, </w:t>
-      </w:r>
-      <w:r>
         <w:t>выравнивание по центру (</w:t>
       </w:r>
       <w:r>
@@ -12412,25 +11474,15 @@
       <w:r>
         <w:t xml:space="preserve">18 </w:t>
       </w:r>
-      <w:proofErr w:type="spellStart"/>
-      <w:r>
-        <w:t>пт</w:t>
-      </w:r>
-      <w:proofErr w:type="spellEnd"/>
-      <w:r>
-        <w:t xml:space="preserve">, </w:t>
+      <w:r>
+        <w:t xml:space="preserve">пт, </w:t>
       </w:r>
       <w:r>
         <w:t>полужирный, разрежен</w:t>
       </w:r>
       <w:r>
-        <w:t xml:space="preserve">ный на 1 </w:t>
-      </w:r>
-      <w:proofErr w:type="spellStart"/>
-      <w:r>
-        <w:t>пт</w:t>
-      </w:r>
-      <w:proofErr w:type="spellEnd"/>
+        <w:t>ный на 1 пт</w:t>
+      </w:r>
       <w:r>
         <w:t xml:space="preserve">, все буквы заглавные, </w:t>
       </w:r>
@@ -12509,15 +11561,7 @@
         <w:t>четыре</w:t>
       </w:r>
       <w:r>
-        <w:t xml:space="preserve">) </w:t>
-      </w:r>
-      <w:proofErr w:type="spellStart"/>
-      <w:r>
-        <w:t>пт</w:t>
-      </w:r>
-      <w:proofErr w:type="spellEnd"/>
-      <w:r>
-        <w:t>, межстрочный интервал – одинарный).</w:t>
+        <w:t>) пт, межстрочный интервал – одинарный).</w:t>
       </w:r>
       <w:r>
         <w:t xml:space="preserve"> Под этим пустым абзацем проходит двойная линия. </w:t>
@@ -12556,15 +11600,7 @@
         <w:t>Roman</w:t>
       </w:r>
       <w:r>
-        <w:t xml:space="preserve">, 12 </w:t>
-      </w:r>
-      <w:proofErr w:type="spellStart"/>
-      <w:r>
-        <w:t>пт</w:t>
-      </w:r>
-      <w:proofErr w:type="spellEnd"/>
-      <w:r>
-        <w:t>, отступов перед абзацем и после него нет, межстрочный интервал - одинарный).</w:t>
+        <w:t>, 12 пт, отступов перед абзацем и после него нет, межстрочный интервал - одинарный).</w:t>
       </w:r>
     </w:p>
     <w:p>
@@ -12650,7 +11686,7 @@
               </wp:anchor>
             </w:drawing>
           </mc:Choice>
-          <mc:Fallback>
+          <mc:Fallback xmlns:w16="http://schemas.microsoft.com/office/word/2018/wordml" xmlns:w16cid="http://schemas.microsoft.com/office/word/2016/wordml/cid" xmlns:w16cex="http://schemas.microsoft.com/office/word/2018/wordml/cex" xmlns:am3d="http://schemas.microsoft.com/office/drawing/2017/model3d" xmlns:aink="http://schemas.microsoft.com/office/drawing/2016/ink" xmlns:cx8="http://schemas.microsoft.com/office/drawing/2016/5/14/chartex" xmlns:cx7="http://schemas.microsoft.com/office/drawing/2016/5/13/chartex" xmlns:cx6="http://schemas.microsoft.com/office/drawing/2016/5/12/chartex" xmlns:cx5="http://schemas.microsoft.com/office/drawing/2016/5/11/chartex" xmlns:cx4="http://schemas.microsoft.com/office/drawing/2016/5/10/chartex" xmlns:cx3="http://schemas.microsoft.com/office/drawing/2016/5/9/chartex" xmlns:cx2="http://schemas.microsoft.com/office/drawing/2015/10/21/chartex" xmlns:cx1="http://schemas.microsoft.com/office/drawing/2015/9/8/chartex">
             <w:pict>
               <v:rect w14:anchorId="7A6A0781" id="Rectangle 35" o:spid="_x0000_s1026" style="position:absolute;margin-left:-28.8pt;margin-top:11.85pt;width:524.25pt;height:81.75pt;z-index:251688960;visibility:visible;mso-wrap-style:square;mso-width-percent:0;mso-height-percent:0;mso-wrap-distance-left:9pt;mso-wrap-distance-top:0;mso-wrap-distance-right:9pt;mso-wrap-distance-bottom:0;mso-position-horizontal:absolute;mso-position-horizontal-relative:text;mso-position-vertical:absolute;mso-position-vertical-relative:text;mso-width-percent:0;mso-height-percent:0;mso-width-relative:margin;mso-height-relative:margin;v-text-anchor:middle" o:gfxdata="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" filled="f" strokeweight="1pt">
                 <v:stroke dashstyle="dash"/>
@@ -12852,7 +11888,7 @@
       <w:pPr>
         <w:pStyle w:val="-5"/>
       </w:pPr>
-      <w:bookmarkStart w:id="77" w:name="_Toc482187142"/>
+      <w:bookmarkStart w:id="78" w:name="_Toc482187142"/>
       <w:r>
         <w:t xml:space="preserve">1.14.2. Наименование кафедры </w:t>
       </w:r>
@@ -12862,7 +11898,7 @@
       <w:r>
         <w:t>под шапкой титульного листа</w:t>
       </w:r>
-      <w:bookmarkEnd w:id="77"/>
+      <w:bookmarkEnd w:id="78"/>
     </w:p>
     <w:p>
       <w:pPr>
@@ -12884,13 +11920,8 @@
         <w:t xml:space="preserve"> сдающий работу. Для студентов первого курса – кафедра социально-гуманитарных и естественно-научных дисциплин (кафедра СГ и ЕН), для обучающихся </w:t>
       </w:r>
       <w:r>
-        <w:t xml:space="preserve">на </w:t>
-      </w:r>
-      <w:proofErr w:type="spellStart"/>
-      <w:r>
-        <w:t>неочных</w:t>
-      </w:r>
-      <w:proofErr w:type="spellEnd"/>
+        <w:t>на неочных</w:t>
+      </w:r>
       <w:r>
         <w:t xml:space="preserve"> форм</w:t>
       </w:r>
@@ -12898,15 +11929,7 @@
         <w:t>ах</w:t>
       </w:r>
       <w:r>
-        <w:t xml:space="preserve"> обучения – отделение </w:t>
-      </w:r>
-      <w:proofErr w:type="spellStart"/>
-      <w:r>
-        <w:t>неочных</w:t>
-      </w:r>
-      <w:proofErr w:type="spellEnd"/>
-      <w:r>
-        <w:t xml:space="preserve"> форм обучения. </w:t>
+        <w:t xml:space="preserve"> обучения – отделение неочных форм обучения. </w:t>
       </w:r>
     </w:p>
     <w:p>
@@ -12947,85 +11970,86 @@
         <w:t>2</w:t>
       </w:r>
       <w:r>
+        <w:t xml:space="preserve"> пт, отступов перед абзацем и после него нет, межстрочный интервал - одинарный)</w:t>
+      </w:r>
+      <w:r>
+        <w:rPr>
+          <w:rStyle w:val="aa"/>
+        </w:rPr>
+        <w:footnoteReference w:id="7"/>
+      </w:r>
+      <w:r>
+        <w:t>.</w:t>
+      </w:r>
+    </w:p>
+    <w:p>
+      <w:pPr>
+        <w:pStyle w:val="-0"/>
+      </w:pPr>
+      <w:r>
+        <w:t xml:space="preserve">Наименование кафедры (отделения) располагается непосредственно под </w:t>
+      </w:r>
+      <w:r>
+        <w:t xml:space="preserve">нижним (пустым) абзацем </w:t>
+      </w:r>
+      <w:r>
+        <w:t>шапк</w:t>
+      </w:r>
+      <w:r>
+        <w:t>и</w:t>
+      </w:r>
+      <w:r>
+        <w:t xml:space="preserve">, без всяких дополнительных отступов и </w:t>
+      </w:r>
+      <w:r>
+        <w:t xml:space="preserve">пустых абзацев. </w:t>
+      </w:r>
+    </w:p>
+    <w:p>
+      <w:pPr>
+        <w:pStyle w:val="-0"/>
+      </w:pPr>
+      <w:r>
+        <w:t>Слово «Кафедра»</w:t>
+      </w:r>
+      <w:r>
+        <w:t xml:space="preserve"> («Отделение»)</w:t>
+      </w:r>
+      <w:r>
+        <w:t xml:space="preserve"> пишется с большой буквы</w:t>
+      </w:r>
+      <w:r>
+        <w:t xml:space="preserve">, остальные слова в названии кафедры </w:t>
+      </w:r>
+      <w:r>
+        <w:t xml:space="preserve">(отделения) </w:t>
+      </w:r>
+      <w:r>
+        <w:t>– с маленькой</w:t>
+      </w:r>
+      <w:r>
+        <w:t xml:space="preserve"> (за исключением заглавных букв в аббревиатуре кафедры)</w:t>
+      </w:r>
+      <w:r>
+        <w:t>, шр</w:t>
+      </w:r>
+      <w:r>
+        <w:t xml:space="preserve">ифт </w:t>
+      </w:r>
+      <w:r>
+        <w:rPr>
+          <w:lang w:val="en-US"/>
+        </w:rPr>
+        <w:t>Times</w:t>
+      </w:r>
+      <w:r>
         <w:t xml:space="preserve"> </w:t>
       </w:r>
-      <w:proofErr w:type="spellStart"/>
-      <w:r>
-        <w:t>пт</w:t>
-      </w:r>
-      <w:proofErr w:type="spellEnd"/>
-      <w:r>
-        <w:t>, отступов перед абзацем и после него нет, межстрочный интервал - одинарный)</w:t>
-      </w:r>
-      <w:r>
-        <w:rPr>
-          <w:rStyle w:val="aa"/>
-        </w:rPr>
-        <w:footnoteReference w:id="7"/>
-      </w:r>
-      <w:r>
-        <w:t>.</w:t>
-      </w:r>
-    </w:p>
-    <w:p>
-      <w:pPr>
-        <w:pStyle w:val="-0"/>
-      </w:pPr>
-      <w:r>
-        <w:t xml:space="preserve">Наименование кафедры (отделения) располагается непосредственно под </w:t>
-      </w:r>
-      <w:r>
-        <w:t xml:space="preserve">нижним (пустым) абзацем </w:t>
-      </w:r>
-      <w:r>
-        <w:t>шапк</w:t>
-      </w:r>
-      <w:r>
-        <w:t>и</w:t>
-      </w:r>
-      <w:r>
-        <w:t xml:space="preserve">, без всяких дополнительных отступов и </w:t>
-      </w:r>
-      <w:r>
-        <w:t xml:space="preserve">пустых абзацев. </w:t>
-      </w:r>
-    </w:p>
-    <w:p>
-      <w:pPr>
-        <w:pStyle w:val="-0"/>
-      </w:pPr>
-      <w:r>
-        <w:t>Слово «Кафедра»</w:t>
-      </w:r>
-      <w:r>
-        <w:t xml:space="preserve"> («Отделение»)</w:t>
-      </w:r>
-      <w:r>
-        <w:t xml:space="preserve"> пишется с большой буквы</w:t>
-      </w:r>
-      <w:r>
-        <w:t xml:space="preserve">, остальные слова в названии кафедры </w:t>
-      </w:r>
-      <w:r>
-        <w:t xml:space="preserve">(отделения) </w:t>
-      </w:r>
-      <w:r>
-        <w:t>– с маленькой</w:t>
-      </w:r>
-      <w:r>
-        <w:t xml:space="preserve"> (за исключением заглавных букв в аббревиатуре кафедры)</w:t>
-      </w:r>
-      <w:r>
-        <w:t>, шр</w:t>
-      </w:r>
-      <w:r>
-        <w:t xml:space="preserve">ифт </w:t>
-      </w:r>
       <w:r>
         <w:rPr>
           <w:lang w:val="en-US"/>
         </w:rPr>
-        <w:t>Times</w:t>
+        <w:t>New</w:t>
       </w:r>
       <w:r>
         <w:t xml:space="preserve"> </w:t>
@@ -13034,34 +12058,20 @@
         <w:rPr>
           <w:lang w:val="en-US"/>
         </w:rPr>
-        <w:t>New</w:t>
+        <w:t>Roman</w:t>
+      </w:r>
+      <w:r>
+        <w:t>, размер 1</w:t>
+      </w:r>
+      <w:r>
+        <w:t>4</w:t>
       </w:r>
       <w:r>
         <w:t xml:space="preserve"> </w:t>
       </w:r>
       <w:r>
-        <w:rPr>
-          <w:lang w:val="en-US"/>
-        </w:rPr>
-        <w:t>Roman</w:t>
-      </w:r>
-      <w:r>
-        <w:t>, размер 1</w:t>
-      </w:r>
-      <w:r>
-        <w:t>4</w:t>
-      </w:r>
-      <w:r>
-        <w:t xml:space="preserve"> </w:t>
-      </w:r>
-      <w:proofErr w:type="spellStart"/>
-      <w:r>
         <w:lastRenderedPageBreak/>
-        <w:t>пт</w:t>
-      </w:r>
-      <w:proofErr w:type="spellEnd"/>
-      <w:r>
-        <w:t xml:space="preserve">, </w:t>
+        <w:t xml:space="preserve">пт, </w:t>
       </w:r>
       <w:r>
         <w:t xml:space="preserve">отступа первой строки нет, </w:t>
@@ -13155,7 +12165,7 @@
               </wp:anchor>
             </w:drawing>
           </mc:Choice>
-          <mc:Fallback>
+          <mc:Fallback xmlns:w16="http://schemas.microsoft.com/office/word/2018/wordml" xmlns:w16cid="http://schemas.microsoft.com/office/word/2016/wordml/cid" xmlns:w16cex="http://schemas.microsoft.com/office/word/2018/wordml/cex" xmlns:am3d="http://schemas.microsoft.com/office/drawing/2017/model3d" xmlns:aink="http://schemas.microsoft.com/office/drawing/2016/ink" xmlns:cx8="http://schemas.microsoft.com/office/drawing/2016/5/14/chartex" xmlns:cx7="http://schemas.microsoft.com/office/drawing/2016/5/13/chartex" xmlns:cx6="http://schemas.microsoft.com/office/drawing/2016/5/12/chartex" xmlns:cx5="http://schemas.microsoft.com/office/drawing/2016/5/11/chartex" xmlns:cx4="http://schemas.microsoft.com/office/drawing/2016/5/10/chartex" xmlns:cx3="http://schemas.microsoft.com/office/drawing/2016/5/9/chartex" xmlns:cx2="http://schemas.microsoft.com/office/drawing/2015/10/21/chartex" xmlns:cx1="http://schemas.microsoft.com/office/drawing/2015/9/8/chartex">
             <w:pict>
               <v:rect w14:anchorId="4FC948C0" id="Rectangle 33" o:spid="_x0000_s1026" style="position:absolute;margin-left:-20.55pt;margin-top:6.9pt;width:508.5pt;height:112.5pt;z-index:251687936;visibility:visible;mso-wrap-style:square;mso-width-percent:0;mso-height-percent:0;mso-wrap-distance-left:9pt;mso-wrap-distance-top:0;mso-wrap-distance-right:9pt;mso-wrap-distance-bottom:0;mso-position-horizontal:absolute;mso-position-horizontal-relative:text;mso-position-vertical:absolute;mso-position-vertical-relative:text;mso-width-percent:0;mso-height-percent:0;mso-width-relative:margin;mso-height-relative:margin;v-text-anchor:middle" o:gfxdata="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" filled="f" strokeweight="1pt">
                 <v:stroke dashstyle="dash"/>
@@ -13390,7 +12400,7 @@
       <w:pPr>
         <w:pStyle w:val="-5"/>
       </w:pPr>
-      <w:bookmarkStart w:id="78" w:name="_Toc482187143"/>
+      <w:bookmarkStart w:id="79" w:name="_Toc482187143"/>
       <w:r>
         <w:t>1.14.3.</w:t>
       </w:r>
@@ -13403,7 +12413,7 @@
       <w:r>
         <w:t>темы и учебного предмета</w:t>
       </w:r>
-      <w:bookmarkEnd w:id="78"/>
+      <w:bookmarkEnd w:id="79"/>
     </w:p>
     <w:p>
       <w:pPr>
@@ -13438,33 +12448,11 @@
           <w:lang w:val="en-US"/>
         </w:rPr>
       </w:pPr>
-      <w:proofErr w:type="spellStart"/>
       <w:r>
         <w:rPr>
           <w:lang w:val="en-US"/>
         </w:rPr>
-        <w:t>курсовая</w:t>
-      </w:r>
-      <w:proofErr w:type="spellEnd"/>
-      <w:r>
-        <w:rPr>
-          <w:lang w:val="en-US"/>
-        </w:rPr>
-        <w:t xml:space="preserve"> </w:t>
-      </w:r>
-      <w:proofErr w:type="spellStart"/>
-      <w:r>
-        <w:rPr>
-          <w:lang w:val="en-US"/>
-        </w:rPr>
-        <w:t>работа</w:t>
-      </w:r>
-      <w:proofErr w:type="spellEnd"/>
-      <w:r>
-        <w:rPr>
-          <w:lang w:val="en-US"/>
-        </w:rPr>
-        <w:t>;</w:t>
+        <w:t>курсовая работа;</w:t>
       </w:r>
     </w:p>
     <w:p>
@@ -13478,33 +12466,11 @@
           <w:lang w:val="en-US"/>
         </w:rPr>
       </w:pPr>
-      <w:proofErr w:type="spellStart"/>
       <w:r>
         <w:rPr>
           <w:lang w:val="en-US"/>
         </w:rPr>
-        <w:t>контрольная</w:t>
-      </w:r>
-      <w:proofErr w:type="spellEnd"/>
-      <w:r>
-        <w:rPr>
-          <w:lang w:val="en-US"/>
-        </w:rPr>
-        <w:t xml:space="preserve"> </w:t>
-      </w:r>
-      <w:proofErr w:type="spellStart"/>
-      <w:r>
-        <w:rPr>
-          <w:lang w:val="en-US"/>
-        </w:rPr>
-        <w:t>работа</w:t>
-      </w:r>
-      <w:proofErr w:type="spellEnd"/>
-      <w:r>
-        <w:rPr>
-          <w:lang w:val="en-US"/>
-        </w:rPr>
-        <w:t>;</w:t>
+        <w:t>контрольная работа;</w:t>
       </w:r>
     </w:p>
     <w:p>
@@ -13518,19 +12484,11 @@
           <w:lang w:val="en-US"/>
         </w:rPr>
       </w:pPr>
-      <w:proofErr w:type="spellStart"/>
       <w:r>
         <w:rPr>
           <w:lang w:val="en-US"/>
         </w:rPr>
-        <w:t>реферат</w:t>
-      </w:r>
-      <w:proofErr w:type="spellEnd"/>
-      <w:r>
-        <w:rPr>
-          <w:lang w:val="en-US"/>
-        </w:rPr>
-        <w:t>;</w:t>
+        <w:t>реферат;</w:t>
       </w:r>
     </w:p>
     <w:p>
@@ -13544,47 +12502,11 @@
           <w:lang w:val="en-US"/>
         </w:rPr>
       </w:pPr>
-      <w:proofErr w:type="spellStart"/>
       <w:r>
         <w:rPr>
           <w:lang w:val="en-US"/>
         </w:rPr>
-        <w:t>материалы</w:t>
-      </w:r>
-      <w:proofErr w:type="spellEnd"/>
-      <w:r>
-        <w:rPr>
-          <w:lang w:val="en-US"/>
-        </w:rPr>
-        <w:t xml:space="preserve"> (</w:t>
-      </w:r>
-      <w:proofErr w:type="spellStart"/>
-      <w:r>
-        <w:rPr>
-          <w:lang w:val="en-US"/>
-        </w:rPr>
-        <w:t>раздаточные</w:t>
-      </w:r>
-      <w:proofErr w:type="spellEnd"/>
-      <w:r>
-        <w:rPr>
-          <w:lang w:val="en-US"/>
-        </w:rPr>
-        <w:t xml:space="preserve"> </w:t>
-      </w:r>
-      <w:proofErr w:type="spellStart"/>
-      <w:r>
-        <w:rPr>
-          <w:lang w:val="en-US"/>
-        </w:rPr>
-        <w:t>материалы</w:t>
-      </w:r>
-      <w:proofErr w:type="spellEnd"/>
-      <w:r>
-        <w:rPr>
-          <w:lang w:val="en-US"/>
-        </w:rPr>
-        <w:t>);</w:t>
+        <w:t>материалы (раздаточные материалы);</w:t>
       </w:r>
     </w:p>
     <w:p>
@@ -13598,33 +12520,34 @@
           <w:lang w:val="en-US"/>
         </w:rPr>
       </w:pPr>
-      <w:proofErr w:type="spellStart"/>
       <w:r>
         <w:rPr>
           <w:lang w:val="en-US"/>
         </w:rPr>
-        <w:t>портфолио</w:t>
-      </w:r>
-      <w:proofErr w:type="spellEnd"/>
+        <w:t>портфолио.</w:t>
+      </w:r>
+    </w:p>
+    <w:p>
+      <w:pPr>
+        <w:pStyle w:val="-0"/>
+      </w:pPr>
+      <w:r>
+        <w:t xml:space="preserve">Название типа учебной работы набирается шрифтом </w:t>
+      </w:r>
       <w:r>
         <w:rPr>
           <w:lang w:val="en-US"/>
         </w:rPr>
-        <w:t>.</w:t>
-      </w:r>
-    </w:p>
-    <w:p>
-      <w:pPr>
-        <w:pStyle w:val="-0"/>
-      </w:pPr>
-      <w:r>
-        <w:t xml:space="preserve">Название типа учебной работы набирается шрифтом </w:t>
+        <w:t>Times</w:t>
+      </w:r>
+      <w:r>
+        <w:t xml:space="preserve"> </w:t>
       </w:r>
       <w:r>
         <w:rPr>
           <w:lang w:val="en-US"/>
         </w:rPr>
-        <w:t>Times</w:t>
+        <w:t>New</w:t>
       </w:r>
       <w:r>
         <w:t xml:space="preserve"> </w:t>
@@ -13633,27 +12556,10 @@
         <w:rPr>
           <w:lang w:val="en-US"/>
         </w:rPr>
-        <w:t>New</w:t>
-      </w:r>
-      <w:r>
-        <w:t xml:space="preserve"> </w:t>
-      </w:r>
-      <w:r>
-        <w:rPr>
-          <w:lang w:val="en-US"/>
-        </w:rPr>
         <w:t>Roman</w:t>
       </w:r>
       <w:r>
-        <w:t xml:space="preserve">, размер 18 </w:t>
-      </w:r>
-      <w:proofErr w:type="spellStart"/>
-      <w:r>
-        <w:t>пт</w:t>
-      </w:r>
-      <w:proofErr w:type="spellEnd"/>
-      <w:r>
-        <w:t xml:space="preserve">, </w:t>
+        <w:t xml:space="preserve">, размер 18 пт, </w:t>
       </w:r>
       <w:r>
         <w:t xml:space="preserve">полужирный, </w:t>
@@ -13740,124 +12646,197 @@
         <w:t>, размер 14</w:t>
       </w:r>
       <w:r>
+        <w:t xml:space="preserve"> пт, м</w:t>
+      </w:r>
+      <w:r>
+        <w:t>ежстрочный интервал – одинарный, отступов перед и после абзаца нет.</w:t>
+      </w:r>
+    </w:p>
+    <w:p>
+      <w:pPr>
+        <w:pStyle w:val="-0"/>
+      </w:pPr>
+      <w:r>
+        <w:t>Обозначение темы на титуле учебной работы состоит из слов «На тему», после которых ставится двоеточие, и по</w:t>
+      </w:r>
+      <w:r>
+        <w:t>лного наименования темы работы, заключенного в кавычки.</w:t>
+      </w:r>
+    </w:p>
+    <w:p>
+      <w:pPr>
+        <w:pStyle w:val="-0"/>
+      </w:pPr>
+      <w:r>
+        <w:t>Обозначение учебного предмета на титуле учебной работы состоит из предлога «По»</w:t>
+      </w:r>
+      <w:r>
+        <w:t xml:space="preserve"> (без кавычек)</w:t>
+      </w:r>
+      <w:r>
+        <w:t>, за которым идет наименование типа учебн</w:t>
+      </w:r>
+      <w:r>
+        <w:t>ого предмета (дициплина, междисциплинарный курс (МДК) (с указанием номера в образовательном стандарте)</w:t>
+      </w:r>
+      <w:r>
+        <w:t xml:space="preserve">, </w:t>
+      </w:r>
+      <w:r>
+        <w:t>профессиональный модуль (ПМ) (с указанием номера в образовательном стандарте)</w:t>
+      </w:r>
+      <w:r>
+        <w:t>) в дательном падеже</w:t>
+      </w:r>
+      <w:r>
+        <w:t xml:space="preserve"> (без кавычек)</w:t>
+      </w:r>
+      <w:r>
+        <w:t xml:space="preserve"> (</w:t>
+      </w:r>
+      <w:r>
+        <w:t xml:space="preserve">например, </w:t>
+      </w:r>
+      <w:r>
+        <w:t xml:space="preserve">«По дисциплине», </w:t>
+      </w:r>
+      <w:r>
+        <w:t xml:space="preserve">«По МДК 03.01», </w:t>
+      </w:r>
+      <w:r>
+        <w:t>«По ПМ</w:t>
+      </w:r>
+      <w:r>
+        <w:t>.</w:t>
+      </w:r>
+      <w:r>
+        <w:t>04» и т.д.)</w:t>
+      </w:r>
+      <w:r>
         <w:t xml:space="preserve"> </w:t>
       </w:r>
-      <w:proofErr w:type="spellStart"/>
-      <w:r>
-        <w:t>пт</w:t>
-      </w:r>
-      <w:proofErr w:type="spellEnd"/>
-      <w:r>
-        <w:t>, м</w:t>
-      </w:r>
-      <w:r>
-        <w:t>ежстрочный интервал – одинарный, отступов перед и после абзаца нет.</w:t>
-      </w:r>
-    </w:p>
-    <w:p>
-      <w:pPr>
-        <w:pStyle w:val="-0"/>
-      </w:pPr>
-      <w:r>
-        <w:t>Обозначение темы на титуле учебной работы состоит из слов «На тему», после которых ставится двоеточие, и по</w:t>
-      </w:r>
-      <w:r>
-        <w:t>лного наименования темы работы, заключенного в кавычки.</w:t>
-      </w:r>
-    </w:p>
-    <w:p>
-      <w:pPr>
-        <w:pStyle w:val="-0"/>
-      </w:pPr>
-      <w:r>
-        <w:t>Обозначение учебного предмета на титуле учебной работы состоит из предлога «По»</w:t>
+      <w:r>
+        <w:t>и полного наименования предмета (например, «По ПМ</w:t>
+      </w:r>
+      <w:r>
+        <w:t>.</w:t>
+      </w:r>
+      <w:r>
+        <w:t>04 Организация и управление процессом изготовления рекламного продукта»</w:t>
       </w:r>
       <w:r>
         <w:t xml:space="preserve"> (без кавычек)</w:t>
       </w:r>
       <w:r>
-        <w:t>, за которым идет наименование типа учебн</w:t>
-      </w:r>
-      <w:r>
-        <w:t>ого предмета (</w:t>
-      </w:r>
-      <w:proofErr w:type="spellStart"/>
-      <w:r>
-        <w:t>дициплина</w:t>
-      </w:r>
-      <w:proofErr w:type="spellEnd"/>
-      <w:r>
-        <w:t>, междисциплинарный курс (МДК) (с указанием номера в образовательном стандарте)</w:t>
-      </w:r>
-      <w:r>
-        <w:t xml:space="preserve">, </w:t>
-      </w:r>
-      <w:r>
-        <w:t>профессиональный модуль (ПМ) (с указанием номера в образовательном стандарте)</w:t>
-      </w:r>
-      <w:r>
-        <w:t>) в дательном падеже</w:t>
-      </w:r>
-      <w:r>
-        <w:t xml:space="preserve"> (без кавычек)</w:t>
-      </w:r>
-      <w:r>
-        <w:t xml:space="preserve"> (</w:t>
-      </w:r>
-      <w:r>
-        <w:t xml:space="preserve">например, </w:t>
-      </w:r>
-      <w:r>
-        <w:t xml:space="preserve">«По дисциплине», </w:t>
-      </w:r>
-      <w:r>
-        <w:t xml:space="preserve">«По МДК 03.01», </w:t>
-      </w:r>
-      <w:r>
-        <w:t>«По ПМ</w:t>
-      </w:r>
-      <w:r>
-        <w:t>.</w:t>
-      </w:r>
-      <w:r>
-        <w:t>04» и т.д.)</w:t>
+        <w:t>)</w:t>
+      </w:r>
+      <w:r>
+        <w:t xml:space="preserve">. В том случае, если учебная работа выполняется сразу по нескольким учебным предметам, то все они должны быть перечислены на титуле учебной работы с разделением через запятую или союз «и» (без кавычек). </w:t>
+      </w:r>
+    </w:p>
+    <w:p>
+      <w:pPr>
+        <w:pStyle w:val="-0"/>
+      </w:pPr>
+      <w:r>
+        <w:t>Обозначение темы и учебного предмета наб</w:t>
+      </w:r>
+      <w:r>
+        <w:t xml:space="preserve">ираются шрифтом </w:t>
+      </w:r>
+      <w:r>
+        <w:rPr>
+          <w:lang w:val="en-US"/>
+        </w:rPr>
+        <w:t>Times</w:t>
       </w:r>
       <w:r>
         <w:t xml:space="preserve"> </w:t>
       </w:r>
       <w:r>
-        <w:t>и полного наименования предмета (например, «По ПМ</w:t>
-      </w:r>
-      <w:r>
-        <w:t>.</w:t>
-      </w:r>
-      <w:r>
-        <w:t>04 Организация и управление процессом изготовления рекламного продукта»</w:t>
-      </w:r>
-      <w:r>
-        <w:t xml:space="preserve"> (без кавычек)</w:t>
-      </w:r>
-      <w:r>
-        <w:t>)</w:t>
-      </w:r>
-      <w:r>
-        <w:t xml:space="preserve">. В том случае, если учебная работа выполняется сразу по нескольким учебным предметам, то все они должны быть перечислены на титуле учебной работы с разделением через запятую или союз «и» (без кавычек). </w:t>
-      </w:r>
-    </w:p>
-    <w:p>
-      <w:pPr>
-        <w:pStyle w:val="-0"/>
-      </w:pPr>
-      <w:r>
-        <w:t>Обозначение темы и учебного предмета наб</w:t>
-      </w:r>
-      <w:r>
-        <w:t xml:space="preserve">ираются шрифтом </w:t>
-      </w:r>
-      <w:r>
         <w:rPr>
           <w:lang w:val="en-US"/>
         </w:rPr>
+        <w:t>New</w:t>
+      </w:r>
+      <w:r>
+        <w:t xml:space="preserve"> </w:t>
+      </w:r>
+      <w:r>
+        <w:rPr>
+          <w:lang w:val="en-US"/>
+        </w:rPr>
+        <w:t>Roman</w:t>
+      </w:r>
+      <w:r>
+        <w:t>, размер 1</w:t>
+      </w:r>
+      <w:r>
+        <w:t>6</w:t>
+      </w:r>
+      <w:r>
+        <w:t xml:space="preserve"> пт, отступа первой строки нет, выравнивание по </w:t>
+      </w:r>
+      <w:r>
+        <w:t>ширине</w:t>
+      </w:r>
+      <w:r>
+        <w:t xml:space="preserve">, отступов перед и после абзаца – нет, </w:t>
+      </w:r>
+      <w:r>
+        <w:t xml:space="preserve">отступов текста справа и слева нет, </w:t>
+      </w:r>
+      <w:r>
+        <w:t>межстрочный интервал - одинарный.</w:t>
+      </w:r>
+      <w:r>
+        <w:t xml:space="preserve"> При этом собственно наименование темы и наименование учебного предмета выделяются полужирным шрифтом.</w:t>
+      </w:r>
+    </w:p>
+    <w:p>
+      <w:pPr>
+        <w:pStyle w:val="-0"/>
+      </w:pPr>
+      <w:r>
+        <w:t xml:space="preserve">Расстояние между обозначением типа учебной работы и обозначением </w:t>
+      </w:r>
+      <w:r>
+        <w:t>тем</w:t>
+      </w:r>
+      <w:r>
+        <w:t>ы</w:t>
+      </w:r>
+      <w:r>
+        <w:t xml:space="preserve"> должно составлять примерно </w:t>
+      </w:r>
+      <w:r>
+        <w:t xml:space="preserve">1,5 – 2 см. </w:t>
+      </w:r>
+      <w:r>
+        <w:t xml:space="preserve">или </w:t>
+      </w:r>
+      <w:r>
+        <w:t>2</w:t>
+      </w:r>
+      <w:r>
+        <w:t>(две)</w:t>
+      </w:r>
+      <w:r>
+        <w:t xml:space="preserve"> пустых </w:t>
+      </w:r>
+      <w:r>
+        <w:t>строк</w:t>
+      </w:r>
+      <w:r>
+        <w:t>и</w:t>
+      </w:r>
+      <w:r>
+        <w:t xml:space="preserve"> шрифта </w:t>
+      </w:r>
+      <w:r>
+        <w:rPr>
+          <w:lang w:val="en-US"/>
+        </w:rPr>
         <w:t>Times</w:t>
       </w:r>
       <w:r>
@@ -13879,112 +12858,7 @@
         <w:t>Roman</w:t>
       </w:r>
       <w:r>
-        <w:t>, размер 1</w:t>
-      </w:r>
-      <w:r>
-        <w:t>6</w:t>
-      </w:r>
-      <w:r>
-        <w:t xml:space="preserve"> </w:t>
-      </w:r>
-      <w:proofErr w:type="spellStart"/>
-      <w:r>
-        <w:t>пт</w:t>
-      </w:r>
-      <w:proofErr w:type="spellEnd"/>
-      <w:r>
-        <w:t xml:space="preserve">, отступа первой строки нет, выравнивание по </w:t>
-      </w:r>
-      <w:r>
-        <w:t>ширине</w:t>
-      </w:r>
-      <w:r>
-        <w:t xml:space="preserve">, отступов перед и после абзаца – нет, </w:t>
-      </w:r>
-      <w:r>
-        <w:t xml:space="preserve">отступов текста справа и слева нет, </w:t>
-      </w:r>
-      <w:r>
-        <w:t>межстрочный интервал - одинарный.</w:t>
-      </w:r>
-      <w:r>
-        <w:t xml:space="preserve"> При этом собственно наименование темы и наименование учебного предмета выделяются полужирным шрифтом.</w:t>
-      </w:r>
-    </w:p>
-    <w:p>
-      <w:pPr>
-        <w:pStyle w:val="-0"/>
-      </w:pPr>
-      <w:r>
-        <w:t xml:space="preserve">Расстояние между обозначением типа учебной работы и обозначением </w:t>
-      </w:r>
-      <w:r>
-        <w:t>тем</w:t>
-      </w:r>
-      <w:r>
-        <w:t>ы</w:t>
-      </w:r>
-      <w:r>
-        <w:t xml:space="preserve"> должно составлять примерно </w:t>
-      </w:r>
-      <w:r>
-        <w:t xml:space="preserve">1,5 – 2 см. </w:t>
-      </w:r>
-      <w:r>
-        <w:t xml:space="preserve">или </w:t>
-      </w:r>
-      <w:r>
-        <w:t>2</w:t>
-      </w:r>
-      <w:r>
-        <w:t>(две)</w:t>
-      </w:r>
-      <w:r>
-        <w:t xml:space="preserve"> пустых </w:t>
-      </w:r>
-      <w:r>
-        <w:t>строк</w:t>
-      </w:r>
-      <w:r>
-        <w:t>и</w:t>
-      </w:r>
-      <w:r>
-        <w:t xml:space="preserve"> шрифта </w:t>
-      </w:r>
-      <w:r>
-        <w:rPr>
-          <w:lang w:val="en-US"/>
-        </w:rPr>
-        <w:t>Times</w:t>
-      </w:r>
-      <w:r>
-        <w:t xml:space="preserve"> </w:t>
-      </w:r>
-      <w:r>
-        <w:rPr>
-          <w:lang w:val="en-US"/>
-        </w:rPr>
-        <w:t>New</w:t>
-      </w:r>
-      <w:r>
-        <w:t xml:space="preserve"> </w:t>
-      </w:r>
-      <w:r>
-        <w:rPr>
-          <w:lang w:val="en-US"/>
-        </w:rPr>
-        <w:t>Roman</w:t>
-      </w:r>
-      <w:r>
-        <w:t xml:space="preserve">, 14 </w:t>
-      </w:r>
-      <w:proofErr w:type="spellStart"/>
-      <w:r>
-        <w:t>пт</w:t>
-      </w:r>
-      <w:proofErr w:type="spellEnd"/>
-      <w:r>
-        <w:t>, отступов перед и после абзаца нет, междустрочный интервал одинарный</w:t>
+        <w:t>, 14 пт, отступов перед и после абзаца нет, междустрочный интервал одинарный</w:t>
       </w:r>
       <w:r>
         <w:t>.</w:t>
@@ -14065,7 +12939,7 @@
               </wp:anchor>
             </w:drawing>
           </mc:Choice>
-          <mc:Fallback>
+          <mc:Fallback xmlns:w16="http://schemas.microsoft.com/office/word/2018/wordml" xmlns:w16cid="http://schemas.microsoft.com/office/word/2016/wordml/cid" xmlns:w16cex="http://schemas.microsoft.com/office/word/2018/wordml/cex" xmlns:am3d="http://schemas.microsoft.com/office/drawing/2017/model3d" xmlns:aink="http://schemas.microsoft.com/office/drawing/2016/ink" xmlns:cx8="http://schemas.microsoft.com/office/drawing/2016/5/14/chartex" xmlns:cx7="http://schemas.microsoft.com/office/drawing/2016/5/13/chartex" xmlns:cx6="http://schemas.microsoft.com/office/drawing/2016/5/12/chartex" xmlns:cx5="http://schemas.microsoft.com/office/drawing/2016/5/11/chartex" xmlns:cx4="http://schemas.microsoft.com/office/drawing/2016/5/10/chartex" xmlns:cx3="http://schemas.microsoft.com/office/drawing/2016/5/9/chartex" xmlns:cx2="http://schemas.microsoft.com/office/drawing/2015/10/21/chartex" xmlns:cx1="http://schemas.microsoft.com/office/drawing/2015/9/8/chartex">
             <w:pict>
               <v:rect w14:anchorId="336D460F" id="Rectangle 41" o:spid="_x0000_s1026" style="position:absolute;margin-left:-25.8pt;margin-top:91.8pt;width:508.5pt;height:147.75pt;z-index:251694080;visibility:visible;mso-wrap-style:square;mso-width-percent:0;mso-height-percent:0;mso-wrap-distance-left:9pt;mso-wrap-distance-top:0;mso-wrap-distance-right:9pt;mso-wrap-distance-bottom:0;mso-position-horizontal:absolute;mso-position-horizontal-relative:text;mso-position-vertical:absolute;mso-position-vertical-relative:text;mso-width-percent:0;mso-height-percent:0;mso-width-relative:margin;mso-height-relative:margin;v-text-anchor:middle" o:gfxdata="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" filled="f" strokeweight="1pt">
                 <v:stroke dashstyle="dash"/>
@@ -14135,13 +13009,8 @@
         <w:t>Roman</w:t>
       </w:r>
       <w:r>
-        <w:t xml:space="preserve">, 14 </w:t>
-      </w:r>
-      <w:proofErr w:type="spellStart"/>
-      <w:r>
-        <w:t>пт</w:t>
-      </w:r>
-      <w:proofErr w:type="spellEnd"/>
+        <w:t>, 14 пт</w:t>
+      </w:r>
       <w:r>
         <w:t>, отступов перед и после абзаца нет, междустрочный интервал одинарный.</w:t>
       </w:r>
@@ -14299,11 +13168,11 @@
       <w:pPr>
         <w:pStyle w:val="-5"/>
       </w:pPr>
-      <w:bookmarkStart w:id="79" w:name="_Toc482187144"/>
+      <w:bookmarkStart w:id="80" w:name="_Toc482187144"/>
       <w:r>
         <w:t>1.14.4. Поля титульного листа: «Выполнил(а)» и «Проверил(а)»</w:t>
       </w:r>
-      <w:bookmarkEnd w:id="79"/>
+      <w:bookmarkEnd w:id="80"/>
     </w:p>
     <w:p>
       <w:pPr>
@@ -14462,7 +13331,7 @@
               </wp:anchor>
             </w:drawing>
           </mc:Choice>
-          <mc:Fallback>
+          <mc:Fallback xmlns:w16="http://schemas.microsoft.com/office/word/2018/wordml" xmlns:w16cid="http://schemas.microsoft.com/office/word/2016/wordml/cid" xmlns:w16cex="http://schemas.microsoft.com/office/word/2018/wordml/cex" xmlns:am3d="http://schemas.microsoft.com/office/drawing/2017/model3d" xmlns:aink="http://schemas.microsoft.com/office/drawing/2016/ink" xmlns:cx8="http://schemas.microsoft.com/office/drawing/2016/5/14/chartex" xmlns:cx7="http://schemas.microsoft.com/office/drawing/2016/5/13/chartex" xmlns:cx6="http://schemas.microsoft.com/office/drawing/2016/5/12/chartex" xmlns:cx5="http://schemas.microsoft.com/office/drawing/2016/5/11/chartex" xmlns:cx4="http://schemas.microsoft.com/office/drawing/2016/5/10/chartex" xmlns:cx3="http://schemas.microsoft.com/office/drawing/2016/5/9/chartex" xmlns:cx2="http://schemas.microsoft.com/office/drawing/2015/10/21/chartex" xmlns:cx1="http://schemas.microsoft.com/office/drawing/2015/9/8/chartex">
             <w:pict>
               <v:rect w14:anchorId="1D492C7E" id="Rectangle 42" o:spid="_x0000_s1026" style="position:absolute;margin-left:-19.05pt;margin-top:214.8pt;width:508.5pt;height:182.25pt;z-index:251695104;visibility:visible;mso-wrap-style:square;mso-width-percent:0;mso-height-percent:0;mso-wrap-distance-left:9pt;mso-wrap-distance-top:0;mso-wrap-distance-right:9pt;mso-wrap-distance-bottom:0;mso-position-horizontal:absolute;mso-position-horizontal-relative:text;mso-position-vertical:absolute;mso-position-vertical-relative:text;mso-width-percent:0;mso-height-percent:0;mso-width-relative:margin;mso-height-relative:margin;v-text-anchor:middle" o:gfxdata="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" filled="f" strokeweight="1pt">
                 <v:stroke dashstyle="dash"/>
@@ -14617,21 +13486,12 @@
           <w:szCs w:val="28"/>
         </w:rPr>
       </w:pPr>
-      <w:proofErr w:type="spellStart"/>
       <w:r>
         <w:rPr>
           <w:sz w:val="28"/>
           <w:szCs w:val="28"/>
         </w:rPr>
-        <w:t>Жеребцова</w:t>
-      </w:r>
-      <w:proofErr w:type="spellEnd"/>
-      <w:r>
-        <w:rPr>
-          <w:sz w:val="28"/>
-          <w:szCs w:val="28"/>
-        </w:rPr>
-        <w:t xml:space="preserve"> М.А.</w:t>
+        <w:t>Жеребцова М.А.</w:t>
       </w:r>
     </w:p>
     <w:p>
@@ -14739,15 +13599,7 @@
         <w:t>Roman</w:t>
       </w:r>
       <w:r>
-        <w:t xml:space="preserve">, 14 </w:t>
-      </w:r>
-      <w:proofErr w:type="spellStart"/>
-      <w:r>
-        <w:t>пт</w:t>
-      </w:r>
-      <w:proofErr w:type="spellEnd"/>
-      <w:r>
-        <w:t>, отступов перед и после абзаца нет, междустрочный интервал одинарный, отступов текста справа и слева нет, выравнивание по правой стороне.</w:t>
+        <w:t>, 14 пт, отступов перед и после абзаца нет, междустрочный интервал одинарный, отступов текста справа и слева нет, выравнивание по правой стороне.</w:t>
       </w:r>
     </w:p>
     <w:p>
@@ -14782,15 +13634,7 @@
         <w:t>Roman</w:t>
       </w:r>
       <w:r>
-        <w:t xml:space="preserve">, 14 </w:t>
-      </w:r>
-      <w:proofErr w:type="spellStart"/>
-      <w:r>
-        <w:t>пт</w:t>
-      </w:r>
-      <w:proofErr w:type="spellEnd"/>
-      <w:r>
-        <w:t>, отступов перед и после абзаца нет, междустрочный интервал одинарный.</w:t>
+        <w:t>, 14 пт, отступов перед и после абзаца нет, междустрочный интервал одинарный.</w:t>
       </w:r>
     </w:p>
     <w:p>
@@ -14814,11 +13658,11 @@
       <w:pPr>
         <w:pStyle w:val="-5"/>
       </w:pPr>
-      <w:bookmarkStart w:id="80" w:name="_Toc482187145"/>
+      <w:bookmarkStart w:id="81" w:name="_Toc482187145"/>
       <w:r>
         <w:t>1.14.5. Нижняя часть титульного листа</w:t>
       </w:r>
-      <w:bookmarkEnd w:id="80"/>
+      <w:bookmarkEnd w:id="81"/>
     </w:p>
     <w:p>
       <w:pPr>
@@ -14895,7 +13739,7 @@
               </wp:anchor>
             </w:drawing>
           </mc:Choice>
-          <mc:Fallback>
+          <mc:Fallback xmlns:w16="http://schemas.microsoft.com/office/word/2018/wordml" xmlns:w16cid="http://schemas.microsoft.com/office/word/2016/wordml/cid" xmlns:w16cex="http://schemas.microsoft.com/office/word/2018/wordml/cex" xmlns:am3d="http://schemas.microsoft.com/office/drawing/2017/model3d" xmlns:aink="http://schemas.microsoft.com/office/drawing/2016/ink" xmlns:cx8="http://schemas.microsoft.com/office/drawing/2016/5/14/chartex" xmlns:cx7="http://schemas.microsoft.com/office/drawing/2016/5/13/chartex" xmlns:cx6="http://schemas.microsoft.com/office/drawing/2016/5/12/chartex" xmlns:cx5="http://schemas.microsoft.com/office/drawing/2016/5/11/chartex" xmlns:cx4="http://schemas.microsoft.com/office/drawing/2016/5/10/chartex" xmlns:cx3="http://schemas.microsoft.com/office/drawing/2016/5/9/chartex" xmlns:cx2="http://schemas.microsoft.com/office/drawing/2015/10/21/chartex" xmlns:cx1="http://schemas.microsoft.com/office/drawing/2015/9/8/chartex">
             <w:pict>
               <v:rect w14:anchorId="1F32ED60" id="Rectangle 43" o:spid="_x0000_s1026" style="position:absolute;margin-left:-19.8pt;margin-top:70pt;width:508.5pt;height:271.5pt;z-index:251696128;visibility:visible;mso-wrap-style:square;mso-width-percent:0;mso-height-percent:0;mso-wrap-distance-left:9pt;mso-wrap-distance-top:0;mso-wrap-distance-right:9pt;mso-wrap-distance-bottom:0;mso-position-horizontal:absolute;mso-position-horizontal-relative:text;mso-position-vertical:absolute;mso-position-vertical-relative:text;mso-width-percent:0;mso-height-percent:0;mso-width-relative:margin;mso-height-relative:margin;v-text-anchor:middle" o:gfxdata="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" filled="f" strokeweight="1pt">
                 <v:stroke dashstyle="dash"/>
@@ -15005,21 +13849,12 @@
           <w:szCs w:val="28"/>
         </w:rPr>
       </w:pPr>
-      <w:proofErr w:type="spellStart"/>
       <w:r>
         <w:rPr>
           <w:sz w:val="28"/>
           <w:szCs w:val="28"/>
         </w:rPr>
-        <w:t>Жеребцова</w:t>
-      </w:r>
-      <w:proofErr w:type="spellEnd"/>
-      <w:r>
-        <w:rPr>
-          <w:sz w:val="28"/>
-          <w:szCs w:val="28"/>
-        </w:rPr>
-        <w:t xml:space="preserve"> М.А.</w:t>
+        <w:t>Жеребцова М.А.</w:t>
       </w:r>
     </w:p>
     <w:p>
@@ -15208,15 +14043,7 @@
         <w:t>Roman</w:t>
       </w:r>
       <w:r>
-        <w:t xml:space="preserve">, 14 </w:t>
-      </w:r>
-      <w:proofErr w:type="spellStart"/>
-      <w:r>
-        <w:t>пт</w:t>
-      </w:r>
-      <w:proofErr w:type="spellEnd"/>
-      <w:r>
-        <w:t>, полужирный, отступов перед и после абзаца нет, междустрочный интервал одинарный.</w:t>
+        <w:t>, 14 пт, полужирный, отступов перед и после абзаца нет, междустрочный интервал одинарный.</w:t>
       </w:r>
     </w:p>
     <w:p>
@@ -15260,11 +14087,11 @@
       <w:pPr>
         <w:pStyle w:val="-4"/>
       </w:pPr>
-      <w:bookmarkStart w:id="81" w:name="_Toc482187146"/>
+      <w:bookmarkStart w:id="82" w:name="_Toc482187146"/>
       <w:r>
         <w:t>1.15. Особенности оформления титульного листа отчета по практике</w:t>
       </w:r>
-      <w:bookmarkEnd w:id="81"/>
+      <w:bookmarkEnd w:id="82"/>
     </w:p>
     <w:p>
       <w:pPr>
@@ -15343,37 +14170,64 @@
         <w:t>6</w:t>
       </w:r>
       <w:r>
+        <w:t xml:space="preserve"> пт, полужирный, выравнивание по центру, отступов перед и после абзаца нет, межстрочный интервал – одинарный.</w:t>
+      </w:r>
+    </w:p>
+    <w:p>
+      <w:pPr>
+        <w:pStyle w:val="-0"/>
+      </w:pPr>
+      <w:r>
+        <w:t xml:space="preserve">Следующее поле центральной части титула отчета по практике содержит </w:t>
+      </w:r>
+      <w:r>
+        <w:t>наименование профессионального модуля, по которому проводится практика (например, «</w:t>
+      </w:r>
+      <w:r>
+        <w:t>по ПМ.</w:t>
+      </w:r>
+      <w:r>
+        <w:t xml:space="preserve">01 Разработка художественно-конструкторских (дизайнерских) проектов в промышленной продукции, предметно-пространственных комплексов»). Шрифт </w:t>
+      </w:r>
+      <w:r>
+        <w:rPr>
+          <w:lang w:val="en-US"/>
+        </w:rPr>
+        <w:t>Times</w:t>
+      </w:r>
+      <w:r>
         <w:t xml:space="preserve"> </w:t>
       </w:r>
-      <w:proofErr w:type="spellStart"/>
-      <w:r>
-        <w:t>пт</w:t>
-      </w:r>
-      <w:proofErr w:type="spellEnd"/>
-      <w:r>
-        <w:t>, полужирный, выравнивание по центру, отступов перед и после абзаца нет, межстрочный интервал – одинарный.</w:t>
-      </w:r>
-    </w:p>
-    <w:p>
-      <w:pPr>
-        <w:pStyle w:val="-0"/>
-      </w:pPr>
-      <w:r>
-        <w:t xml:space="preserve">Следующее поле центральной части титула отчета по практике содержит </w:t>
-      </w:r>
-      <w:r>
-        <w:t>наименование профессионального модуля, по которому проводится практика (например, «</w:t>
-      </w:r>
-      <w:r>
-        <w:t>по ПМ.</w:t>
-      </w:r>
-      <w:r>
-        <w:t xml:space="preserve">01 Разработка художественно-конструкторских (дизайнерских) проектов в промышленной продукции, предметно-пространственных комплексов»). Шрифт </w:t>
-      </w:r>
       <w:r>
         <w:rPr>
           <w:lang w:val="en-US"/>
         </w:rPr>
+        <w:t>New</w:t>
+      </w:r>
+      <w:r>
+        <w:t xml:space="preserve"> </w:t>
+      </w:r>
+      <w:r>
+        <w:rPr>
+          <w:lang w:val="en-US"/>
+        </w:rPr>
+        <w:t>Roman</w:t>
+      </w:r>
+      <w:r>
+        <w:t>, 16 пт, выравнивание по центру, отступов перед и после абзаца нет, межстрочный интервал – одинарный.</w:t>
+      </w:r>
+    </w:p>
+    <w:p>
+      <w:pPr>
+        <w:pStyle w:val="-0"/>
+      </w:pPr>
+      <w:r>
+        <w:t xml:space="preserve">Расстояние между первым и вторым полем должно составлять примерно 0,7 – 1 см или одну пустую строку шрифта </w:t>
+      </w:r>
+      <w:r>
+        <w:rPr>
+          <w:lang w:val="en-US"/>
+        </w:rPr>
         <w:t>Times</w:t>
       </w:r>
       <w:r>
@@ -15395,58 +14249,7 @@
         <w:t>Roman</w:t>
       </w:r>
       <w:r>
-        <w:t xml:space="preserve">, 16 </w:t>
-      </w:r>
-      <w:proofErr w:type="spellStart"/>
-      <w:r>
-        <w:t>пт</w:t>
-      </w:r>
-      <w:proofErr w:type="spellEnd"/>
-      <w:r>
-        <w:t>, выравнивание по центру, отступов перед и после абзаца нет, межстрочный интервал – одинарный.</w:t>
-      </w:r>
-    </w:p>
-    <w:p>
-      <w:pPr>
-        <w:pStyle w:val="-0"/>
-      </w:pPr>
-      <w:r>
-        <w:t xml:space="preserve">Расстояние между первым и вторым полем должно составлять примерно 0,7 – 1 см или одну пустую строку шрифта </w:t>
-      </w:r>
-      <w:r>
-        <w:rPr>
-          <w:lang w:val="en-US"/>
-        </w:rPr>
-        <w:t>Times</w:t>
-      </w:r>
-      <w:r>
-        <w:t xml:space="preserve"> </w:t>
-      </w:r>
-      <w:r>
-        <w:rPr>
-          <w:lang w:val="en-US"/>
-        </w:rPr>
-        <w:t>New</w:t>
-      </w:r>
-      <w:r>
-        <w:t xml:space="preserve"> </w:t>
-      </w:r>
-      <w:r>
-        <w:rPr>
-          <w:lang w:val="en-US"/>
-        </w:rPr>
-        <w:t>Roman</w:t>
-      </w:r>
-      <w:r>
-        <w:t xml:space="preserve">, 14 </w:t>
-      </w:r>
-      <w:proofErr w:type="spellStart"/>
-      <w:r>
-        <w:t>пт</w:t>
-      </w:r>
-      <w:proofErr w:type="spellEnd"/>
-      <w:r>
-        <w:t>, отступов перед и после абзаца нет, междустрочный интервал одинарный.</w:t>
+        <w:t>, 14 пт, отступов перед и после абзаца нет, междустрочный интервал одинарный.</w:t>
       </w:r>
     </w:p>
     <w:p>
@@ -15543,7 +14346,7 @@
               </wp:anchor>
             </w:drawing>
           </mc:Choice>
-          <mc:Fallback>
+          <mc:Fallback xmlns:w16="http://schemas.microsoft.com/office/word/2018/wordml" xmlns:w16cid="http://schemas.microsoft.com/office/word/2016/wordml/cid" xmlns:w16cex="http://schemas.microsoft.com/office/word/2018/wordml/cex" xmlns:am3d="http://schemas.microsoft.com/office/drawing/2017/model3d" xmlns:aink="http://schemas.microsoft.com/office/drawing/2016/ink" xmlns:cx8="http://schemas.microsoft.com/office/drawing/2016/5/14/chartex" xmlns:cx7="http://schemas.microsoft.com/office/drawing/2016/5/13/chartex" xmlns:cx6="http://schemas.microsoft.com/office/drawing/2016/5/12/chartex" xmlns:cx5="http://schemas.microsoft.com/office/drawing/2016/5/11/chartex" xmlns:cx4="http://schemas.microsoft.com/office/drawing/2016/5/10/chartex" xmlns:cx3="http://schemas.microsoft.com/office/drawing/2016/5/9/chartex" xmlns:cx2="http://schemas.microsoft.com/office/drawing/2015/10/21/chartex" xmlns:cx1="http://schemas.microsoft.com/office/drawing/2015/9/8/chartex">
             <w:pict>
               <v:rect w14:anchorId="5998A516" id="Rectangle 44" o:spid="_x0000_s1026" style="position:absolute;margin-left:-21.3pt;margin-top:45.6pt;width:508.5pt;height:357pt;z-index:251697152;visibility:visible;mso-wrap-style:square;mso-width-percent:0;mso-height-percent:0;mso-wrap-distance-left:9pt;mso-wrap-distance-top:0;mso-wrap-distance-right:9pt;mso-wrap-distance-bottom:0;mso-position-horizontal:absolute;mso-position-horizontal-relative:text;mso-position-vertical:absolute;mso-position-vertical-relative:text;mso-width-percent:0;mso-height-percent:0;mso-width-relative:margin;mso-height-relative:margin;v-text-anchor:middle" o:gfxdata="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" filled="f" strokeweight="1pt">
                 <v:stroke dashstyle="dash"/>
@@ -16032,21 +14835,12 @@
           <w:szCs w:val="28"/>
         </w:rPr>
       </w:pPr>
-      <w:proofErr w:type="spellStart"/>
       <w:r>
         <w:rPr>
           <w:sz w:val="28"/>
           <w:szCs w:val="28"/>
         </w:rPr>
-        <w:t>Лубенина</w:t>
-      </w:r>
-      <w:proofErr w:type="spellEnd"/>
-      <w:r>
-        <w:rPr>
-          <w:sz w:val="28"/>
-          <w:szCs w:val="28"/>
-        </w:rPr>
-        <w:t xml:space="preserve"> М.А.</w:t>
+        <w:t>Лубенина М.А.</w:t>
       </w:r>
     </w:p>
     <w:p>
@@ -16191,61 +14985,29 @@
       <w:pPr>
         <w:pStyle w:val="-4"/>
       </w:pPr>
-      <w:bookmarkStart w:id="82" w:name="_Toc482187147"/>
-      <w:r>
-        <w:t xml:space="preserve">1.16. Особенности оформления титульного листа учебных работ студентов отделения </w:t>
-      </w:r>
-      <w:proofErr w:type="spellStart"/>
-      <w:r>
-        <w:t>неочных</w:t>
-      </w:r>
-      <w:proofErr w:type="spellEnd"/>
-      <w:r>
-        <w:t xml:space="preserve"> форм </w:t>
+      <w:bookmarkStart w:id="83" w:name="_Toc482187147"/>
+      <w:r>
+        <w:t xml:space="preserve">1.16. Особенности оформления титульного листа учебных работ студентов отделения неочных форм </w:t>
       </w:r>
       <w:r>
         <w:t>обучения</w:t>
       </w:r>
-      <w:bookmarkEnd w:id="82"/>
-    </w:p>
-    <w:p>
-      <w:pPr>
-        <w:pStyle w:val="-0"/>
-      </w:pPr>
-      <w:r>
-        <w:t xml:space="preserve">На титульном листе учебных работ студентов отделения </w:t>
-      </w:r>
-      <w:proofErr w:type="spellStart"/>
-      <w:r>
-        <w:t>неочных</w:t>
-      </w:r>
-      <w:proofErr w:type="spellEnd"/>
-      <w:r>
-        <w:t xml:space="preserve"> форм обучения шапка титула и поля титула «Тип работы», «Тема», «Учебный предмет», а также нижняя часть титула, содержащая название города (Калининград) и года подготовки работы, совпадают с шапкой и соответствующими полями учебных работ студентов очной формы обучения. При этом в шапке титула название кафедры заменяется названием отделения (Отделение </w:t>
-      </w:r>
-      <w:proofErr w:type="spellStart"/>
-      <w:r>
-        <w:t>неочных</w:t>
-      </w:r>
-      <w:proofErr w:type="spellEnd"/>
-      <w:r>
-        <w:t xml:space="preserve"> форм обучения). </w:t>
-      </w:r>
-    </w:p>
-    <w:p>
-      <w:pPr>
-        <w:pStyle w:val="-0"/>
-      </w:pPr>
-      <w:r>
-        <w:t xml:space="preserve">Поля титула «Выполнил(а)» и «Проверил(а)» на титуле учебных работ студентов отделения </w:t>
-      </w:r>
-      <w:proofErr w:type="spellStart"/>
-      <w:r>
-        <w:t>неочных</w:t>
-      </w:r>
-      <w:proofErr w:type="spellEnd"/>
-      <w:r>
-        <w:t xml:space="preserve"> форм обучения совмещаются в одно единое поле, состоящее из </w:t>
+      <w:bookmarkEnd w:id="83"/>
+    </w:p>
+    <w:p>
+      <w:pPr>
+        <w:pStyle w:val="-0"/>
+      </w:pPr>
+      <w:r>
+        <w:t xml:space="preserve">На титульном листе учебных работ студентов отделения неочных форм обучения шапка титула и поля титула «Тип работы», «Тема», «Учебный предмет», а также нижняя часть титула, содержащая название города (Калининград) и года подготовки работы, совпадают с шапкой и соответствующими полями учебных работ студентов очной формы обучения. При этом в шапке титула название кафедры заменяется названием отделения (Отделение неочных форм обучения). </w:t>
+      </w:r>
+    </w:p>
+    <w:p>
+      <w:pPr>
+        <w:pStyle w:val="-0"/>
+      </w:pPr>
+      <w:r>
+        <w:t xml:space="preserve">Поля титула «Выполнил(а)» и «Проверил(а)» на титуле учебных работ студентов отделения неочных форм обучения совмещаются в одно единое поле, состоящее из </w:t>
       </w:r>
       <w:r>
         <w:t xml:space="preserve">11 строк. </w:t>
@@ -16256,23 +15018,7 @@
         <w:pStyle w:val="-0"/>
       </w:pPr>
       <w:r>
-        <w:t>Первая строка поля содержит слово «Выполнил» («Выполнила») (без кавычек). Вторая строка содержит слова «студент» («</w:t>
-      </w:r>
-      <w:proofErr w:type="spellStart"/>
-      <w:r>
-        <w:t>студенка</w:t>
-      </w:r>
-      <w:proofErr w:type="spellEnd"/>
-      <w:r>
-        <w:t xml:space="preserve">») (без кавычек) и фамилию и инициалы студента (студентки), выполнившего (выполнившей) работу. Третья строка поля содержит слова «Группа» (без кавычек) и </w:t>
-      </w:r>
-      <w:proofErr w:type="spellStart"/>
-      <w:r>
-        <w:t>цифрово</w:t>
-      </w:r>
-      <w:proofErr w:type="spellEnd"/>
-      <w:r>
-        <w:t xml:space="preserve">-буквенное обозначение учебной группы, в которой учится выполнивший </w:t>
+        <w:t xml:space="preserve">Первая строка поля содержит слово «Выполнил» («Выполнила») (без кавычек). Вторая строка содержит слова «студент» («студенка») (без кавычек) и фамилию и инициалы студента (студентки), выполнившего (выполнившей) работу. Третья строка поля содержит слова «Группа» (без кавычек) и цифрово-буквенное обозначение учебной группы, в которой учится выполнивший </w:t>
       </w:r>
       <w:r>
         <w:lastRenderedPageBreak/>
@@ -16288,15 +15034,7 @@
         <w:t>ставится двоеточие. Седьмая строка содержит слово «Проверил» («Проверила») (без кавычек). Восьмая строка содержит слово «преподаватель», фамилию и инициалы преподавателя, который будет осуществлять проверку данной учебной работы. Девятая строка содержит линию нижнего подчеркивания длиной примерно 7 – 7,5 см. Десятая строка содержит слово «Сдано» (без кавычек) и стандартное пустое поле даты, представляющее собой комбинацию кавычек, нижнего подчеркивания, цифр, обозначающих первые две цифры года и буквы «г»</w:t>
       </w:r>
       <w:r>
-        <w:t xml:space="preserve"> (без кавычек) с точкой. Одиннадцатая строка содержит слово «Проверено» (без кавычек) и </w:t>
-      </w:r>
-      <w:proofErr w:type="gramStart"/>
-      <w:r>
-        <w:t>поле даты</w:t>
-      </w:r>
-      <w:proofErr w:type="gramEnd"/>
-      <w:r>
-        <w:t xml:space="preserve"> полностью совпадающее с полем даты в десятой строке. После слов «Сдано» и «Проверено» в десятой и одиннадцатой строках поля ставится двоеточие</w:t>
+        <w:t xml:space="preserve"> (без кавычек) с точкой. Одиннадцатая строка содержит слово «Проверено» (без кавычек) и поле даты полностью совпадающее с полем даты в десятой строке. После слов «Сдано» и «Проверено» в десятой и одиннадцатой строках поля ставится двоеточие</w:t>
       </w:r>
       <w:r>
         <w:t>.</w:t>
@@ -16309,37 +15047,8 @@
       <w:r>
         <w:t xml:space="preserve">Текст поля оформляется шрифтом </w:t>
       </w:r>
-      <w:proofErr w:type="spellStart"/>
-      <w:r>
-        <w:t>Times</w:t>
-      </w:r>
-      <w:proofErr w:type="spellEnd"/>
-      <w:r>
-        <w:t xml:space="preserve"> </w:t>
-      </w:r>
-      <w:proofErr w:type="spellStart"/>
-      <w:r>
-        <w:t>New</w:t>
-      </w:r>
-      <w:proofErr w:type="spellEnd"/>
-      <w:r>
-        <w:t xml:space="preserve"> </w:t>
-      </w:r>
-      <w:proofErr w:type="spellStart"/>
-      <w:r>
-        <w:t>Roman</w:t>
-      </w:r>
-      <w:proofErr w:type="spellEnd"/>
-      <w:r>
-        <w:t xml:space="preserve">, 14 </w:t>
-      </w:r>
-      <w:proofErr w:type="spellStart"/>
-      <w:r>
-        <w:t>пт</w:t>
-      </w:r>
-      <w:proofErr w:type="spellEnd"/>
-      <w:r>
-        <w:t>, м</w:t>
+      <w:r>
+        <w:t>Times New Roman, 14 пт, м</w:t>
       </w:r>
       <w:r>
         <w:t xml:space="preserve">еждустрочный интервал одинарный, отступ текста слева – 8,5 см, выравнивание текста – по левому краю; для первой – седьмой строки поля </w:t>
@@ -16426,7 +15135,7 @@
               </wp:anchor>
             </w:drawing>
           </mc:Choice>
-          <mc:Fallback>
+          <mc:Fallback xmlns:w16="http://schemas.microsoft.com/office/word/2018/wordml" xmlns:w16cid="http://schemas.microsoft.com/office/word/2016/wordml/cid" xmlns:w16cex="http://schemas.microsoft.com/office/word/2018/wordml/cex" xmlns:am3d="http://schemas.microsoft.com/office/drawing/2017/model3d" xmlns:aink="http://schemas.microsoft.com/office/drawing/2016/ink" xmlns:cx8="http://schemas.microsoft.com/office/drawing/2016/5/14/chartex" xmlns:cx7="http://schemas.microsoft.com/office/drawing/2016/5/13/chartex" xmlns:cx6="http://schemas.microsoft.com/office/drawing/2016/5/12/chartex" xmlns:cx5="http://schemas.microsoft.com/office/drawing/2016/5/11/chartex" xmlns:cx4="http://schemas.microsoft.com/office/drawing/2016/5/10/chartex" xmlns:cx3="http://schemas.microsoft.com/office/drawing/2016/5/9/chartex" xmlns:cx2="http://schemas.microsoft.com/office/drawing/2015/10/21/chartex" xmlns:cx1="http://schemas.microsoft.com/office/drawing/2015/9/8/chartex">
             <w:pict>
               <v:rect w14:anchorId="6888E3FE" id="Rectangle 47" o:spid="_x0000_s1026" style="position:absolute;margin-left:-7.05pt;margin-top:92.25pt;width:480.75pt;height:329.25pt;z-index:251699200;visibility:visible;mso-wrap-style:square;mso-width-percent:0;mso-height-percent:0;mso-wrap-distance-left:9pt;mso-wrap-distance-top:0;mso-wrap-distance-right:9pt;mso-wrap-distance-bottom:0;mso-position-horizontal:absolute;mso-position-horizontal-relative:text;mso-position-vertical:absolute;mso-position-vertical-relative:text;mso-width-percent:0;mso-height-percent:0;mso-width-relative:margin;mso-height-relative:margin;v-text-anchor:middle" o:gfxdata="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" filled="f" strokeweight="1pt">
                 <v:stroke dashstyle="dash"/>
@@ -16436,15 +15145,7 @@
         </mc:AlternateContent>
       </w:r>
       <w:r>
-        <w:t xml:space="preserve">Находящиеся в поле фамилия и инициала студента, </w:t>
-      </w:r>
-      <w:proofErr w:type="spellStart"/>
-      <w:r>
-        <w:t>цифрово</w:t>
-      </w:r>
-      <w:proofErr w:type="spellEnd"/>
-      <w:r>
-        <w:t xml:space="preserve">-буквенное обозначение группы, номер и название специальности, цифры в номере зачетной книжки, фамилия и инициалы преподавателя выделяются жирным шрифтом. </w:t>
+        <w:t xml:space="preserve">Находящиеся в поле фамилия и инициала студента, цифрово-буквенное обозначение группы, номер и название специальности, цифры в номере зачетной книжки, фамилия и инициалы преподавателя выделяются жирным шрифтом. </w:t>
       </w:r>
     </w:p>
     <w:p>
@@ -16863,15 +15564,7 @@
         <w:t xml:space="preserve">Пример </w:t>
       </w:r>
       <w:r>
-        <w:t xml:space="preserve">оформления нижней части титула учебных работ студентов </w:t>
-      </w:r>
-      <w:proofErr w:type="spellStart"/>
-      <w:r>
-        <w:t>неочной</w:t>
-      </w:r>
-      <w:proofErr w:type="spellEnd"/>
-      <w:r>
-        <w:t xml:space="preserve"> формы обучения с полем «Выполнил(а)» – «Проверил(а)»</w:t>
+        <w:t>оформления нижней части титула учебных работ студентов неочной формы обучения с полем «Выполнил(а)» – «Проверил(а)»</w:t>
       </w:r>
       <w:r>
         <w:rPr>
@@ -16901,7 +15594,7 @@
       <w:pPr>
         <w:pStyle w:val="-4"/>
       </w:pPr>
-      <w:bookmarkStart w:id="83" w:name="_Toc482187148"/>
+      <w:bookmarkStart w:id="84" w:name="_Toc482187148"/>
       <w:r>
         <w:t>1.1</w:t>
       </w:r>
@@ -16914,13 +15607,13 @@
       <w:r>
         <w:t xml:space="preserve"> Особенности оформления титульного листа выпускной квалификационной работы</w:t>
       </w:r>
-      <w:bookmarkEnd w:id="83"/>
+      <w:bookmarkEnd w:id="84"/>
     </w:p>
     <w:p>
       <w:pPr>
         <w:pStyle w:val="-5"/>
       </w:pPr>
-      <w:bookmarkStart w:id="84" w:name="_Toc482187149"/>
+      <w:bookmarkStart w:id="85" w:name="_Toc482187149"/>
       <w:r>
         <w:t>1.1</w:t>
       </w:r>
@@ -16930,7 +15623,7 @@
       <w:r>
         <w:t>.1. Титул и текст выпускной квалификационной работы</w:t>
       </w:r>
-      <w:bookmarkEnd w:id="84"/>
+      <w:bookmarkEnd w:id="85"/>
     </w:p>
     <w:p>
       <w:pPr>
@@ -17000,7 +15693,7 @@
       <w:pPr>
         <w:pStyle w:val="-5"/>
       </w:pPr>
-      <w:bookmarkStart w:id="85" w:name="_Toc482187150"/>
+      <w:bookmarkStart w:id="86" w:name="_Toc482187150"/>
       <w:r>
         <w:t>1.1</w:t>
       </w:r>
@@ -17019,7 +15712,7 @@
       <w:r>
         <w:t xml:space="preserve"> ВКР</w:t>
       </w:r>
-      <w:bookmarkEnd w:id="85"/>
+      <w:bookmarkEnd w:id="86"/>
     </w:p>
     <w:p>
       <w:pPr>
@@ -17084,7 +15777,7 @@
       <w:pPr>
         <w:pStyle w:val="-5"/>
       </w:pPr>
-      <w:bookmarkStart w:id="86" w:name="_Toc482187151"/>
+      <w:bookmarkStart w:id="87" w:name="_Toc482187151"/>
       <w:r>
         <w:t>1.1</w:t>
       </w:r>
@@ -17094,7 +15787,7 @@
       <w:r>
         <w:t>.3. Обозначение типа работы, специальности и темы работы</w:t>
       </w:r>
-      <w:bookmarkEnd w:id="86"/>
+      <w:bookmarkEnd w:id="87"/>
     </w:p>
     <w:p>
       <w:pPr>
@@ -17140,15 +15833,7 @@
         <w:t>Roman</w:t>
       </w:r>
       <w:r>
-        <w:t xml:space="preserve">, размер 16 </w:t>
-      </w:r>
-      <w:proofErr w:type="spellStart"/>
-      <w:r>
-        <w:t>пт</w:t>
-      </w:r>
-      <w:proofErr w:type="spellEnd"/>
-      <w:r>
-        <w:t>, выравнивание по центру, отступов текста справа и слева нет. Расстояние между нижней частью шапкой и словами «</w:t>
+        <w:t>, размер 16 пт, выравнивание по центру, отступов текста справа и слева нет. Расстояние между нижней частью шапкой и словами «</w:t>
       </w:r>
       <w:r>
         <w:t>в</w:t>
@@ -17202,15 +15887,7 @@
         <w:t>Roman</w:t>
       </w:r>
       <w:r>
-        <w:t xml:space="preserve">, размера 14 </w:t>
-      </w:r>
-      <w:proofErr w:type="spellStart"/>
-      <w:r>
-        <w:t>пт</w:t>
-      </w:r>
-      <w:proofErr w:type="spellEnd"/>
-      <w:r>
-        <w:t>, межд</w:t>
+        <w:t>, размера 14 пт, межд</w:t>
       </w:r>
       <w:r>
         <w:t>устрочный интервал – одинарный, отступов перед и после абзаца нет.</w:t>
@@ -17221,15 +15898,7 @@
         <w:pStyle w:val="-0"/>
       </w:pPr>
       <w:r>
-        <w:t xml:space="preserve">Под словами «выпускная квалификационная работа» на расстоянии 2,5 – 3 см (или 3 пустых строки размера 14 </w:t>
-      </w:r>
-      <w:proofErr w:type="spellStart"/>
-      <w:r>
-        <w:t>пт</w:t>
-      </w:r>
-      <w:proofErr w:type="spellEnd"/>
-      <w:r>
-        <w:t>, междустрочный интервал – одинарный</w:t>
+        <w:t>Под словами «выпускная квалификационная работа» на расстоянии 2,5 – 3 см (или 3 пустых строки размера 14 пт, междустрочный интервал – одинарный</w:t>
       </w:r>
       <w:r>
         <w:t>, отступов перед и после абзаца нет</w:t>
@@ -17297,13 +15966,8 @@
       <w:r>
         <w:t> </w:t>
       </w:r>
-      <w:proofErr w:type="spellStart"/>
-      <w:r>
-        <w:t>пт</w:t>
-      </w:r>
-      <w:proofErr w:type="spellEnd"/>
-      <w:r>
-        <w:t xml:space="preserve">, </w:t>
+      <w:r>
+        <w:t xml:space="preserve">пт, </w:t>
       </w:r>
       <w:r>
         <w:t xml:space="preserve">выравнивание по левому краю, </w:t>
@@ -17393,7 +16057,7 @@
               </wp:anchor>
             </w:drawing>
           </mc:Choice>
-          <mc:Fallback>
+          <mc:Fallback xmlns:w16="http://schemas.microsoft.com/office/word/2018/wordml" xmlns:w16cid="http://schemas.microsoft.com/office/word/2016/wordml/cid" xmlns:w16cex="http://schemas.microsoft.com/office/word/2018/wordml/cex" xmlns:am3d="http://schemas.microsoft.com/office/drawing/2017/model3d" xmlns:aink="http://schemas.microsoft.com/office/drawing/2016/ink" xmlns:cx8="http://schemas.microsoft.com/office/drawing/2016/5/14/chartex" xmlns:cx7="http://schemas.microsoft.com/office/drawing/2016/5/13/chartex" xmlns:cx6="http://schemas.microsoft.com/office/drawing/2016/5/12/chartex" xmlns:cx5="http://schemas.microsoft.com/office/drawing/2016/5/11/chartex" xmlns:cx4="http://schemas.microsoft.com/office/drawing/2016/5/10/chartex" xmlns:cx3="http://schemas.microsoft.com/office/drawing/2016/5/9/chartex" xmlns:cx2="http://schemas.microsoft.com/office/drawing/2015/10/21/chartex" xmlns:cx1="http://schemas.microsoft.com/office/drawing/2015/9/8/chartex">
             <w:pict>
               <v:rect w14:anchorId="16E985CE" id="Rectangle 39" o:spid="_x0000_s1026" style="position:absolute;margin-left:-12.3pt;margin-top:.2pt;width:493.5pt;height:179.25pt;z-index:251693056;visibility:visible;mso-wrap-style:square;mso-width-percent:0;mso-height-percent:0;mso-wrap-distance-left:9pt;mso-wrap-distance-top:0;mso-wrap-distance-right:9pt;mso-wrap-distance-bottom:0;mso-position-horizontal:absolute;mso-position-horizontal-relative:text;mso-position-vertical:absolute;mso-position-vertical-relative:text;mso-width-percent:0;mso-height-percent:0;mso-width-relative:margin;mso-height-relative:margin;v-text-anchor:middle" o:gfxdata="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" filled="f" strokeweight="1pt">
                 <v:stroke dashstyle="dash"/>
@@ -17553,15 +16217,7 @@
         <w:t>льности на расстоянии 1– 1,5 см</w:t>
       </w:r>
       <w:r>
-        <w:t xml:space="preserve"> (или одна пустая строка размера 14 </w:t>
-      </w:r>
-      <w:proofErr w:type="spellStart"/>
-      <w:r>
-        <w:t>пт</w:t>
-      </w:r>
-      <w:proofErr w:type="spellEnd"/>
-      <w:r>
-        <w:t>, междустрочный интервал – одинарный</w:t>
+        <w:t xml:space="preserve"> (или одна пустая строка размера 14 пт, междустрочный интервал – одинарный</w:t>
       </w:r>
       <w:r>
         <w:t>,</w:t>
@@ -17591,144 +16247,104 @@
         <w:t>Т</w:t>
       </w:r>
       <w:r>
-        <w:t xml:space="preserve">ема» и наименование ВКР набираются шрифтом </w:t>
-      </w:r>
-      <w:proofErr w:type="spellStart"/>
-      <w:r>
+        <w:t>ема» и наименование ВКР набираются шрифтом Times New Roman, размер 14 пт, полужирный, междустрочный интервал одинарный, выравнивание по левому краю, отступов текста справа и слева нет, отступа первой строки абзаца нет</w:t>
+      </w:r>
+      <w:r>
+        <w:t>,</w:t>
+      </w:r>
+      <w:r>
+        <w:t xml:space="preserve"> </w:t>
+      </w:r>
+      <w:r>
+        <w:t>отступов перед и после абзаца нет</w:t>
+      </w:r>
+      <w:r>
+        <w:t xml:space="preserve">. </w:t>
+      </w:r>
+    </w:p>
+    <w:p>
+      <w:pPr>
+        <w:pStyle w:val="-5"/>
+      </w:pPr>
+      <w:bookmarkStart w:id="88" w:name="_Toc482187152"/>
+      <w:r>
+        <w:t>1.1</w:t>
+      </w:r>
+      <w:r>
+        <w:t>7</w:t>
+      </w:r>
+      <w:r>
+        <w:t xml:space="preserve">.4. </w:t>
+      </w:r>
+      <w:r>
+        <w:t>Поле «Оценка»</w:t>
+      </w:r>
+      <w:bookmarkEnd w:id="88"/>
+    </w:p>
+    <w:p>
+      <w:pPr>
+        <w:pStyle w:val="-0"/>
+        <w:rPr>
+          <w:b/>
+        </w:rPr>
+      </w:pPr>
+      <w:r>
+        <w:t xml:space="preserve">В нижней части титульного листа ВКР расположено поле «Оценка». Поле «Оценка» состоит из двух строк. В верхней строке расположены слова «Дата защиты» </w:t>
+      </w:r>
+      <w:r>
+        <w:t xml:space="preserve">(с заглавной буквы, без кавычек) </w:t>
+      </w:r>
+      <w:r>
+        <w:t xml:space="preserve">и незаполненные поля (подчеркивание) дня, месяца и года (в формате 20__ г.) для внесения даты. В нижней строчке </w:t>
+      </w:r>
+      <w:r>
+        <w:t xml:space="preserve">расположено слово «Оценка» (с заглавной буквы, без кавычек) и поле для выставления оценки (подчеркивание) (в кавычках). Формат текста поля – шрифт </w:t>
+      </w:r>
+      <w:r>
+        <w:rPr>
+          <w:lang w:val="en-US"/>
+        </w:rPr>
         <w:t>Times</w:t>
       </w:r>
-      <w:proofErr w:type="spellEnd"/>
       <w:r>
         <w:t xml:space="preserve"> </w:t>
       </w:r>
-      <w:proofErr w:type="spellStart"/>
-      <w:r>
+      <w:r>
+        <w:rPr>
+          <w:lang w:val="en-US"/>
+        </w:rPr>
         <w:t>New</w:t>
       </w:r>
-      <w:proofErr w:type="spellEnd"/>
       <w:r>
         <w:t xml:space="preserve"> </w:t>
       </w:r>
-      <w:proofErr w:type="spellStart"/>
-      <w:r>
+      <w:r>
+        <w:rPr>
+          <w:lang w:val="en-US"/>
+        </w:rPr>
         <w:t>Roman</w:t>
       </w:r>
-      <w:proofErr w:type="spellEnd"/>
-      <w:r>
-        <w:t xml:space="preserve">, размер 14 </w:t>
-      </w:r>
-      <w:proofErr w:type="spellStart"/>
-      <w:r>
-        <w:t>пт</w:t>
-      </w:r>
-      <w:proofErr w:type="spellEnd"/>
-      <w:r>
-        <w:t>, полужирный, междустрочный интервал одинарный, выравнивание по левому краю, отступов текста справа и слева нет, отступа первой строки абзаца нет</w:t>
-      </w:r>
-      <w:r>
-        <w:t>,</w:t>
-      </w:r>
-      <w:r>
-        <w:t xml:space="preserve"> </w:t>
-      </w:r>
-      <w:r>
-        <w:t>отступов перед и после абзаца нет</w:t>
-      </w:r>
-      <w:r>
-        <w:t xml:space="preserve">. </w:t>
-      </w:r>
-    </w:p>
-    <w:p>
-      <w:pPr>
-        <w:pStyle w:val="-5"/>
-      </w:pPr>
-      <w:bookmarkStart w:id="87" w:name="_Toc482187152"/>
-      <w:r>
-        <w:t>1.1</w:t>
-      </w:r>
-      <w:r>
-        <w:t>7</w:t>
-      </w:r>
-      <w:r>
-        <w:t xml:space="preserve">.4. </w:t>
-      </w:r>
-      <w:r>
-        <w:t>Поле «Оценка»</w:t>
-      </w:r>
-      <w:bookmarkEnd w:id="87"/>
-    </w:p>
-    <w:p>
-      <w:pPr>
-        <w:pStyle w:val="-0"/>
+      <w:r>
+        <w:t xml:space="preserve">, размер </w:t>
+      </w:r>
+      <w:r>
         <w:rPr>
           <w:b/>
         </w:rPr>
-      </w:pPr>
-      <w:r>
-        <w:t xml:space="preserve">В нижней части титульного листа ВКР расположено поле «Оценка». Поле «Оценка» состоит из двух строк. В верхней строке расположены слова «Дата защиты» </w:t>
-      </w:r>
-      <w:r>
-        <w:t xml:space="preserve">(с заглавной буквы, без кавычек) </w:t>
-      </w:r>
-      <w:r>
-        <w:t xml:space="preserve">и незаполненные поля (подчеркивание) дня, месяца и года (в формате 20__ г.) для внесения даты. В нижней строчке </w:t>
-      </w:r>
-      <w:r>
-        <w:t xml:space="preserve">расположено слово «Оценка» (с заглавной буквы, без кавычек) и поле для выставления оценки (подчеркивание) (в кавычках). Формат текста поля – шрифт </w:t>
-      </w:r>
-      <w:r>
-        <w:rPr>
-          <w:lang w:val="en-US"/>
-        </w:rPr>
-        <w:t>Times</w:t>
-      </w:r>
-      <w:r>
-        <w:t xml:space="preserve"> </w:t>
-      </w:r>
-      <w:r>
-        <w:rPr>
-          <w:lang w:val="en-US"/>
-        </w:rPr>
-        <w:t>New</w:t>
-      </w:r>
-      <w:r>
-        <w:t xml:space="preserve"> </w:t>
-      </w:r>
-      <w:r>
-        <w:rPr>
-          <w:lang w:val="en-US"/>
-        </w:rPr>
-        <w:t>Roman</w:t>
-      </w:r>
-      <w:r>
-        <w:t xml:space="preserve">, размер </w:t>
+        <w:t>1</w:t>
       </w:r>
       <w:r>
         <w:rPr>
           <w:b/>
         </w:rPr>
-        <w:t>1</w:t>
+        <w:t>3</w:t>
       </w:r>
       <w:r>
         <w:rPr>
           <w:b/>
         </w:rPr>
-        <w:t>3</w:t>
-      </w:r>
-      <w:r>
-        <w:rPr>
-          <w:b/>
-        </w:rPr>
-        <w:t xml:space="preserve"> </w:t>
-      </w:r>
-      <w:proofErr w:type="spellStart"/>
-      <w:r>
-        <w:rPr>
-          <w:b/>
-        </w:rPr>
-        <w:t>пт</w:t>
-      </w:r>
-      <w:proofErr w:type="spellEnd"/>
+        <w:t xml:space="preserve"> пт</w:t>
+      </w:r>
       <w:r>
         <w:t xml:space="preserve">, выравнивание по левому краю, отступа первой строки нет, отступ текста слева – </w:t>
       </w:r>
@@ -17758,15 +16374,7 @@
         <w:t xml:space="preserve">размер шрифта – </w:t>
       </w:r>
       <w:r>
-        <w:t xml:space="preserve">13 </w:t>
-      </w:r>
-      <w:proofErr w:type="spellStart"/>
-      <w:r>
-        <w:t>пт</w:t>
-      </w:r>
-      <w:proofErr w:type="spellEnd"/>
-      <w:r>
-        <w:t xml:space="preserve">, межстрочный интервал одинарный, </w:t>
+        <w:t xml:space="preserve">13 пт, межстрочный интервал одинарный, </w:t>
       </w:r>
       <w:r>
         <w:t xml:space="preserve">отступов перед и после абзаца нет). </w:t>
@@ -17776,7 +16384,7 @@
       <w:pPr>
         <w:pStyle w:val="-5"/>
       </w:pPr>
-      <w:bookmarkStart w:id="88" w:name="_Toc482187153"/>
+      <w:bookmarkStart w:id="89" w:name="_Toc482187153"/>
       <w:r>
         <w:t>1.1</w:t>
       </w:r>
@@ -17795,7 +16403,7 @@
       <w:r>
         <w:t>опустить к защите»</w:t>
       </w:r>
-      <w:bookmarkEnd w:id="88"/>
+      <w:bookmarkEnd w:id="89"/>
     </w:p>
     <w:p>
       <w:pPr>
@@ -17859,15 +16467,7 @@
         <w:t>Roman</w:t>
       </w:r>
       <w:r>
-        <w:t xml:space="preserve">, размер 14 </w:t>
-      </w:r>
-      <w:proofErr w:type="spellStart"/>
-      <w:r>
-        <w:t>пт</w:t>
-      </w:r>
-      <w:proofErr w:type="spellEnd"/>
-      <w:r>
-        <w:t xml:space="preserve">, выравнивание текста – по правому краю, междустрочный интервал одинарный, отступов перед и после абзаца нет. Первая строчка поля («Допустить к защите») набрана </w:t>
+        <w:t xml:space="preserve">, размер 14 пт, выравнивание текста – по правому краю, междустрочный интервал одинарный, отступов перед и после абзаца нет. Первая строчка поля («Допустить к защите») набрана </w:t>
       </w:r>
       <w:r>
         <w:rPr>
@@ -17882,15 +16482,7 @@
         <w:t>курсивом</w:t>
       </w:r>
       <w:r>
-        <w:t xml:space="preserve">. Между третьей и четвертой строками поля вставлена пустая строка. Последняя строка поля (слово «подпись» в скобках) имеет размер шрифта 8 </w:t>
-      </w:r>
-      <w:proofErr w:type="spellStart"/>
-      <w:r>
-        <w:t>пт</w:t>
-      </w:r>
-      <w:proofErr w:type="spellEnd"/>
-      <w:r>
-        <w:t>, отступ текста слева 10,2 см., отступа текста справа не</w:t>
+        <w:t>. Между третьей и четвертой строками поля вставлена пустая строка. Последняя строка поля (слово «подпись» в скобках) имеет размер шрифта 8 пт, отступ текста слева 10,2 см., отступа текста справа не</w:t>
       </w:r>
       <w:r>
         <w:t>т,</w:t>
@@ -17917,7 +16509,7 @@
       <w:pPr>
         <w:pStyle w:val="-5"/>
       </w:pPr>
-      <w:bookmarkStart w:id="89" w:name="_Toc482187154"/>
+      <w:bookmarkStart w:id="90" w:name="_Toc482187154"/>
       <w:r>
         <w:t>1.1</w:t>
       </w:r>
@@ -17942,7 +16534,7 @@
       <w:r>
         <w:t>Руководитель ВКР»</w:t>
       </w:r>
-      <w:bookmarkEnd w:id="89"/>
+      <w:bookmarkEnd w:id="90"/>
       <w:r>
         <w:t xml:space="preserve"> </w:t>
       </w:r>
@@ -18015,15 +16607,7 @@
         <w:t>Roman</w:t>
       </w:r>
       <w:r>
-        <w:t xml:space="preserve">, 14 </w:t>
-      </w:r>
-      <w:proofErr w:type="spellStart"/>
-      <w:r>
-        <w:t>пт</w:t>
-      </w:r>
-      <w:proofErr w:type="spellEnd"/>
-      <w:r>
-        <w:t xml:space="preserve">, межстрочный интервал одинарный, отступов перед и после абзаца нет. </w:t>
+        <w:t xml:space="preserve">, 14 пт, межстрочный интервал одинарный, отступов перед и после абзаца нет. </w:t>
       </w:r>
     </w:p>
     <w:p>
@@ -18092,15 +16676,7 @@
         <w:t xml:space="preserve">расположено выше поля «Допустить к защите». Примерное расстояние между первой строкой поля «Допустить к защите» и последней строкой </w:t>
       </w:r>
       <w:r>
-        <w:t xml:space="preserve">поля «Выполнил(а), Руководитель ВКР» составляет 3 см. или 6 строчек размера 14 </w:t>
-      </w:r>
-      <w:proofErr w:type="spellStart"/>
-      <w:r>
-        <w:t>пт</w:t>
-      </w:r>
-      <w:proofErr w:type="spellEnd"/>
-      <w:r>
-        <w:t xml:space="preserve">, межстрочный интервал одинарный, отступа перед и после абзаца нет. </w:t>
+        <w:t xml:space="preserve">поля «Выполнил(а), Руководитель ВКР» составляет 3 см. или 6 строчек размера 14 пт, межстрочный интервал одинарный, отступа перед и после абзаца нет. </w:t>
       </w:r>
     </w:p>
     <w:p>
@@ -18178,7 +16754,7 @@
               </wp:anchor>
             </w:drawing>
           </mc:Choice>
-          <mc:Fallback>
+          <mc:Fallback xmlns:w16="http://schemas.microsoft.com/office/word/2018/wordml" xmlns:w16cid="http://schemas.microsoft.com/office/word/2016/wordml/cid" xmlns:w16cex="http://schemas.microsoft.com/office/word/2018/wordml/cex" xmlns:am3d="http://schemas.microsoft.com/office/drawing/2017/model3d" xmlns:aink="http://schemas.microsoft.com/office/drawing/2016/ink" xmlns:cx8="http://schemas.microsoft.com/office/drawing/2016/5/14/chartex" xmlns:cx7="http://schemas.microsoft.com/office/drawing/2016/5/13/chartex" xmlns:cx6="http://schemas.microsoft.com/office/drawing/2016/5/12/chartex" xmlns:cx5="http://schemas.microsoft.com/office/drawing/2016/5/11/chartex" xmlns:cx4="http://schemas.microsoft.com/office/drawing/2016/5/10/chartex" xmlns:cx3="http://schemas.microsoft.com/office/drawing/2016/5/9/chartex" xmlns:cx2="http://schemas.microsoft.com/office/drawing/2015/10/21/chartex" xmlns:cx1="http://schemas.microsoft.com/office/drawing/2015/9/8/chartex">
             <w:pict>
               <v:rect w14:anchorId="4AB2D7DA" id="Rectangle 45" o:spid="_x0000_s1026" style="position:absolute;margin-left:-11.55pt;margin-top:11.7pt;width:493.5pt;height:357.75pt;z-index:251698176;visibility:visible;mso-wrap-style:square;mso-width-percent:0;mso-height-percent:0;mso-wrap-distance-left:9pt;mso-wrap-distance-top:0;mso-wrap-distance-right:9pt;mso-wrap-distance-bottom:0;mso-position-horizontal:absolute;mso-position-horizontal-relative:text;mso-position-vertical:absolute;mso-position-vertical-relative:text;mso-width-percent:0;mso-height-percent:0;mso-width-relative:margin;mso-height-relative:margin;v-text-anchor:middle" o:gfxdata="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" filled="f" strokeweight="1pt">
                 <v:stroke dashstyle="dash"/>
@@ -18237,7 +16813,6 @@
           <w:lang w:eastAsia="en-US"/>
         </w:rPr>
       </w:pPr>
-      <w:proofErr w:type="spellStart"/>
       <w:r>
         <w:rPr>
           <w:rFonts w:eastAsia="Calibri"/>
@@ -18245,54 +16820,44 @@
           <w:szCs w:val="28"/>
           <w:lang w:eastAsia="en-US"/>
         </w:rPr>
-        <w:t>Базекин</w:t>
-      </w:r>
-      <w:proofErr w:type="spellEnd"/>
-      <w:r>
+        <w:t>Базекин Александр Владимирович</w:t>
+      </w:r>
+    </w:p>
+    <w:p>
+      <w:pPr>
+        <w:ind w:left="4505"/>
+        <w:rPr>
+          <w:b/>
+          <w:sz w:val="28"/>
+          <w:szCs w:val="28"/>
+        </w:rPr>
+      </w:pPr>
+      <w:r>
+        <w:rPr>
+          <w:b/>
+          <w:sz w:val="28"/>
+          <w:szCs w:val="28"/>
+        </w:rPr>
+        <w:t>Руководитель ВКР</w:t>
+      </w:r>
+    </w:p>
+    <w:p>
+      <w:pPr>
+        <w:ind w:left="5103"/>
         <w:rPr>
           <w:rFonts w:eastAsia="Calibri"/>
           <w:sz w:val="28"/>
           <w:szCs w:val="28"/>
           <w:lang w:eastAsia="en-US"/>
         </w:rPr>
-        <w:t xml:space="preserve"> Александр Владимирович</w:t>
-      </w:r>
-    </w:p>
-    <w:p>
-      <w:pPr>
-        <w:ind w:left="4505"/>
-        <w:rPr>
-          <w:b/>
-          <w:sz w:val="28"/>
-          <w:szCs w:val="28"/>
-        </w:rPr>
-      </w:pPr>
-      <w:r>
-        <w:rPr>
-          <w:b/>
-          <w:sz w:val="28"/>
-          <w:szCs w:val="28"/>
-        </w:rPr>
-        <w:t>Руководитель ВКР</w:t>
-      </w:r>
-    </w:p>
-    <w:p>
-      <w:pPr>
-        <w:ind w:left="5103"/>
+      </w:pPr>
+      <w:r>
         <w:rPr>
           <w:rFonts w:eastAsia="Calibri"/>
           <w:sz w:val="28"/>
           <w:szCs w:val="28"/>
           <w:lang w:eastAsia="en-US"/>
         </w:rPr>
-      </w:pPr>
-      <w:r>
-        <w:rPr>
-          <w:rFonts w:eastAsia="Calibri"/>
-          <w:sz w:val="28"/>
-          <w:szCs w:val="28"/>
-          <w:lang w:eastAsia="en-US"/>
-        </w:rPr>
         <w:t>Парамонова Алевтина Сергеевна</w:t>
       </w:r>
     </w:p>
@@ -18400,17 +16965,17 @@
           <w:sz w:val="28"/>
           <w:szCs w:val="28"/>
         </w:rPr>
-        <w:t xml:space="preserve">В.С. </w:t>
-      </w:r>
-      <w:proofErr w:type="spellStart"/>
-      <w:r>
+        <w:t>В.С. Суховершина</w:t>
+      </w:r>
+    </w:p>
+    <w:p>
+      <w:pPr>
+        <w:jc w:val="right"/>
         <w:rPr>
           <w:sz w:val="28"/>
           <w:szCs w:val="28"/>
         </w:rPr>
-        <w:t>Суховершина</w:t>
-      </w:r>
-      <w:proofErr w:type="spellEnd"/>
+      </w:pPr>
     </w:p>
     <w:p>
       <w:pPr>
@@ -18420,46 +16985,37 @@
           <w:szCs w:val="28"/>
         </w:rPr>
       </w:pPr>
-    </w:p>
-    <w:p>
-      <w:pPr>
-        <w:jc w:val="right"/>
+      <w:r>
         <w:rPr>
           <w:sz w:val="28"/>
           <w:szCs w:val="28"/>
         </w:rPr>
-      </w:pPr>
-      <w:r>
+        <w:t>______________________________</w:t>
+      </w:r>
+    </w:p>
+    <w:p>
+      <w:pPr>
+        <w:ind w:left="5783"/>
+        <w:jc w:val="center"/>
+        <w:rPr>
+          <w:sz w:val="16"/>
+          <w:szCs w:val="16"/>
+        </w:rPr>
+      </w:pPr>
+      <w:r>
+        <w:rPr>
+          <w:sz w:val="16"/>
+          <w:szCs w:val="16"/>
+        </w:rPr>
+        <w:t>(подпись)</w:t>
+      </w:r>
+    </w:p>
+    <w:p>
+      <w:pPr>
         <w:rPr>
           <w:sz w:val="28"/>
           <w:szCs w:val="28"/>
         </w:rPr>
-        <w:t>______________________________</w:t>
-      </w:r>
-    </w:p>
-    <w:p>
-      <w:pPr>
-        <w:ind w:left="5783"/>
-        <w:jc w:val="center"/>
-        <w:rPr>
-          <w:sz w:val="16"/>
-          <w:szCs w:val="16"/>
-        </w:rPr>
-      </w:pPr>
-      <w:r>
-        <w:rPr>
-          <w:sz w:val="16"/>
-          <w:szCs w:val="16"/>
-        </w:rPr>
-        <w:t>(подпись)</w:t>
-      </w:r>
-    </w:p>
-    <w:p>
-      <w:pPr>
-        <w:rPr>
-          <w:sz w:val="28"/>
-          <w:szCs w:val="28"/>
-        </w:rPr>
       </w:pPr>
     </w:p>
     <w:p>
@@ -18548,7 +17104,7 @@
       <w:pPr>
         <w:pStyle w:val="-4"/>
       </w:pPr>
-      <w:bookmarkStart w:id="90" w:name="_Toc482187155"/>
+      <w:bookmarkStart w:id="91" w:name="_Toc482187155"/>
       <w:r>
         <w:t>1.</w:t>
       </w:r>
@@ -18573,7 +17129,7 @@
       <w:r>
         <w:t xml:space="preserve"> в учебных работах</w:t>
       </w:r>
-      <w:bookmarkEnd w:id="90"/>
+      <w:bookmarkEnd w:id="91"/>
     </w:p>
     <w:p>
       <w:pPr>
@@ -18700,13 +17256,8 @@
       <w:pPr>
         <w:pStyle w:val="-0"/>
       </w:pPr>
-      <w:proofErr w:type="spellStart"/>
-      <w:r>
-        <w:t>т.о</w:t>
-      </w:r>
-      <w:proofErr w:type="spellEnd"/>
-      <w:r>
-        <w:t>. – таким образом;</w:t>
+      <w:r>
+        <w:t>т.о. – таким образом;</w:t>
       </w:r>
       <w:r>
         <w:t xml:space="preserve"> </w:t>
@@ -18750,12 +17301,12 @@
         <w:pStyle w:val="-1"/>
         <w:jc w:val="right"/>
       </w:pPr>
-      <w:bookmarkStart w:id="91" w:name="_Toc482187156"/>
+      <w:bookmarkStart w:id="92" w:name="_Toc482187156"/>
       <w:r>
         <w:lastRenderedPageBreak/>
         <w:t>Приложение 1</w:t>
       </w:r>
-      <w:bookmarkEnd w:id="91"/>
+      <w:bookmarkEnd w:id="92"/>
     </w:p>
     <w:p>
       <w:pPr>
@@ -18834,12 +17385,12 @@
         <w:pStyle w:val="-1"/>
         <w:jc w:val="right"/>
       </w:pPr>
-      <w:bookmarkStart w:id="92" w:name="_Toc482187157"/>
+      <w:bookmarkStart w:id="93" w:name="_Toc482187157"/>
       <w:r>
         <w:lastRenderedPageBreak/>
         <w:t>Приложение 2</w:t>
       </w:r>
-      <w:bookmarkEnd w:id="92"/>
+      <w:bookmarkEnd w:id="93"/>
     </w:p>
     <w:p>
       <w:pPr>
@@ -19223,7 +17774,7 @@
         <w:pStyle w:val="-1"/>
         <w:jc w:val="right"/>
       </w:pPr>
-      <w:bookmarkStart w:id="93" w:name="_Toc482187158"/>
+      <w:bookmarkStart w:id="94" w:name="_Toc482187158"/>
       <w:r>
         <w:lastRenderedPageBreak/>
         <w:t>Приложение 3</w:t>
@@ -19231,7 +17782,7 @@
       <w:r>
         <w:t>.1</w:t>
       </w:r>
-      <w:bookmarkEnd w:id="93"/>
+      <w:bookmarkEnd w:id="94"/>
     </w:p>
     <w:p>
       <w:pPr>
@@ -19580,12 +18131,12 @@
         <w:pStyle w:val="-1"/>
         <w:jc w:val="right"/>
       </w:pPr>
-      <w:bookmarkStart w:id="94" w:name="_Toc482187159"/>
+      <w:bookmarkStart w:id="95" w:name="_Toc482187159"/>
       <w:r>
         <w:lastRenderedPageBreak/>
         <w:t>Приложение 3.2</w:t>
       </w:r>
-      <w:bookmarkEnd w:id="94"/>
+      <w:bookmarkEnd w:id="95"/>
     </w:p>
     <w:p>
       <w:pPr>
@@ -19833,8 +18384,6 @@
                 <w:szCs w:val="24"/>
               </w:rPr>
             </w:pPr>
-            <w:proofErr w:type="spellStart"/>
-            <w:proofErr w:type="gramStart"/>
             <w:r>
               <w:rPr>
                 <w:rFonts w:eastAsia="Times New Roman" w:cs="Times New Roman"/>
@@ -19868,8 +18417,6 @@
               </w:rPr>
               <w:t>тельство</w:t>
             </w:r>
-            <w:proofErr w:type="spellEnd"/>
-            <w:proofErr w:type="gramEnd"/>
           </w:p>
         </w:tc>
         <w:tc>
@@ -20179,7 +18726,6 @@
                 <w:szCs w:val="24"/>
               </w:rPr>
             </w:pPr>
-            <w:proofErr w:type="spellStart"/>
             <w:r>
               <w:rPr>
                 <w:rFonts w:eastAsia="Times New Roman" w:cs="Times New Roman"/>
@@ -20189,7 +18735,6 @@
               </w:rPr>
               <w:t>Эксмо</w:t>
             </w:r>
-            <w:proofErr w:type="spellEnd"/>
           </w:p>
         </w:tc>
         <w:tc>
@@ -20417,7 +18962,6 @@
                 <w:szCs w:val="24"/>
               </w:rPr>
             </w:pPr>
-            <w:proofErr w:type="spellStart"/>
             <w:r>
               <w:rPr>
                 <w:rFonts w:eastAsia="Times New Roman" w:cs="Times New Roman"/>
@@ -20425,17 +18969,7 @@
                 <w:sz w:val="24"/>
                 <w:szCs w:val="24"/>
               </w:rPr>
-              <w:t>Зеликман</w:t>
-            </w:r>
-            <w:proofErr w:type="spellEnd"/>
-            <w:r>
-              <w:rPr>
-                <w:rFonts w:eastAsia="Times New Roman" w:cs="Times New Roman"/>
-                <w:color w:val="000000"/>
-                <w:sz w:val="24"/>
-                <w:szCs w:val="24"/>
-              </w:rPr>
-              <w:t xml:space="preserve"> А.Я.</w:t>
+              <w:t>Зеликман А.Я.</w:t>
             </w:r>
           </w:p>
         </w:tc>
@@ -20730,7 +19264,6 @@
                 <w:szCs w:val="24"/>
               </w:rPr>
             </w:pPr>
-            <w:proofErr w:type="spellStart"/>
             <w:r>
               <w:rPr>
                 <w:rFonts w:eastAsia="Times New Roman" w:cs="Times New Roman"/>
@@ -20738,17 +19271,7 @@
                 <w:sz w:val="24"/>
                 <w:szCs w:val="24"/>
               </w:rPr>
-              <w:t>Зеликман</w:t>
-            </w:r>
-            <w:proofErr w:type="spellEnd"/>
-            <w:r>
-              <w:rPr>
-                <w:rFonts w:eastAsia="Times New Roman" w:cs="Times New Roman"/>
-                <w:color w:val="000000"/>
-                <w:sz w:val="24"/>
-                <w:szCs w:val="24"/>
-              </w:rPr>
-              <w:t xml:space="preserve"> А.Я.</w:t>
+              <w:t>Зеликман А.Я.</w:t>
             </w:r>
           </w:p>
         </w:tc>
@@ -21688,53 +20211,8 @@
                 <w:szCs w:val="24"/>
                 <w:lang w:val="en-US"/>
               </w:rPr>
-              <w:t xml:space="preserve">Planet of English. Social &amp; </w:t>
+              <w:t xml:space="preserve">Planet of English. Social &amp; Finansial Servises. </w:t>
             </w:r>
-            <w:proofErr w:type="spellStart"/>
-            <w:r>
-              <w:rPr>
-                <w:rFonts w:eastAsia="Times New Roman" w:cs="Times New Roman"/>
-                <w:color w:val="000000"/>
-                <w:sz w:val="24"/>
-                <w:szCs w:val="24"/>
-                <w:lang w:val="en-US"/>
-              </w:rPr>
-              <w:t>Finansial</w:t>
-            </w:r>
-            <w:proofErr w:type="spellEnd"/>
-            <w:r>
-              <w:rPr>
-                <w:rFonts w:eastAsia="Times New Roman" w:cs="Times New Roman"/>
-                <w:color w:val="000000"/>
-                <w:sz w:val="24"/>
-                <w:szCs w:val="24"/>
-                <w:lang w:val="en-US"/>
-              </w:rPr>
-              <w:t xml:space="preserve"> </w:t>
-            </w:r>
-            <w:proofErr w:type="spellStart"/>
-            <w:r>
-              <w:rPr>
-                <w:rFonts w:eastAsia="Times New Roman" w:cs="Times New Roman"/>
-                <w:color w:val="000000"/>
-                <w:sz w:val="24"/>
-                <w:szCs w:val="24"/>
-                <w:lang w:val="en-US"/>
-              </w:rPr>
-              <w:t>Servises</w:t>
-            </w:r>
-            <w:proofErr w:type="spellEnd"/>
-            <w:r>
-              <w:rPr>
-                <w:rFonts w:eastAsia="Times New Roman" w:cs="Times New Roman"/>
-                <w:color w:val="000000"/>
-                <w:sz w:val="24"/>
-                <w:szCs w:val="24"/>
-                <w:lang w:val="en-US"/>
-              </w:rPr>
-              <w:t xml:space="preserve">. </w:t>
-            </w:r>
-            <w:proofErr w:type="spellStart"/>
             <w:r>
               <w:rPr>
                 <w:rFonts w:eastAsia="Times New Roman" w:cs="Times New Roman"/>
@@ -21742,29 +20220,8 @@
                 <w:sz w:val="24"/>
                 <w:szCs w:val="24"/>
               </w:rPr>
-              <w:t>Pracice</w:t>
+              <w:t>Pracice Book</w:t>
             </w:r>
-            <w:proofErr w:type="spellEnd"/>
-            <w:r>
-              <w:rPr>
-                <w:rFonts w:eastAsia="Times New Roman" w:cs="Times New Roman"/>
-                <w:color w:val="000000"/>
-                <w:sz w:val="24"/>
-                <w:szCs w:val="24"/>
-              </w:rPr>
-              <w:t xml:space="preserve"> </w:t>
-            </w:r>
-            <w:proofErr w:type="spellStart"/>
-            <w:r>
-              <w:rPr>
-                <w:rFonts w:eastAsia="Times New Roman" w:cs="Times New Roman"/>
-                <w:color w:val="000000"/>
-                <w:sz w:val="24"/>
-                <w:szCs w:val="24"/>
-              </w:rPr>
-              <w:t>Book</w:t>
-            </w:r>
-            <w:proofErr w:type="spellEnd"/>
           </w:p>
         </w:tc>
         <w:tc>
@@ -22067,29 +20524,7 @@
                 <w:szCs w:val="24"/>
                 <w:lang w:val="en-US"/>
               </w:rPr>
-              <w:t xml:space="preserve">Planet of English. Humanities </w:t>
-            </w:r>
-            <w:proofErr w:type="spellStart"/>
-            <w:r>
-              <w:rPr>
-                <w:rFonts w:eastAsia="Times New Roman" w:cs="Times New Roman"/>
-                <w:color w:val="000000"/>
-                <w:sz w:val="24"/>
-                <w:szCs w:val="24"/>
-                <w:lang w:val="en-US"/>
-              </w:rPr>
-              <w:t>Parctice</w:t>
-            </w:r>
-            <w:proofErr w:type="spellEnd"/>
-            <w:r>
-              <w:rPr>
-                <w:rFonts w:eastAsia="Times New Roman" w:cs="Times New Roman"/>
-                <w:color w:val="000000"/>
-                <w:sz w:val="24"/>
-                <w:szCs w:val="24"/>
-                <w:lang w:val="en-US"/>
-              </w:rPr>
-              <w:t xml:space="preserve"> Book</w:t>
+              <w:t>Planet of English. Humanities Parctice Book</w:t>
             </w:r>
           </w:p>
         </w:tc>
@@ -22393,29 +20828,7 @@
                 <w:szCs w:val="24"/>
                 <w:lang w:val="en-US"/>
               </w:rPr>
-              <w:t xml:space="preserve">Planet of English. Humanities </w:t>
-            </w:r>
-            <w:proofErr w:type="spellStart"/>
-            <w:r>
-              <w:rPr>
-                <w:rFonts w:eastAsia="Times New Roman" w:cs="Times New Roman"/>
-                <w:color w:val="000000"/>
-                <w:sz w:val="24"/>
-                <w:szCs w:val="24"/>
-                <w:lang w:val="en-US"/>
-              </w:rPr>
-              <w:t>Parctice</w:t>
-            </w:r>
-            <w:proofErr w:type="spellEnd"/>
-            <w:r>
-              <w:rPr>
-                <w:rFonts w:eastAsia="Times New Roman" w:cs="Times New Roman"/>
-                <w:color w:val="000000"/>
-                <w:sz w:val="24"/>
-                <w:szCs w:val="24"/>
-                <w:lang w:val="en-US"/>
-              </w:rPr>
-              <w:t xml:space="preserve"> Book</w:t>
+              <w:t>Planet of English. Humanities Parctice Book</w:t>
             </w:r>
           </w:p>
         </w:tc>
@@ -22677,7 +21090,6 @@
                 <w:szCs w:val="24"/>
               </w:rPr>
             </w:pPr>
-            <w:proofErr w:type="spellStart"/>
             <w:r>
               <w:rPr>
                 <w:rFonts w:eastAsia="Times New Roman" w:cs="Times New Roman"/>
@@ -22685,17 +21097,7 @@
                 <w:sz w:val="24"/>
                 <w:szCs w:val="24"/>
               </w:rPr>
-              <w:t>Пшенко</w:t>
-            </w:r>
-            <w:proofErr w:type="spellEnd"/>
-            <w:r>
-              <w:rPr>
-                <w:rFonts w:eastAsia="Times New Roman" w:cs="Times New Roman"/>
-                <w:color w:val="000000"/>
-                <w:sz w:val="24"/>
-                <w:szCs w:val="24"/>
-              </w:rPr>
-              <w:t xml:space="preserve"> А.В., Доронина Л.А.</w:t>
+              <w:t>Пшенко А.В., Доронина Л.А.</w:t>
             </w:r>
           </w:p>
         </w:tc>
@@ -22728,27 +21130,7 @@
                 <w:sz w:val="24"/>
                 <w:szCs w:val="24"/>
               </w:rPr>
-              <w:t xml:space="preserve">Документационное </w:t>
-            </w:r>
-            <w:proofErr w:type="spellStart"/>
-            <w:r>
-              <w:rPr>
-                <w:rFonts w:eastAsia="Times New Roman" w:cs="Times New Roman"/>
-                <w:color w:val="000000"/>
-                <w:sz w:val="24"/>
-                <w:szCs w:val="24"/>
-              </w:rPr>
-              <w:t>обесчечение</w:t>
-            </w:r>
-            <w:proofErr w:type="spellEnd"/>
-            <w:r>
-              <w:rPr>
-                <w:rFonts w:eastAsia="Times New Roman" w:cs="Times New Roman"/>
-                <w:color w:val="000000"/>
-                <w:sz w:val="24"/>
-                <w:szCs w:val="24"/>
-              </w:rPr>
-              <w:t xml:space="preserve"> управления. Практикум</w:t>
+              <w:t>Документационное обесчечение управления. Практикум</w:t>
             </w:r>
           </w:p>
         </w:tc>
@@ -22930,14 +21312,14 @@
           <w:docGrid w:linePitch="360"/>
         </w:sectPr>
       </w:pPr>
-      <w:bookmarkStart w:id="95" w:name="_Toc361138191"/>
-      <w:bookmarkStart w:id="96" w:name="_Toc438214524"/>
+      <w:bookmarkStart w:id="96" w:name="_Toc361138191"/>
+      <w:bookmarkStart w:id="97" w:name="_Toc438214524"/>
     </w:p>
     <w:p>
       <w:pPr>
         <w:pStyle w:val="-1"/>
       </w:pPr>
-      <w:bookmarkStart w:id="97" w:name="_Toc482187160"/>
+      <w:bookmarkStart w:id="98" w:name="_Toc482187160"/>
       <w:r>
         <w:lastRenderedPageBreak/>
         <w:t xml:space="preserve">2. Методические рекомендации по работе с </w:t>
@@ -22960,15 +21342,15 @@
       <w:r>
         <w:t xml:space="preserve"> для создания оформления, соответствующего требованиям</w:t>
       </w:r>
-      <w:bookmarkEnd w:id="95"/>
       <w:bookmarkEnd w:id="96"/>
+      <w:bookmarkEnd w:id="97"/>
       <w:r>
         <w:t xml:space="preserve"> </w:t>
       </w:r>
       <w:r>
         <w:t>(в разработке)</w:t>
       </w:r>
-      <w:bookmarkEnd w:id="97"/>
+      <w:bookmarkEnd w:id="98"/>
     </w:p>
     <w:p/>
     <w:p>
@@ -23155,7 +21537,7 @@
 </file>
 
 <file path=word/endnotes.xml><?xml version="1.0" encoding="utf-8"?>
-<w:endnotes xmlns:wpc="http://schemas.microsoft.com/office/word/2010/wordprocessingCanvas" xmlns:cx="http://schemas.microsoft.com/office/drawing/2014/chartex" xmlns:cx1="http://schemas.microsoft.com/office/drawing/2015/9/8/chartex" xmlns:cx2="http://schemas.microsoft.com/office/drawing/2015/10/21/chartex" xmlns:cx3="http://schemas.microsoft.com/office/drawing/2016/5/9/chartex" xmlns:cx4="http://schemas.microsoft.com/office/drawing/2016/5/10/chartex" xmlns:cx5="http://schemas.microsoft.com/office/drawing/2016/5/11/chartex" xmlns:cx6="http://schemas.microsoft.com/office/drawing/2016/5/12/chartex" xmlns:cx7="http://schemas.microsoft.com/office/drawing/2016/5/13/chartex" xmlns:cx8="http://schemas.microsoft.com/office/drawing/2016/5/14/chartex" xmlns:mc="http://schemas.openxmlformats.org/markup-compatibility/2006" xmlns:aink="http://schemas.microsoft.com/office/drawing/2016/ink" xmlns:am3d="http://schemas.microsoft.com/office/drawing/2017/model3d" xmlns:o="urn:schemas-microsoft-com:office:office" xmlns:r="http://schemas.openxmlformats.org/officeDocument/2006/relationships" xmlns:m="http://schemas.openxmlformats.org/officeDocument/2006/math" xmlns:v="urn:schemas-microsoft-com:vml" xmlns:wp14="http://schemas.microsoft.com/office/word/2010/wordprocessingDrawing" xmlns:wp="http://schemas.openxmlformats.org/drawingml/2006/wordprocessingDrawing" xmlns:w10="urn:schemas-microsoft-com:office:word" xmlns:w="http://schemas.openxmlformats.org/wordprocessingml/2006/main" xmlns:w14="http://schemas.microsoft.com/office/word/2010/wordml" xmlns:w15="http://schemas.microsoft.com/office/word/2012/wordml" xmlns:w16cex="http://schemas.microsoft.com/office/word/2018/wordml/cex" xmlns:w16cid="http://schemas.microsoft.com/office/word/2016/wordml/cid" xmlns:w16="http://schemas.microsoft.com/office/word/2018/wordml" xmlns:w16se="http://schemas.microsoft.com/office/word/2015/wordml/symex" xmlns:wpg="http://schemas.microsoft.com/office/word/2010/wordprocessingGroup" xmlns:wpi="http://schemas.microsoft.com/office/word/2010/wordprocessingInk" xmlns:wne="http://schemas.microsoft.com/office/word/2006/wordml" xmlns:wps="http://schemas.microsoft.com/office/word/2010/wordprocessingShape" mc:Ignorable="w14 w15 w16se w16cid w16 w16cex wp14">
+<w:endnotes xmlns:wpc="http://schemas.microsoft.com/office/word/2010/wordprocessingCanvas" xmlns:cx="http://schemas.microsoft.com/office/drawing/2014/chartex" xmlns:mc="http://schemas.openxmlformats.org/markup-compatibility/2006" xmlns:o="urn:schemas-microsoft-com:office:office" xmlns:r="http://schemas.openxmlformats.org/officeDocument/2006/relationships" xmlns:m="http://schemas.openxmlformats.org/officeDocument/2006/math" xmlns:v="urn:schemas-microsoft-com:vml" xmlns:wp14="http://schemas.microsoft.com/office/word/2010/wordprocessingDrawing" xmlns:wp="http://schemas.openxmlformats.org/drawingml/2006/wordprocessingDrawing" xmlns:w10="urn:schemas-microsoft-com:office:word" xmlns:w="http://schemas.openxmlformats.org/wordprocessingml/2006/main" xmlns:w14="http://schemas.microsoft.com/office/word/2010/wordml" xmlns:w15="http://schemas.microsoft.com/office/word/2012/wordml" xmlns:w16se="http://schemas.microsoft.com/office/word/2015/wordml/symex" xmlns:wpg="http://schemas.microsoft.com/office/word/2010/wordprocessingGroup" xmlns:wpi="http://schemas.microsoft.com/office/word/2010/wordprocessingInk" xmlns:wne="http://schemas.microsoft.com/office/word/2006/wordml" xmlns:wps="http://schemas.microsoft.com/office/word/2010/wordprocessingShape" mc:Ignorable="w14 w15 w16se wp14">
   <w:endnote w:type="separator" w:id="-1">
     <w:p>
       <w:r>
@@ -23174,7 +21556,7 @@
 </file>
 
 <file path=word/footnotes.xml><?xml version="1.0" encoding="utf-8"?>
-<w:footnotes xmlns:wpc="http://schemas.microsoft.com/office/word/2010/wordprocessingCanvas" xmlns:cx="http://schemas.microsoft.com/office/drawing/2014/chartex" xmlns:cx1="http://schemas.microsoft.com/office/drawing/2015/9/8/chartex" xmlns:cx2="http://schemas.microsoft.com/office/drawing/2015/10/21/chartex" xmlns:cx3="http://schemas.microsoft.com/office/drawing/2016/5/9/chartex" xmlns:cx4="http://schemas.microsoft.com/office/drawing/2016/5/10/chartex" xmlns:cx5="http://schemas.microsoft.com/office/drawing/2016/5/11/chartex" xmlns:cx6="http://schemas.microsoft.com/office/drawing/2016/5/12/chartex" xmlns:cx7="http://schemas.microsoft.com/office/drawing/2016/5/13/chartex" xmlns:cx8="http://schemas.microsoft.com/office/drawing/2016/5/14/chartex" xmlns:mc="http://schemas.openxmlformats.org/markup-compatibility/2006" xmlns:aink="http://schemas.microsoft.com/office/drawing/2016/ink" xmlns:am3d="http://schemas.microsoft.com/office/drawing/2017/model3d" xmlns:o="urn:schemas-microsoft-com:office:office" xmlns:r="http://schemas.openxmlformats.org/officeDocument/2006/relationships" xmlns:m="http://schemas.openxmlformats.org/officeDocument/2006/math" xmlns:v="urn:schemas-microsoft-com:vml" xmlns:wp14="http://schemas.microsoft.com/office/word/2010/wordprocessingDrawing" xmlns:wp="http://schemas.openxmlformats.org/drawingml/2006/wordprocessingDrawing" xmlns:w10="urn:schemas-microsoft-com:office:word" xmlns:w="http://schemas.openxmlformats.org/wordprocessingml/2006/main" xmlns:w14="http://schemas.microsoft.com/office/word/2010/wordml" xmlns:w15="http://schemas.microsoft.com/office/word/2012/wordml" xmlns:w16cex="http://schemas.microsoft.com/office/word/2018/wordml/cex" xmlns:w16cid="http://schemas.microsoft.com/office/word/2016/wordml/cid" xmlns:w16="http://schemas.microsoft.com/office/word/2018/wordml" xmlns:w16se="http://schemas.microsoft.com/office/word/2015/wordml/symex" xmlns:wpg="http://schemas.microsoft.com/office/word/2010/wordprocessingGroup" xmlns:wpi="http://schemas.microsoft.com/office/word/2010/wordprocessingInk" xmlns:wne="http://schemas.microsoft.com/office/word/2006/wordml" xmlns:wps="http://schemas.microsoft.com/office/word/2010/wordprocessingShape" mc:Ignorable="w14 w15 w16se w16cid w16 w16cex wp14">
+<w:footnotes xmlns:wpc="http://schemas.microsoft.com/office/word/2010/wordprocessingCanvas" xmlns:cx="http://schemas.microsoft.com/office/drawing/2014/chartex" xmlns:mc="http://schemas.openxmlformats.org/markup-compatibility/2006" xmlns:o="urn:schemas-microsoft-com:office:office" xmlns:r="http://schemas.openxmlformats.org/officeDocument/2006/relationships" xmlns:m="http://schemas.openxmlformats.org/officeDocument/2006/math" xmlns:v="urn:schemas-microsoft-com:vml" xmlns:wp14="http://schemas.microsoft.com/office/word/2010/wordprocessingDrawing" xmlns:wp="http://schemas.openxmlformats.org/drawingml/2006/wordprocessingDrawing" xmlns:w10="urn:schemas-microsoft-com:office:word" xmlns:w="http://schemas.openxmlformats.org/wordprocessingml/2006/main" xmlns:w14="http://schemas.microsoft.com/office/word/2010/wordml" xmlns:w15="http://schemas.microsoft.com/office/word/2012/wordml" xmlns:w16se="http://schemas.microsoft.com/office/word/2015/wordml/symex" xmlns:wpg="http://schemas.microsoft.com/office/word/2010/wordprocessingGroup" xmlns:wpi="http://schemas.microsoft.com/office/word/2010/wordprocessingInk" xmlns:wne="http://schemas.microsoft.com/office/word/2006/wordml" xmlns:wps="http://schemas.microsoft.com/office/word/2010/wordprocessingShape" mc:Ignorable="w14 w15 w16se wp14">
   <w:footnote w:type="separator" w:id="-1">
     <w:p>
       <w:r>
@@ -23585,7 +21967,7 @@
 </file>
 
 <file path=word/header1.xml><?xml version="1.0" encoding="utf-8"?>
-<w:hdr xmlns:wpc="http://schemas.microsoft.com/office/word/2010/wordprocessingCanvas" xmlns:cx="http://schemas.microsoft.com/office/drawing/2014/chartex" xmlns:cx1="http://schemas.microsoft.com/office/drawing/2015/9/8/chartex" xmlns:cx2="http://schemas.microsoft.com/office/drawing/2015/10/21/chartex" xmlns:cx3="http://schemas.microsoft.com/office/drawing/2016/5/9/chartex" xmlns:cx4="http://schemas.microsoft.com/office/drawing/2016/5/10/chartex" xmlns:cx5="http://schemas.microsoft.com/office/drawing/2016/5/11/chartex" xmlns:cx6="http://schemas.microsoft.com/office/drawing/2016/5/12/chartex" xmlns:cx7="http://schemas.microsoft.com/office/drawing/2016/5/13/chartex" xmlns:cx8="http://schemas.microsoft.com/office/drawing/2016/5/14/chartex" xmlns:mc="http://schemas.openxmlformats.org/markup-compatibility/2006" xmlns:aink="http://schemas.microsoft.com/office/drawing/2016/ink" xmlns:am3d="http://schemas.microsoft.com/office/drawing/2017/model3d" xmlns:o="urn:schemas-microsoft-com:office:office" xmlns:r="http://schemas.openxmlformats.org/officeDocument/2006/relationships" xmlns:m="http://schemas.openxmlformats.org/officeDocument/2006/math" xmlns:v="urn:schemas-microsoft-com:vml" xmlns:wp14="http://schemas.microsoft.com/office/word/2010/wordprocessingDrawing" xmlns:wp="http://schemas.openxmlformats.org/drawingml/2006/wordprocessingDrawing" xmlns:w10="urn:schemas-microsoft-com:office:word" xmlns:w="http://schemas.openxmlformats.org/wordprocessingml/2006/main" xmlns:w14="http://schemas.microsoft.com/office/word/2010/wordml" xmlns:w15="http://schemas.microsoft.com/office/word/2012/wordml" xmlns:w16cex="http://schemas.microsoft.com/office/word/2018/wordml/cex" xmlns:w16cid="http://schemas.microsoft.com/office/word/2016/wordml/cid" xmlns:w16="http://schemas.microsoft.com/office/word/2018/wordml" xmlns:w16se="http://schemas.microsoft.com/office/word/2015/wordml/symex" xmlns:wpg="http://schemas.microsoft.com/office/word/2010/wordprocessingGroup" xmlns:wpi="http://schemas.microsoft.com/office/word/2010/wordprocessingInk" xmlns:wne="http://schemas.microsoft.com/office/word/2006/wordml" xmlns:wps="http://schemas.microsoft.com/office/word/2010/wordprocessingShape" mc:Ignorable="w14 w15 w16se w16cid w16 w16cex wp14">
+<w:hdr xmlns:wpc="http://schemas.microsoft.com/office/word/2010/wordprocessingCanvas" xmlns:cx="http://schemas.microsoft.com/office/drawing/2014/chartex" xmlns:mc="http://schemas.openxmlformats.org/markup-compatibility/2006" xmlns:o="urn:schemas-microsoft-com:office:office" xmlns:r="http://schemas.openxmlformats.org/officeDocument/2006/relationships" xmlns:m="http://schemas.openxmlformats.org/officeDocument/2006/math" xmlns:v="urn:schemas-microsoft-com:vml" xmlns:wp14="http://schemas.microsoft.com/office/word/2010/wordprocessingDrawing" xmlns:wp="http://schemas.openxmlformats.org/drawingml/2006/wordprocessingDrawing" xmlns:w10="urn:schemas-microsoft-com:office:word" xmlns:w="http://schemas.openxmlformats.org/wordprocessingml/2006/main" xmlns:w14="http://schemas.microsoft.com/office/word/2010/wordml" xmlns:w15="http://schemas.microsoft.com/office/word/2012/wordml" xmlns:w16se="http://schemas.microsoft.com/office/word/2015/wordml/symex" xmlns:wpg="http://schemas.microsoft.com/office/word/2010/wordprocessingGroup" xmlns:wpi="http://schemas.microsoft.com/office/word/2010/wordprocessingInk" xmlns:wne="http://schemas.microsoft.com/office/word/2006/wordml" xmlns:wps="http://schemas.microsoft.com/office/word/2010/wordprocessingShape" mc:Ignorable="w14 w15 w16se wp14">
   <w:sdt>
     <w:sdtPr>
       <w:id w:val="1993444617"/>
@@ -23612,7 +21994,7 @@
           <w:rPr>
             <w:noProof/>
           </w:rPr>
-          <w:t>27</w:t>
+          <w:t>6</w:t>
         </w:r>
         <w:r>
           <w:fldChar w:fldCharType="end"/>
@@ -23624,7 +22006,7 @@
 </file>
 
 <file path=word/numbering.xml><?xml version="1.0" encoding="utf-8"?>
-<w:numbering xmlns:wpc="http://schemas.microsoft.com/office/word/2010/wordprocessingCanvas" xmlns:cx="http://schemas.microsoft.com/office/drawing/2014/chartex" xmlns:cx1="http://schemas.microsoft.com/office/drawing/2015/9/8/chartex" xmlns:cx2="http://schemas.microsoft.com/office/drawing/2015/10/21/chartex" xmlns:cx3="http://schemas.microsoft.com/office/drawing/2016/5/9/chartex" xmlns:cx4="http://schemas.microsoft.com/office/drawing/2016/5/10/chartex" xmlns:cx5="http://schemas.microsoft.com/office/drawing/2016/5/11/chartex" xmlns:cx6="http://schemas.microsoft.com/office/drawing/2016/5/12/chartex" xmlns:cx7="http://schemas.microsoft.com/office/drawing/2016/5/13/chartex" xmlns:cx8="http://schemas.microsoft.com/office/drawing/2016/5/14/chartex" xmlns:mc="http://schemas.openxmlformats.org/markup-compatibility/2006" xmlns:aink="http://schemas.microsoft.com/office/drawing/2016/ink" xmlns:am3d="http://schemas.microsoft.com/office/drawing/2017/model3d" xmlns:o="urn:schemas-microsoft-com:office:office" xmlns:r="http://schemas.openxmlformats.org/officeDocument/2006/relationships" xmlns:m="http://schemas.openxmlformats.org/officeDocument/2006/math" xmlns:v="urn:schemas-microsoft-com:vml" xmlns:wp14="http://schemas.microsoft.com/office/word/2010/wordprocessingDrawing" xmlns:wp="http://schemas.openxmlformats.org/drawingml/2006/wordprocessingDrawing" xmlns:w10="urn:schemas-microsoft-com:office:word" xmlns:w="http://schemas.openxmlformats.org/wordprocessingml/2006/main" xmlns:w14="http://schemas.microsoft.com/office/word/2010/wordml" xmlns:w15="http://schemas.microsoft.com/office/word/2012/wordml" xmlns:w16cex="http://schemas.microsoft.com/office/word/2018/wordml/cex" xmlns:w16cid="http://schemas.microsoft.com/office/word/2016/wordml/cid" xmlns:w16="http://schemas.microsoft.com/office/word/2018/wordml" xmlns:w16se="http://schemas.microsoft.com/office/word/2015/wordml/symex" xmlns:wpg="http://schemas.microsoft.com/office/word/2010/wordprocessingGroup" xmlns:wpi="http://schemas.microsoft.com/office/word/2010/wordprocessingInk" xmlns:wne="http://schemas.microsoft.com/office/word/2006/wordml" xmlns:wps="http://schemas.microsoft.com/office/word/2010/wordprocessingShape" mc:Ignorable="w14 w15 w16se w16cid w16 w16cex wp14">
+<w:numbering xmlns:wpc="http://schemas.microsoft.com/office/word/2010/wordprocessingCanvas" xmlns:cx="http://schemas.microsoft.com/office/drawing/2014/chartex" xmlns:mc="http://schemas.openxmlformats.org/markup-compatibility/2006" xmlns:o="urn:schemas-microsoft-com:office:office" xmlns:r="http://schemas.openxmlformats.org/officeDocument/2006/relationships" xmlns:m="http://schemas.openxmlformats.org/officeDocument/2006/math" xmlns:v="urn:schemas-microsoft-com:vml" xmlns:wp14="http://schemas.microsoft.com/office/word/2010/wordprocessingDrawing" xmlns:wp="http://schemas.openxmlformats.org/drawingml/2006/wordprocessingDrawing" xmlns:w10="urn:schemas-microsoft-com:office:word" xmlns:w="http://schemas.openxmlformats.org/wordprocessingml/2006/main" xmlns:w14="http://schemas.microsoft.com/office/word/2010/wordml" xmlns:w15="http://schemas.microsoft.com/office/word/2012/wordml" xmlns:w16se="http://schemas.microsoft.com/office/word/2015/wordml/symex" xmlns:wpg="http://schemas.microsoft.com/office/word/2010/wordprocessingGroup" xmlns:wpi="http://schemas.microsoft.com/office/word/2010/wordprocessingInk" xmlns:wne="http://schemas.microsoft.com/office/word/2006/wordml" xmlns:wps="http://schemas.microsoft.com/office/word/2010/wordprocessingShape" mc:Ignorable="w14 w15 w16se wp14">
   <w:abstractNum w:abstractNumId="0" w15:restartNumberingAfterBreak="0">
     <w:nsid w:val="02A11C5C"/>
     <w:multiLevelType w:val="hybridMultilevel"/>
@@ -25149,7 +23531,7 @@
 </file>
 
 <file path=word/styles.xml><?xml version="1.0" encoding="utf-8"?>
-<w:styles xmlns:mc="http://schemas.openxmlformats.org/markup-compatibility/2006" xmlns:r="http://schemas.openxmlformats.org/officeDocument/2006/relationships" xmlns:w="http://schemas.openxmlformats.org/wordprocessingml/2006/main" xmlns:w14="http://schemas.microsoft.com/office/word/2010/wordml" xmlns:w15="http://schemas.microsoft.com/office/word/2012/wordml" xmlns:w16cex="http://schemas.microsoft.com/office/word/2018/wordml/cex" xmlns:w16cid="http://schemas.microsoft.com/office/word/2016/wordml/cid" xmlns:w16="http://schemas.microsoft.com/office/word/2018/wordml" xmlns:w16se="http://schemas.microsoft.com/office/word/2015/wordml/symex" mc:Ignorable="w14 w15 w16se w16cid w16 w16cex">
+<w:styles xmlns:mc="http://schemas.openxmlformats.org/markup-compatibility/2006" xmlns:r="http://schemas.openxmlformats.org/officeDocument/2006/relationships" xmlns:w="http://schemas.openxmlformats.org/wordprocessingml/2006/main" xmlns:w14="http://schemas.microsoft.com/office/word/2010/wordml" xmlns:w15="http://schemas.microsoft.com/office/word/2012/wordml" xmlns:w16se="http://schemas.microsoft.com/office/word/2015/wordml/symex" mc:Ignorable="w14 w15 w16se">
   <w:docDefaults>
     <w:rPrDefault>
       <w:rPr>
@@ -25165,7 +23547,7 @@
       </w:pPr>
     </w:pPrDefault>
   </w:docDefaults>
-  <w:latentStyles w:defLockedState="0" w:defUIPriority="99" w:defSemiHidden="0" w:defUnhideWhenUsed="0" w:defQFormat="0" w:count="376">
+  <w:latentStyles w:defLockedState="0" w:defUIPriority="99" w:defSemiHidden="0" w:defUnhideWhenUsed="0" w:defQFormat="0" w:count="371">
     <w:lsdException w:name="Normal" w:uiPriority="0" w:qFormat="1"/>
     <w:lsdException w:name="heading 1" w:uiPriority="9"/>
     <w:lsdException w:name="heading 2" w:semiHidden="1" w:uiPriority="9" w:unhideWhenUsed="1" w:qFormat="1"/>
@@ -25271,6 +23653,7 @@
     <w:lsdException w:name="HTML Sample" w:semiHidden="1" w:unhideWhenUsed="1"/>
     <w:lsdException w:name="HTML Typewriter" w:semiHidden="1" w:unhideWhenUsed="1"/>
     <w:lsdException w:name="HTML Variable" w:semiHidden="1" w:unhideWhenUsed="1"/>
+    <w:lsdException w:name="Normal Table" w:semiHidden="1" w:unhideWhenUsed="1"/>
     <w:lsdException w:name="annotation subject" w:semiHidden="1" w:unhideWhenUsed="1"/>
     <w:lsdException w:name="No List" w:semiHidden="1" w:unhideWhenUsed="1"/>
     <w:lsdException w:name="Outline List 1" w:semiHidden="1" w:unhideWhenUsed="1"/>
@@ -25317,7 +23700,9 @@
     <w:lsdException w:name="Table Subtle 2" w:semiHidden="1" w:unhideWhenUsed="1"/>
     <w:lsdException w:name="Table Web 1" w:semiHidden="1" w:unhideWhenUsed="1"/>
     <w:lsdException w:name="Table Web 2" w:semiHidden="1" w:unhideWhenUsed="1"/>
+    <w:lsdException w:name="Table Web 3" w:semiHidden="1" w:unhideWhenUsed="1"/>
     <w:lsdException w:name="Balloon Text" w:semiHidden="1" w:unhideWhenUsed="1"/>
+    <w:lsdException w:name="Table Theme" w:semiHidden="1" w:unhideWhenUsed="1"/>
     <w:lsdException w:name="Placeholder Text" w:semiHidden="1"/>
     <w:lsdException w:name="No Spacing" w:uiPriority="1" w:qFormat="1"/>
     <w:lsdException w:name="Light Shading" w:uiPriority="60"/>
@@ -25533,11 +23918,6 @@
     <w:lsdException w:name="List Table 5 Dark Accent 6" w:uiPriority="50"/>
     <w:lsdException w:name="List Table 6 Colorful Accent 6" w:uiPriority="51"/>
     <w:lsdException w:name="List Table 7 Colorful Accent 6" w:uiPriority="52"/>
-    <w:lsdException w:name="Mention" w:semiHidden="1" w:unhideWhenUsed="1"/>
-    <w:lsdException w:name="Smart Hyperlink" w:semiHidden="1" w:unhideWhenUsed="1"/>
-    <w:lsdException w:name="Hashtag" w:semiHidden="1" w:unhideWhenUsed="1"/>
-    <w:lsdException w:name="Unresolved Mention" w:semiHidden="1" w:unhideWhenUsed="1"/>
-    <w:lsdException w:name="Smart Link" w:semiHidden="1" w:unhideWhenUsed="1"/>
   </w:latentStyles>
   <w:style w:type="paragraph" w:default="1" w:styleId="a">
     <w:name w:val="Normal"/>
@@ -26436,7 +24816,7 @@
 </file>
 
 <file path=customXml/itemProps1.xml><?xml version="1.0" encoding="utf-8"?>
-<ds:datastoreItem xmlns:ds="http://schemas.openxmlformats.org/officeDocument/2006/customXml" ds:itemID="{3C8E41AC-D798-4749-AE34-702AAC2445B6}">
+<ds:datastoreItem xmlns:ds="http://schemas.openxmlformats.org/officeDocument/2006/customXml" ds:itemID="{F65BC080-F211-48C3-9160-5D3DEA3687DC}">
   <ds:schemaRefs>
     <ds:schemaRef ds:uri="http://schemas.openxmlformats.org/officeDocument/2006/bibliography"/>
   </ds:schemaRefs>
